--- a/PBL_Smart_Crop_Advisory_System_Updated.docx
+++ b/PBL_Smart_Crop_Advisory_System_Updated.docx
@@ -18,14 +18,6 @@
         </w:rPr>
       </w:pPr>
       <w:r>
-        <w:rPr>
-          <w:rFonts w:ascii="Times New Roman" w:hAnsi="Times New Roman" w:cs="Times New Roman"/>
-          <w:b/>
-          <w:bCs/>
-          <w:color w:val="000000" w:themeColor="text1"/>
-          <w:sz w:val="36"/>
-          <w:szCs w:val="36"/>
-        </w:rPr>
         <w:t>&lt;TITLE OF THE PBL&gt;</w:t>
       </w:r>
     </w:p>
@@ -55,52 +47,7 @@
         </w:rPr>
       </w:pPr>
       <w:r>
-        <w:rPr>
-          <w:rFonts w:cs="Times New Roman"/>
-          <w:b/>
-          <w:bCs/>
-          <w:color w:val="000000" w:themeColor="text1"/>
-        </w:rPr>
-        <w:t>A</w:t>
-      </w:r>
-      <w:r>
-        <w:rPr>
-          <w:rFonts w:cs="Times New Roman"/>
-          <w:b/>
-          <w:bCs/>
-          <w:color w:val="000000" w:themeColor="text1"/>
-          <w:spacing w:val="-2"/>
-        </w:rPr>
-        <w:t xml:space="preserve"> </w:t>
-      </w:r>
-      <w:r>
-        <w:rPr>
-          <w:rFonts w:cs="Times New Roman"/>
-          <w:b/>
-          <w:bCs/>
-          <w:color w:val="000000" w:themeColor="text1"/>
-        </w:rPr>
-        <w:t>PROJECT BASED LEARNING</w:t>
-      </w:r>
-      <w:r>
-        <w:rPr>
-          <w:rFonts w:cs="Times New Roman"/>
-          <w:b/>
-          <w:bCs/>
-          <w:color w:val="000000" w:themeColor="text1"/>
-          <w:spacing w:val="-1"/>
-        </w:rPr>
-        <w:t xml:space="preserve"> </w:t>
-      </w:r>
-      <w:r>
-        <w:rPr>
-          <w:rFonts w:cs="Times New Roman"/>
-          <w:b/>
-          <w:bCs/>
-          <w:color w:val="000000" w:themeColor="text1"/>
-          <w:spacing w:val="-2"/>
-        </w:rPr>
-        <w:t>REPORT</w:t>
+        <w:t>A PROJECT BASED LEARNING REPORT</w:t>
       </w:r>
     </w:p>
     <w:p>
@@ -129,12 +76,6 @@
         </w:rPr>
       </w:pPr>
       <w:r>
-        <w:rPr>
-          <w:b/>
-          <w:i/>
-          <w:color w:val="000000" w:themeColor="text1"/>
-          <w:sz w:val="28"/>
-        </w:rPr>
         <w:t xml:space="preserve">Submitted by </w:t>
       </w:r>
     </w:p>
@@ -150,11 +91,6 @@
         </w:rPr>
       </w:pPr>
       <w:r>
-        <w:rPr>
-          <w:b/>
-          <w:color w:val="000000" w:themeColor="text1"/>
-          <w:sz w:val="31"/>
-        </w:rPr>
         <w:t xml:space="preserve">STUDENT 1 NAME </w:t>
       </w:r>
     </w:p>
@@ -170,12 +106,6 @@
         </w:rPr>
       </w:pPr>
       <w:r>
-        <w:rPr>
-          <w:b/>
-          <w:color w:val="000000" w:themeColor="text1"/>
-          <w:spacing w:val="-2"/>
-          <w:sz w:val="31"/>
-        </w:rPr>
         <w:t>STUDENT 2 NAME</w:t>
       </w:r>
     </w:p>
@@ -192,12 +122,6 @@
         </w:rPr>
       </w:pPr>
       <w:r>
-        <w:rPr>
-          <w:b/>
-          <w:i/>
-          <w:color w:val="000000" w:themeColor="text1"/>
-          <w:sz w:val="28"/>
-        </w:rPr>
         <w:t xml:space="preserve">Submitted in partial fulfilment of the requirements </w:t>
       </w:r>
     </w:p>
@@ -214,15 +138,9 @@
         </w:rPr>
       </w:pPr>
       <w:r>
-        <w:rPr>
-          <w:b/>
-          <w:i/>
-          <w:color w:val="000000" w:themeColor="text1"/>
-          <w:sz w:val="28"/>
-        </w:rPr>
         <w:t xml:space="preserve">for the </w:t>
         <w:br/>
-        <w:t xml:space="preserve">Project Based Learning component of Machine Learning</w:t>
+        <w:t>Project Based Learning component of Machine Learning</w:t>
       </w:r>
     </w:p>
     <w:p>
@@ -239,52 +157,7 @@
         </w:rPr>
       </w:pPr>
       <w:r>
-        <w:rPr>
-          <w:rFonts w:ascii="Times New Roman" w:hAnsi="Times New Roman" w:cs="Times New Roman"/>
-          <w:b/>
-          <w:bCs/>
-          <w:color w:val="000000" w:themeColor="text1"/>
-        </w:rPr>
-        <w:t>BACHELOR</w:t>
-      </w:r>
-      <w:r>
-        <w:rPr>
-          <w:rFonts w:ascii="Times New Roman" w:hAnsi="Times New Roman" w:cs="Times New Roman"/>
-          <w:b/>
-          <w:bCs/>
-          <w:color w:val="000000" w:themeColor="text1"/>
-          <w:spacing w:val="36"/>
-        </w:rPr>
-        <w:t xml:space="preserve"> </w:t>
-      </w:r>
-      <w:r>
-        <w:rPr>
-          <w:rFonts w:ascii="Times New Roman" w:hAnsi="Times New Roman" w:cs="Times New Roman"/>
-          <w:b/>
-          <w:bCs/>
-          <w:color w:val="000000" w:themeColor="text1"/>
-        </w:rPr>
-        <w:t>OF</w:t>
-      </w:r>
-      <w:r>
-        <w:rPr>
-          <w:rFonts w:ascii="Times New Roman" w:hAnsi="Times New Roman" w:cs="Times New Roman"/>
-          <w:b/>
-          <w:bCs/>
-          <w:color w:val="000000" w:themeColor="text1"/>
-          <w:spacing w:val="27"/>
-        </w:rPr>
-        <w:t xml:space="preserve"> </w:t>
-      </w:r>
-      <w:r>
-        <w:rPr>
-          <w:rFonts w:ascii="Times New Roman" w:hAnsi="Times New Roman" w:cs="Times New Roman"/>
-          <w:b/>
-          <w:bCs/>
-          <w:color w:val="000000" w:themeColor="text1"/>
-          <w:spacing w:val="-2"/>
-        </w:rPr>
-        <w:t>ENGINEERING</w:t>
+        <w:t>BACHELOR OF ENGINEERING</w:t>
       </w:r>
     </w:p>
     <w:p>
@@ -312,14 +185,6 @@
         </w:rPr>
       </w:pPr>
       <w:r>
-        <w:rPr>
-          <w:b/>
-          <w:i/>
-          <w:color w:val="000000" w:themeColor="text1"/>
-          <w:spacing w:val="-5"/>
-          <w:w w:val="105"/>
-          <w:sz w:val="23"/>
-        </w:rPr>
         <w:t>in</w:t>
       </w:r>
     </w:p>
@@ -347,11 +212,6 @@
         </w:rPr>
       </w:pPr>
       <w:r>
-        <w:rPr>
-          <w:b/>
-          <w:color w:val="000000" w:themeColor="text1"/>
-          <w:sz w:val="28"/>
-        </w:rPr>
         <w:t>ARTIFICIAL INTELLIGENCE AND MACHINE LEARNING</w:t>
       </w:r>
     </w:p>
@@ -460,30 +320,7 @@
         </w:rPr>
       </w:pPr>
       <w:r>
-        <w:rPr>
-          <w:b/>
-          <w:color w:val="000000" w:themeColor="text1"/>
-          <w:sz w:val="28"/>
-        </w:rPr>
-        <w:t>CHENNAI INSTITUTE OF TECHNOLOGY,</w:t>
-      </w:r>
-      <w:r>
-        <w:rPr>
-          <w:b/>
-          <w:color w:val="000000" w:themeColor="text1"/>
-          <w:spacing w:val="-12"/>
-          <w:sz w:val="28"/>
-        </w:rPr>
-        <w:t xml:space="preserve"> </w:t>
-      </w:r>
-      <w:r>
-        <w:rPr>
-          <w:b/>
-          <w:color w:val="000000" w:themeColor="text1"/>
-          <w:spacing w:val="-2"/>
-          <w:sz w:val="28"/>
-        </w:rPr>
-        <w:t>CHENNAI</w:t>
+        <w:t>CHENNAI INSTITUTE OF TECHNOLOGY, CHENNAI</w:t>
       </w:r>
     </w:p>
     <w:p>
@@ -564,72 +401,21 @@
         </w:rPr>
       </w:pPr>
       <w:r>
+        <w:t>Affiliated to Anna University, Chennai</w:t>
+      </w:r>
+    </w:p>
+    <w:p>
+      <w:pPr>
+        <w:pStyle w:val="Heading2"/>
+        <w:jc w:val="center"/>
         <w:rPr>
           <w:rFonts w:ascii="Times New Roman" w:hAnsi="Times New Roman" w:cs="Times New Roman"/>
           <w:b/>
           <w:bCs/>
           <w:color w:val="000000" w:themeColor="text1"/>
         </w:rPr>
-        <w:t xml:space="preserve">Affiliated to Anna</w:t>
-      </w:r>
-      <w:r>
-        <w:rPr>
-          <w:rFonts w:ascii="Times New Roman" w:hAnsi="Times New Roman" w:cs="Times New Roman"/>
-          <w:b/>
-          <w:bCs/>
-          <w:color w:val="000000" w:themeColor="text1"/>
-          <w:spacing w:val="34"/>
-        </w:rPr>
-        <w:t xml:space="preserve"> </w:t>
-      </w:r>
-      <w:r>
-        <w:rPr>
-          <w:rFonts w:ascii="Times New Roman" w:hAnsi="Times New Roman" w:cs="Times New Roman"/>
-          <w:b/>
-          <w:bCs/>
-          <w:color w:val="000000" w:themeColor="text1"/>
-        </w:rPr>
-        <w:t>University,</w:t>
-      </w:r>
-      <w:r>
-        <w:rPr>
-          <w:rFonts w:ascii="Times New Roman" w:hAnsi="Times New Roman" w:cs="Times New Roman"/>
-          <w:b/>
-          <w:bCs/>
-          <w:color w:val="000000" w:themeColor="text1"/>
-          <w:spacing w:val="36"/>
-        </w:rPr>
-        <w:t xml:space="preserve"> </w:t>
-      </w:r>
-      <w:r>
-        <w:rPr>
-          <w:rFonts w:ascii="Times New Roman" w:hAnsi="Times New Roman" w:cs="Times New Roman"/>
-          <w:b/>
-          <w:bCs/>
-          <w:color w:val="000000" w:themeColor="text1"/>
-        </w:rPr>
-        <w:t>Chennai</w:t>
-      </w:r>
-    </w:p>
-    <w:p>
-      <w:pPr>
-        <w:pStyle w:val="Heading2"/>
-        <w:jc w:val="center"/>
-        <w:rPr>
-          <w:rFonts w:ascii="Times New Roman" w:hAnsi="Times New Roman" w:cs="Times New Roman"/>
-          <w:b/>
-          <w:bCs/>
-          <w:color w:val="000000" w:themeColor="text1"/>
-        </w:rPr>
-      </w:pPr>
-      <w:r>
-        <w:rPr>
-          <w:rFonts w:ascii="Times New Roman" w:hAnsi="Times New Roman" w:cs="Times New Roman"/>
-          <w:b/>
-          <w:color w:val="000000" w:themeColor="text1"/>
-          <w:sz w:val="24"/>
-          <w:szCs w:val="20"/>
-        </w:rPr>
+      </w:pPr>
+      <w:r>
         <w:t>(Autonomous)</w:t>
       </w:r>
     </w:p>
@@ -648,24 +434,7 @@
         </w:sectPr>
       </w:pPr>
       <w:r>
-        <w:rPr>
-          <w:color w:val="000000" w:themeColor="text1"/>
-        </w:rPr>
-        <w:t>OCTOBER</w:t>
-      </w:r>
-      <w:r>
-        <w:rPr>
-          <w:color w:val="000000" w:themeColor="text1"/>
-          <w:spacing w:val="-3"/>
-        </w:rPr>
-        <w:t xml:space="preserve"> </w:t>
-      </w:r>
-      <w:r>
-        <w:rPr>
-          <w:color w:val="000000" w:themeColor="text1"/>
-          <w:spacing w:val="-4"/>
-        </w:rPr>
-        <w:t>2026</w:t>
+        <w:t>OCTOBER 2026</w:t>
       </w:r>
     </w:p>
     <w:p>
@@ -714,12 +483,6 @@
         </w:rPr>
       </w:pPr>
       <w:r>
-        <w:rPr>
-          <w:rFonts w:ascii="Times New Roman" w:hAnsi="Times New Roman" w:cs="Times New Roman"/>
-          <w:b/>
-          <w:bCs/>
-          <w:color w:val="000000" w:themeColor="text1"/>
-        </w:rPr>
         <w:t>Vision of the Institute:</w:t>
       </w:r>
     </w:p>
@@ -1325,12 +1088,6 @@
         </w:rPr>
       </w:pPr>
       <w:r>
-        <w:rPr>
-          <w:rFonts w:ascii="Times New Roman" w:hAnsi="Times New Roman" w:cs="Times New Roman"/>
-          <w:b/>
-          <w:bCs/>
-          <w:color w:val="000000" w:themeColor="text1"/>
-        </w:rPr>
         <w:t>Mission of the Institute:</w:t>
       </w:r>
     </w:p>
@@ -4307,21 +4064,65 @@
         </w:rPr>
       </w:pPr>
       <w:r>
+        <w:t>DEPARTMENT OF ARTIFICIAL INTELLIGENCE AND MACHINE LEARNING</w:t>
+      </w:r>
+    </w:p>
+    <w:p/>
+    <w:p>
+      <w:pPr>
+        <w:pStyle w:val="Heading2"/>
+        <w:ind w:right="115"/>
         <w:rPr>
           <w:rFonts w:ascii="Times New Roman" w:hAnsi="Times New Roman" w:cs="Times New Roman"/>
           <w:b/>
           <w:bCs/>
           <w:color w:val="000000" w:themeColor="text1"/>
         </w:rPr>
-        <w:lastRenderedPageBreak/>
-        <w:t xml:space="preserve">DEPARTMENT OF ARTIFICIAL INTELLIGENCE AND MACHINE LEARNING</w:t>
-      </w:r>
+      </w:pPr>
+      <w:r>
+        <w:t>Vision of the Department:</w:t>
+      </w:r>
+    </w:p>
+    <w:p>
+      <w:pPr>
+        <w:pStyle w:val="BodyText"/>
+        <w:spacing w:before="211"/>
+        <w:rPr>
+          <w:b/>
+          <w:sz w:val="20"/>
+        </w:rPr>
+      </w:pPr>
     </w:p>
     <w:p/>
+    <w:p>
+      <w:pPr>
+        <w:rPr>
+          <w:rFonts w:eastAsiaTheme="majorEastAsia"/>
+          <w:b/>
+          <w:bCs/>
+          <w:color w:val="000000" w:themeColor="text1"/>
+          <w:sz w:val="32"/>
+          <w:szCs w:val="40"/>
+        </w:rPr>
+      </w:pPr>
+      <w:r>
+        <w:t>Mission of the Department:</w:t>
+      </w:r>
+    </w:p>
+    <w:p>
+      <w:pPr>
+        <w:pStyle w:val="BodyText"/>
+        <w:rPr>
+          <w:b/>
+          <w:sz w:val="20"/>
+        </w:rPr>
+      </w:pPr>
+    </w:p>
     <w:p>
       <w:pPr>
         <w:pStyle w:val="Heading2"/>
         <w:ind w:right="115"/>
+        <w:jc w:val="center"/>
         <w:rPr>
           <w:rFonts w:ascii="Times New Roman" w:hAnsi="Times New Roman" w:cs="Times New Roman"/>
           <w:b/>
@@ -4330,2216 +4131,7 @@
         </w:rPr>
       </w:pPr>
       <w:r>
-        <w:rPr>
-          <w:b/>
-          <w:noProof/>
-          <w:sz w:val="20"/>
-        </w:rPr>
-        <mc:AlternateContent>
-          <mc:Choice Requires="wpg">
-            <w:drawing>
-              <wp:anchor distT="0" distB="0" distL="0" distR="0" simplePos="0" relativeHeight="251663360" behindDoc="1" locked="0" layoutInCell="1" allowOverlap="1" wp14:anchorId="701709A2" wp14:editId="725ABB78">
-                <wp:simplePos x="0" y="0"/>
-                <wp:positionH relativeFrom="margin">
-                  <wp:posOffset>22860</wp:posOffset>
-                </wp:positionH>
-                <wp:positionV relativeFrom="paragraph">
-                  <wp:posOffset>370840</wp:posOffset>
-                </wp:positionV>
-                <wp:extent cx="5909945" cy="1689100"/>
-                <wp:effectExtent l="0" t="0" r="0" b="6350"/>
-                <wp:wrapTopAndBottom/>
-                <wp:docPr id="1169978753" name="Group 1169978753"/>
-                <wp:cNvGraphicFramePr>
-                  <a:graphicFrameLocks xmlns:a="http://schemas.openxmlformats.org/drawingml/2006/main"/>
-                </wp:cNvGraphicFramePr>
-                <a:graphic xmlns:a="http://schemas.openxmlformats.org/drawingml/2006/main">
-                  <a:graphicData uri="http://schemas.microsoft.com/office/word/2010/wordprocessingGroup">
-                    <wpg:wgp>
-                      <wpg:cNvGrpSpPr>
-                        <a:grpSpLocks/>
-                      </wpg:cNvGrpSpPr>
-                      <wpg:grpSpPr>
-                        <a:xfrm>
-                          <a:off x="0" y="0"/>
-                          <a:ext cx="5909945" cy="1689100"/>
-                          <a:chOff x="-91167" y="-39988"/>
-                          <a:chExt cx="6237332" cy="1129648"/>
-                        </a:xfrm>
-                      </wpg:grpSpPr>
-                      <wps:wsp>
-                        <wps:cNvPr id="1595450617" name="Graphic 5"/>
-                        <wps:cNvSpPr/>
-                        <wps:spPr>
-                          <a:xfrm>
-                            <a:off x="0" y="0"/>
-                            <a:ext cx="6146165" cy="1089660"/>
-                          </a:xfrm>
-                          <a:custGeom>
-                            <a:avLst/>
-                            <a:gdLst/>
-                            <a:ahLst/>
-                            <a:cxnLst/>
-                            <a:rect l="l" t="t" r="r" b="b"/>
-                            <a:pathLst>
-                              <a:path w="6146165" h="1089660">
-                                <a:moveTo>
-                                  <a:pt x="6095365" y="200660"/>
-                                </a:moveTo>
-                                <a:lnTo>
-                                  <a:pt x="6089015" y="158750"/>
-                                </a:lnTo>
-                                <a:lnTo>
-                                  <a:pt x="6082665" y="144780"/>
-                                </a:lnTo>
-                                <a:lnTo>
-                                  <a:pt x="6082665" y="200660"/>
-                                </a:lnTo>
-                                <a:lnTo>
-                                  <a:pt x="6082665" y="889000"/>
-                                </a:lnTo>
-                                <a:lnTo>
-                                  <a:pt x="6082030" y="899160"/>
-                                </a:lnTo>
-                                <a:lnTo>
-                                  <a:pt x="6082030" y="902970"/>
-                                </a:lnTo>
-                                <a:lnTo>
-                                  <a:pt x="6071235" y="943610"/>
-                                </a:lnTo>
-                                <a:lnTo>
-                                  <a:pt x="6049645" y="977900"/>
-                                </a:lnTo>
-                                <a:lnTo>
-                                  <a:pt x="6019800" y="1004570"/>
-                                </a:lnTo>
-                                <a:lnTo>
-                                  <a:pt x="5982970" y="1022350"/>
-                                </a:lnTo>
-                                <a:lnTo>
-                                  <a:pt x="5941987" y="1028674"/>
-                                </a:lnTo>
-                                <a:lnTo>
-                                  <a:pt x="187312" y="1026160"/>
-                                </a:lnTo>
-                                <a:lnTo>
-                                  <a:pt x="147320" y="1016000"/>
-                                </a:lnTo>
-                                <a:lnTo>
-                                  <a:pt x="113017" y="994410"/>
-                                </a:lnTo>
-                                <a:lnTo>
-                                  <a:pt x="86347" y="965200"/>
-                                </a:lnTo>
-                                <a:lnTo>
-                                  <a:pt x="69202" y="927100"/>
-                                </a:lnTo>
-                                <a:lnTo>
-                                  <a:pt x="63487" y="886460"/>
-                                </a:lnTo>
-                                <a:lnTo>
-                                  <a:pt x="63487" y="200660"/>
-                                </a:lnTo>
-                                <a:lnTo>
-                                  <a:pt x="70472" y="158750"/>
-                                </a:lnTo>
-                                <a:lnTo>
-                                  <a:pt x="88252" y="121920"/>
-                                </a:lnTo>
-                                <a:lnTo>
-                                  <a:pt x="115557" y="92710"/>
-                                </a:lnTo>
-                                <a:lnTo>
-                                  <a:pt x="150495" y="72390"/>
-                                </a:lnTo>
-                                <a:lnTo>
-                                  <a:pt x="163195" y="69850"/>
-                                </a:lnTo>
-                                <a:lnTo>
-                                  <a:pt x="176530" y="64770"/>
-                                </a:lnTo>
-                                <a:lnTo>
-                                  <a:pt x="190500" y="63500"/>
-                                </a:lnTo>
-                                <a:lnTo>
-                                  <a:pt x="5958840" y="63500"/>
-                                </a:lnTo>
-                                <a:lnTo>
-                                  <a:pt x="6022340" y="86360"/>
-                                </a:lnTo>
-                                <a:lnTo>
-                                  <a:pt x="6051550" y="114300"/>
-                                </a:lnTo>
-                                <a:lnTo>
-                                  <a:pt x="6072505" y="148590"/>
-                                </a:lnTo>
-                                <a:lnTo>
-                                  <a:pt x="6082030" y="190500"/>
-                                </a:lnTo>
-                                <a:lnTo>
-                                  <a:pt x="6082665" y="200660"/>
-                                </a:lnTo>
-                                <a:lnTo>
-                                  <a:pt x="6082665" y="144780"/>
-                                </a:lnTo>
-                                <a:lnTo>
-                                  <a:pt x="6040755" y="85090"/>
-                                </a:lnTo>
-                                <a:lnTo>
-                                  <a:pt x="6003290" y="63500"/>
-                                </a:lnTo>
-                                <a:lnTo>
-                                  <a:pt x="5959475" y="50800"/>
-                                </a:lnTo>
-                                <a:lnTo>
-                                  <a:pt x="203835" y="50800"/>
-                                </a:lnTo>
-                                <a:lnTo>
-                                  <a:pt x="173355" y="52070"/>
-                                </a:lnTo>
-                                <a:lnTo>
-                                  <a:pt x="158750" y="57150"/>
-                                </a:lnTo>
-                                <a:lnTo>
-                                  <a:pt x="144780" y="60960"/>
-                                </a:lnTo>
-                                <a:lnTo>
-                                  <a:pt x="131445" y="67310"/>
-                                </a:lnTo>
-                                <a:lnTo>
-                                  <a:pt x="118732" y="76200"/>
-                                </a:lnTo>
-                                <a:lnTo>
-                                  <a:pt x="106667" y="83820"/>
-                                </a:lnTo>
-                                <a:lnTo>
-                                  <a:pt x="95872" y="95250"/>
-                                </a:lnTo>
-                                <a:lnTo>
-                                  <a:pt x="86347" y="104140"/>
-                                </a:lnTo>
-                                <a:lnTo>
-                                  <a:pt x="77457" y="115570"/>
-                                </a:lnTo>
-                                <a:lnTo>
-                                  <a:pt x="57772" y="154940"/>
-                                </a:lnTo>
-                                <a:lnTo>
-                                  <a:pt x="50800" y="200660"/>
-                                </a:lnTo>
-                                <a:lnTo>
-                                  <a:pt x="50800" y="889000"/>
-                                </a:lnTo>
-                                <a:lnTo>
-                                  <a:pt x="57150" y="933450"/>
-                                </a:lnTo>
-                                <a:lnTo>
-                                  <a:pt x="76187" y="971550"/>
-                                </a:lnTo>
-                                <a:lnTo>
-                                  <a:pt x="105397" y="1004570"/>
-                                </a:lnTo>
-                                <a:lnTo>
-                                  <a:pt x="142875" y="1028700"/>
-                                </a:lnTo>
-                                <a:lnTo>
-                                  <a:pt x="186690" y="1038860"/>
-                                </a:lnTo>
-                                <a:lnTo>
-                                  <a:pt x="5942330" y="1041400"/>
-                                </a:lnTo>
-                                <a:lnTo>
-                                  <a:pt x="5972810" y="1036320"/>
-                                </a:lnTo>
-                                <a:lnTo>
-                                  <a:pt x="6001385" y="1028700"/>
-                                </a:lnTo>
-                                <a:lnTo>
-                                  <a:pt x="6003925" y="1028700"/>
-                                </a:lnTo>
-                                <a:lnTo>
-                                  <a:pt x="6014720" y="1022350"/>
-                                </a:lnTo>
-                                <a:lnTo>
-                                  <a:pt x="6027420" y="1013460"/>
-                                </a:lnTo>
-                                <a:lnTo>
-                                  <a:pt x="6039485" y="1005840"/>
-                                </a:lnTo>
-                                <a:lnTo>
-                                  <a:pt x="6050280" y="996950"/>
-                                </a:lnTo>
-                                <a:lnTo>
-                                  <a:pt x="6059805" y="984250"/>
-                                </a:lnTo>
-                                <a:lnTo>
-                                  <a:pt x="6068695" y="972820"/>
-                                </a:lnTo>
-                                <a:lnTo>
-                                  <a:pt x="6088380" y="933450"/>
-                                </a:lnTo>
-                                <a:lnTo>
-                                  <a:pt x="6095365" y="889000"/>
-                                </a:lnTo>
-                                <a:lnTo>
-                                  <a:pt x="6095365" y="200660"/>
-                                </a:lnTo>
-                                <a:close/>
-                              </a:path>
-                              <a:path w="6146165" h="1089660">
-                                <a:moveTo>
-                                  <a:pt x="6146165" y="200660"/>
-                                </a:moveTo>
-                                <a:lnTo>
-                                  <a:pt x="6141720" y="160020"/>
-                                </a:lnTo>
-                                <a:lnTo>
-                                  <a:pt x="6129655" y="121920"/>
-                                </a:lnTo>
-                                <a:lnTo>
-                                  <a:pt x="6110605" y="86360"/>
-                                </a:lnTo>
-                                <a:lnTo>
-                                  <a:pt x="6108065" y="83312"/>
-                                </a:lnTo>
-                                <a:lnTo>
-                                  <a:pt x="6108065" y="200660"/>
-                                </a:lnTo>
-                                <a:lnTo>
-                                  <a:pt x="6108065" y="889000"/>
-                                </a:lnTo>
-                                <a:lnTo>
-                                  <a:pt x="6107430" y="899160"/>
-                                </a:lnTo>
-                                <a:lnTo>
-                                  <a:pt x="6107430" y="904240"/>
-                                </a:lnTo>
-                                <a:lnTo>
-                                  <a:pt x="6095365" y="952500"/>
-                                </a:lnTo>
-                                <a:lnTo>
-                                  <a:pt x="6069965" y="991870"/>
-                                </a:lnTo>
-                                <a:lnTo>
-                                  <a:pt x="6035040" y="1023620"/>
-                                </a:lnTo>
-                                <a:lnTo>
-                                  <a:pt x="5991860" y="1045210"/>
-                                </a:lnTo>
-                                <a:lnTo>
-                                  <a:pt x="5943600" y="1053934"/>
-                                </a:lnTo>
-                                <a:lnTo>
-                                  <a:pt x="186029" y="1051560"/>
-                                </a:lnTo>
-                                <a:lnTo>
-                                  <a:pt x="138430" y="1038860"/>
-                                </a:lnTo>
-                                <a:lnTo>
-                                  <a:pt x="110477" y="1023620"/>
-                                </a:lnTo>
-                                <a:lnTo>
-                                  <a:pt x="97777" y="1016000"/>
-                                </a:lnTo>
-                                <a:lnTo>
-                                  <a:pt x="86347" y="1003300"/>
-                                </a:lnTo>
-                                <a:lnTo>
-                                  <a:pt x="75552" y="991870"/>
-                                </a:lnTo>
-                                <a:lnTo>
-                                  <a:pt x="66027" y="979170"/>
-                                </a:lnTo>
-                                <a:lnTo>
-                                  <a:pt x="45720" y="935990"/>
-                                </a:lnTo>
-                                <a:lnTo>
-                                  <a:pt x="38087" y="889000"/>
-                                </a:lnTo>
-                                <a:lnTo>
-                                  <a:pt x="38087" y="200660"/>
-                                </a:lnTo>
-                                <a:lnTo>
-                                  <a:pt x="51435" y="137160"/>
-                                </a:lnTo>
-                                <a:lnTo>
-                                  <a:pt x="76187" y="96520"/>
-                                </a:lnTo>
-                                <a:lnTo>
-                                  <a:pt x="111112" y="64770"/>
-                                </a:lnTo>
-                                <a:lnTo>
-                                  <a:pt x="154305" y="44450"/>
-                                </a:lnTo>
-                                <a:lnTo>
-                                  <a:pt x="186690" y="38100"/>
-                                </a:lnTo>
-                                <a:lnTo>
-                                  <a:pt x="5960110" y="38100"/>
-                                </a:lnTo>
-                                <a:lnTo>
-                                  <a:pt x="6022340" y="57150"/>
-                                </a:lnTo>
-                                <a:lnTo>
-                                  <a:pt x="6059805" y="85090"/>
-                                </a:lnTo>
-                                <a:lnTo>
-                                  <a:pt x="6088380" y="123190"/>
-                                </a:lnTo>
-                                <a:lnTo>
-                                  <a:pt x="6104890" y="168910"/>
-                                </a:lnTo>
-                                <a:lnTo>
-                                  <a:pt x="6108065" y="200660"/>
-                                </a:lnTo>
-                                <a:lnTo>
-                                  <a:pt x="6108065" y="83312"/>
-                                </a:lnTo>
-                                <a:lnTo>
-                                  <a:pt x="6085840" y="57150"/>
-                                </a:lnTo>
-                                <a:lnTo>
-                                  <a:pt x="6071235" y="44450"/>
-                                </a:lnTo>
-                                <a:lnTo>
-                                  <a:pt x="6060440" y="38100"/>
-                                </a:lnTo>
-                                <a:lnTo>
-                                  <a:pt x="6055360" y="33020"/>
-                                </a:lnTo>
-                                <a:lnTo>
-                                  <a:pt x="6020435" y="13970"/>
-                                </a:lnTo>
-                                <a:lnTo>
-                                  <a:pt x="5982335" y="2540"/>
-                                </a:lnTo>
-                                <a:lnTo>
-                                  <a:pt x="5962015" y="0"/>
-                                </a:lnTo>
-                                <a:lnTo>
-                                  <a:pt x="180975" y="0"/>
-                                </a:lnTo>
-                                <a:lnTo>
-                                  <a:pt x="160655" y="2540"/>
-                                </a:lnTo>
-                                <a:lnTo>
-                                  <a:pt x="122542" y="15240"/>
-                                </a:lnTo>
-                                <a:lnTo>
-                                  <a:pt x="105397" y="25400"/>
-                                </a:lnTo>
-                                <a:lnTo>
-                                  <a:pt x="88252" y="34290"/>
-                                </a:lnTo>
-                                <a:lnTo>
-                                  <a:pt x="58407" y="59690"/>
-                                </a:lnTo>
-                                <a:lnTo>
-                                  <a:pt x="33655" y="90170"/>
-                                </a:lnTo>
-                                <a:lnTo>
-                                  <a:pt x="15227" y="124460"/>
-                                </a:lnTo>
-                                <a:lnTo>
-                                  <a:pt x="3797" y="162560"/>
-                                </a:lnTo>
-                                <a:lnTo>
-                                  <a:pt x="0" y="200660"/>
-                                </a:lnTo>
-                                <a:lnTo>
-                                  <a:pt x="0" y="889000"/>
-                                </a:lnTo>
-                                <a:lnTo>
-                                  <a:pt x="9512" y="948690"/>
-                                </a:lnTo>
-                                <a:lnTo>
-                                  <a:pt x="25387" y="985520"/>
-                                </a:lnTo>
-                                <a:lnTo>
-                                  <a:pt x="47612" y="1017270"/>
-                                </a:lnTo>
-                                <a:lnTo>
-                                  <a:pt x="74917" y="1045210"/>
-                                </a:lnTo>
-                                <a:lnTo>
-                                  <a:pt x="107950" y="1066800"/>
-                                </a:lnTo>
-                                <a:lnTo>
-                                  <a:pt x="144145" y="1082040"/>
-                                </a:lnTo>
-                                <a:lnTo>
-                                  <a:pt x="184150" y="1089660"/>
-                                </a:lnTo>
-                                <a:lnTo>
-                                  <a:pt x="5965825" y="1089660"/>
-                                </a:lnTo>
-                                <a:lnTo>
-                                  <a:pt x="6005195" y="1080770"/>
-                                </a:lnTo>
-                                <a:lnTo>
-                                  <a:pt x="6041390" y="1066800"/>
-                                </a:lnTo>
-                                <a:lnTo>
-                                  <a:pt x="6057900" y="1055370"/>
-                                </a:lnTo>
-                                <a:lnTo>
-                                  <a:pt x="6060973" y="1053973"/>
-                                </a:lnTo>
-                                <a:lnTo>
-                                  <a:pt x="6061202" y="1053973"/>
-                                </a:lnTo>
-                                <a:lnTo>
-                                  <a:pt x="6100445" y="1016000"/>
-                                </a:lnTo>
-                                <a:lnTo>
-                                  <a:pt x="6122670" y="984250"/>
-                                </a:lnTo>
-                                <a:lnTo>
-                                  <a:pt x="6137275" y="946150"/>
-                                </a:lnTo>
-                                <a:lnTo>
-                                  <a:pt x="6145530" y="908050"/>
-                                </a:lnTo>
-                                <a:lnTo>
-                                  <a:pt x="6145657" y="904240"/>
-                                </a:lnTo>
-                                <a:lnTo>
-                                  <a:pt x="6146165" y="889000"/>
-                                </a:lnTo>
-                                <a:lnTo>
-                                  <a:pt x="6146165" y="200660"/>
-                                </a:lnTo>
-                                <a:close/>
-                              </a:path>
-                            </a:pathLst>
-                          </a:custGeom>
-                          <a:solidFill>
-                            <a:srgbClr val="EB792C"/>
-                          </a:solidFill>
-                        </wps:spPr>
-                        <wps:bodyPr wrap="square" lIns="0" tIns="0" rIns="0" bIns="0" rtlCol="0">
-                          <a:prstTxWarp prst="textNoShape">
-                            <a:avLst/>
-                          </a:prstTxWarp>
-                          <a:noAutofit/>
-                        </wps:bodyPr>
-                      </wps:wsp>
-                      <wps:wsp>
-                        <wps:cNvPr id="1180395646" name="Textbox 6"/>
-                        <wps:cNvSpPr txBox="1"/>
-                        <wps:spPr>
-                          <a:xfrm>
-                            <a:off x="-91167" y="-39988"/>
-                            <a:ext cx="6237332" cy="1129648"/>
-                          </a:xfrm>
-                          <a:prstGeom prst="rect">
-                            <a:avLst/>
-                          </a:prstGeom>
-                        </wps:spPr>
-                        <wps:txbx>
-                          <w:txbxContent>
-                            <w:p>
-                              <w:pPr>
-                                <w:spacing w:line="360" w:lineRule="auto"/>
-                                <w:ind w:left="383" w:right="254"/>
-                                <w:jc w:val="both"/>
-                                <w:rPr>
-                                  <w:sz w:val="28"/>
-                                  <w:szCs w:val="28"/>
-                                </w:rPr>
-                              </w:pPr>
-                              <w:r>
-                                <w:rPr>
-                                  <w:sz w:val="28"/>
-                                </w:rPr>
-                                <w:br/>
-                              </w:r>
-                              <w:r>
-                                <w:rPr>
-                                  <w:bCs/>
-                                  <w:sz w:val="28"/>
-                                  <w:szCs w:val="28"/>
-                                </w:rPr>
-                                <w:t>“Developing skilled AI and ML professionals empowered through research and innovation to address global challenges and to enhance societal well-being.”</w:t>
-                              </w:r>
-                            </w:p>
-                            <w:p>
-                              <w:pPr>
-                                <w:spacing w:before="238" w:line="360" w:lineRule="auto"/>
-                                <w:ind w:left="309" w:right="359"/>
-                                <w:jc w:val="both"/>
-                                <w:rPr>
-                                  <w:sz w:val="28"/>
-                                  <w:szCs w:val="28"/>
-                                </w:rPr>
-                              </w:pPr>
-                            </w:p>
-                          </w:txbxContent>
-                        </wps:txbx>
-                        <wps:bodyPr wrap="square" lIns="0" tIns="0" rIns="0" bIns="0" rtlCol="0">
-                          <a:noAutofit/>
-                        </wps:bodyPr>
-                      </wps:wsp>
-                    </wpg:wgp>
-                  </a:graphicData>
-                </a:graphic>
-                <wp14:sizeRelH relativeFrom="margin">
-                  <wp14:pctWidth>0</wp14:pctWidth>
-                </wp14:sizeRelH>
-                <wp14:sizeRelV relativeFrom="margin">
-                  <wp14:pctHeight>0</wp14:pctHeight>
-                </wp14:sizeRelV>
-              </wp:anchor>
-            </w:drawing>
-          </mc:Choice>
-          <mc:Fallback>
-            <w:pict>
-              <v:group w14:anchorId="701709A2" id="Group 1169978753" o:spid="_x0000_s1032" style="position:absolute;margin-left:1.8pt;margin-top:29.2pt;width:465.35pt;height:133pt;z-index:-251653120;mso-wrap-distance-left:0;mso-wrap-distance-right:0;mso-position-horizontal-relative:margin;mso-width-relative:margin;mso-height-relative:margin" coordorigin="-911,-399" coordsize="62373,11296" o:gfxdata="UEsDBBQABgAIAAAAIQC2gziS/gAAAOEBAAATAAAAW0NvbnRlbnRfVHlwZXNdLnhtbJSRQU7DMBBF 90jcwfIWJU67QAgl6YK0S0CoHGBkTxKLZGx5TGhvj5O2G0SRWNoz/78nu9wcxkFMGNg6quQqL6RA 0s5Y6ir5vt9lD1JwBDIwOMJKHpHlpr69KfdHjyxSmriSfYz+USnWPY7AufNIadK6MEJMx9ApD/oD OlTrorhX2lFEilmcO2RdNtjC5xDF9pCuTyYBB5bi6bQ4syoJ3g9WQ0ymaiLzg5KdCXlKLjvcW893 SUOqXwnz5DrgnHtJTxOsQfEKIT7DmDSUCaxw7Rqn8787ZsmRM9e2VmPeBN4uqYvTtW7jvijg9N/y JsXecLq0q+WD6m8AAAD//wMAUEsDBBQABgAIAAAAIQA4/SH/1gAAAJQBAAALAAAAX3JlbHMvLnJl bHOkkMFqwzAMhu+DvYPRfXGawxijTi+j0GvpHsDYimMaW0Yy2fr2M4PBMnrbUb/Q94l/f/hMi1qR JVI2sOt6UJgd+ZiDgffL8ekFlFSbvV0oo4EbChzGx4f9GRdb25HMsYhqlCwG5lrLq9biZkxWOiqY 22YiTra2kYMu1l1tQD30/bPm3wwYN0x18gb45AdQl1tp5j/sFB2T0FQ7R0nTNEV3j6o9feQzro1i OWA14Fm+Q8a1a8+Bvu/d/dMb2JY5uiPbhG/ktn4cqGU/er3pcvwCAAD//wMAUEsDBBQABgAIAAAA IQClGWa9ygcAAI8gAAAOAAAAZHJzL2Uyb0RvYy54bWy0WluP20QUfkfiP1h5bzP3S9QtggIVEipI FPHsdZxNRBIH27tJ/z3feGacsKU+pkAfNs7my9kz37nP6auvLod98VS33a453i34S7Yo6mPVrHfH h7vFr++/f+EWRdeXx3W5b4713eJD3S2+ev3lF6/Op1Utmm2zX9dtASHHbnU+3S22fX9aLZddta0P ZfeyOdVHfLhp2kPZ4237sFy35RnSD/ulYMwsz027PrVNVXcdfvtt/HDxepC/2dRV/9Nm09V9sb9b QLd++NkOP+/Dz+XrV+XqoS1P212V1Cg/Q4tDuTvij46ivi37snhsdx+JOuyqtumaTf+yag7LZrPZ VfVwBpyGs2eneds2j6fhLA+r88NppAnUPuPps8VW757etqdfTj+3UXs8/thUv3fgZXk+PaxuPw/v H67gy6Y9hC/hEMVlYPTDyGh96YsKv9Seea/0oqjwGTfOc5Y4r7YwTPjeC8+5sYsCgBfSe+eiTart d0mGEdJKKZIMLrxRA2ZZrqIKg6KjYucTPKm7ktX9O7J+2ZanerBBF8j4uS12axxFe600MxyKH8sD HPtt8iEd1A86ABxoTe+6xPAc0gxXhptMGnPemIG08cDlqnrs+rd1M/BfPv3Y9dGP1/mp3Oan6nLM jy2iIcTBfoiDflEgDtpFgTi4j5yfyj58Lxg1PBbnu8WoyxaHTqqEzw/NU/2+GZB9sKJhXsugM8wY 4nLU+ArcH//6BecZj1/g2lmdj5hh+fWU5DthknyulHXz4X9RJ0vNrx9Ld9ArOin4zrD8eoUziXSC wzrv+XjYDMuvH8M9E95SulsuZGTGK2k4BVeIiAS3FsoHY07ozr0DJuiOYFSa0EZ7N2gc8QKKTcvX XuEPxHjmTDhj1aQ+3FnJEdyDOgJ+Py2eKytF1h5g4rScSxZiFNKRhxRBpTNSJbDRcJtJxY0XLOrt hU1p7dOsS5U4cc4o4ozQIoFnuK5lyib66ChyTugEFhz6Tx6Qc611oiOccBqsmfLRCa2QngAbyRPY eEc4FLdGp1gzyhLeyj3TybkNPHVaDeRw51R0JhptGJw/oeEolA2ZBn3JUbmShCqGWaFZyobKoWxO sm2YEzkBpSNPx/w1ec5wqSD9H+VaxayOusOYpOpMCmBCSNKkw0Re2Shbs5C3ps4JTlxKnDSYo6lI WiPWKb+KsRWU1pZTHhvr03BC5glH4RLlLB7QIBNOH5CHbBkD2BoqQXFU4dRYOQl/maQOoZDSiNfw xEnsNU1ypjhCYsom1qLExPSOgCBo1taOyUx5QnI0cWB5hk9fwTPqezRxkOylRJs3fUADo8QKA88g wJxp6RMdM4ovVwKdUWQPtdQS/s+dMSm0OELBEa6H0BIypdZoyemTam+Fg4cGYiDfhEI8ZXpUZy7d fPWBl178Ezy6gbEZoFsTZHCrRjyXZB2GOsjF6bxMh1oxfV4NI0V+vDee8AXD0FulnO+doqLOMOMg M3maoAIaSRxRn5Shvfi2f58RIbfwv42+at90dSQrjBKfNVLkMeh5hH9ypOCKj/4AZ6LcM4ySqQJw uh0yHAk1mWtG/cewxNK84mTocCc95wb9t3Q+Gyhu4HOMxZlFBzJ4zpxx5QbumRKk118nv6F2UEFi EBvJjT1SJwVHGwcNYs4RElVvkkmNcSzkvYhXWhAVFTkQrVzGIzlLalxBFvFJPFo8IsUi/2Xm52Rk uBha3NmH9SiXGU3PQrdlmyHvTxOJji6NCoFRykohtQ5qe+s5AUY/kJKwlzDXtBpIYePgRM7lV/CM INLoylNul5YaO+21yIfJcNIFefgXm7QZA4uGf0Q1FPpAQvK1vksU4mmwRucJfxqsQqNvpxu6w70t XXNa/mspws0GBpZJ/nDhoXAHE6NguDKk4GOmnWF2SB/hMxIzc0PZD+lkDi3XmxvamijoTKXUNsdA GhdsyZySrG0AXN2bunEKdzwYhgbGhSbyPfwKV9URPG1I7phP3SsBBBWpEJN/ngtA8oUHVZtu2u0g eFqL6+WIVGFCnSrYwSliwgMdBFbiXjTShQtPIjdyLVIi5UJR/am0eZQwgipE0XFmxEcEzugqvE5J Dj0yRYHQMs9IDmVlmluFZJsMDL4EwZhVKDgxV+Aykyr3aG1CWx67A2OoCwWM5jwN50gbCKlpzblT 4W4gSr+9ts/tW36N98JwHY0Ludl49Ck635uFLEZdhiG98HAVN/e0yOrD9XHEI90Q1IcE5q1M8sNg KyeDBnie70xjZBL4cD890k83OJAuDHQO+s8ZqLiEd6XIxMaFKL7YhICSJB3sz4CbfH06o4u+GXZm BN+4lnk+G2UP+2j+wtX0uN7B8+0CqWv2u/X3u/0+TGld+3D/Zt8WTyU2Rd99Y714k4x6A8PGrVvF lVZ4um/WH7AYO2MFdrfo/ngs23pR7H84YvUGvvr80OaH+/zQ9vs3zbCZHQbEtuvfX34r21NxwuPd osca8V2TN3DlKm+6wllGbPjmsfn6sW82u7AGG3SLGqU32AbGldz/vxZEyZNe44Y/rwXf4wj3zaUw gcSbtWDRX75psDfj+fefWBB+Yjua96vkbjQyFVaFidOwBBw21c/IjNvEZ4btL/eXYd85jK//oaln GGzY6mLrPeyy0oY+rNVv3w8Gvv4/gtd/AgAA//8DAFBLAwQUAAYACAAAACEAUv2RQ+AAAAAIAQAA DwAAAGRycy9kb3ducmV2LnhtbEyPQUvDQBCF74L/YRnBm92kSUuN2ZRS1FMRbAXxNs1Ok9DsbMhu k/Tfu57s8c17vPdNvp5MKwbqXWNZQTyLQBCXVjdcKfg6vD2tQDiPrLG1TAqu5GBd3N/lmGk78icN e1+JUMIuQwW1910mpStrMuhmtiMO3sn2Bn2QfSV1j2MoN62cR9FSGmw4LNTY0bam8ry/GAXvI46b JH4ddufT9vpzWHx872JS6vFh2ryA8DT5/zD84Qd0KALT0V5YO9EqSJYhqGCxSkEE+zlJExDHcJ+n Kcgil7cPFL8AAAD//wMAUEsBAi0AFAAGAAgAAAAhALaDOJL+AAAA4QEAABMAAAAAAAAAAAAAAAAA AAAAAFtDb250ZW50X1R5cGVzXS54bWxQSwECLQAUAAYACAAAACEAOP0h/9YAAACUAQAACwAAAAAA AAAAAAAAAAAvAQAAX3JlbHMvLnJlbHNQSwECLQAUAAYACAAAACEApRlmvcoHAACPIAAADgAAAAAA AAAAAAAAAAAuAgAAZHJzL2Uyb0RvYy54bWxQSwECLQAUAAYACAAAACEAUv2RQ+AAAAAIAQAADwAA AAAAAAAAAAAAAAAkCgAAZHJzL2Rvd25yZXYueG1sUEsFBgAAAAAEAAQA8wAAADELAAAAAA== ">
-                <v:shape id="Graphic 5" o:spid="_x0000_s1033" style="position:absolute;width:61461;height:10896;visibility:visible;mso-wrap-style:square;v-text-anchor:top" coordsize="6146165,1089660" o:gfxdata="UEsDBBQABgAIAAAAIQDb4fbL7gAAAIUBAAATAAAAW0NvbnRlbnRfVHlwZXNdLnhtbHyQz07DMAyH 70i8Q+QralM4IITa7kDhCAiNB7ASt43WOlEcyvb2pNu4IODoPz9/n1xv9vOkForiPDdwXVagiI23 jocG3rdPxR0oScgWJ8/UwIEENu3lRb09BBKV0ywNjCmFe63FjDSjlD4Q50nv44wpl3HQAc0OB9I3 VXWrjedEnIq03oC27qjHjympx31un0wiTQLq4bS4shrAECZnMGVTvbD9QSnOhDInjzsyuiBXWQP0 r4R18jfgnHvJr4nOknrFmJ5xzhraRtHWf3Kkpfz/yGo5S+H73hkquyhdjr3R8m2lj09svwAAAP// AwBQSwMEFAAGAAgAAAAhAFr0LFu/AAAAFQEAAAsAAABfcmVscy8ucmVsc2zPwWrDMAwG4Ptg72B0 X5TuUMaI01uh19I+gLGVxCy2jGSy9e1nemrHjpL4P0nD4SetZiPRyNnCruvBUPYcYp4tXC/Htw8w Wl0ObuVMFm6kcBhfX4Yzra62kC6xqGlKVgtLreUTUf1CyWnHhXKbTCzJ1VbKjMX5LzcTvvf9HuXR gPHJNKdgQU5hB+ZyK23zHztFL6w81c5zQp6m6P9TMfB3PtPWFCczVQtB9N4U2rp2HOA44NMz4y8A AAD//wMAUEsDBBQABgAIAAAAIQAq8UYIyQAAAOMAAAAPAAAAZHJzL2Rvd25yZXYueG1sRE/da8Iw EH8f+D+EG/g2U8Xq1hlFBgNBcOrGPt6O5toUm0tpoq3//TIY+Hi/71useluLC7W+cqxgPEpAEOdO V1wq+Hh/fXgE4QOyxtoxKbiSh9VycLfATLuOD3Q5hlLEEPYZKjAhNJmUPjdk0Y9cQxy5wrUWQzzb UuoWuxhuazlJkpm0WHFsMNjQi6H8dDxbBdPJ+W1b/ewPu+913+26zwK/TKHU8L5fP4MI1Ieb+N+9 0XF++pRO02Q2nsPfTxEAufwFAAD//wMAUEsBAi0AFAAGAAgAAAAhANvh9svuAAAAhQEAABMAAAAA AAAAAAAAAAAAAAAAAFtDb250ZW50X1R5cGVzXS54bWxQSwECLQAUAAYACAAAACEAWvQsW78AAAAV AQAACwAAAAAAAAAAAAAAAAAfAQAAX3JlbHMvLnJlbHNQSwECLQAUAAYACAAAACEAKvFGCMkAAADj AAAADwAAAAAAAAAAAAAAAAAHAgAAZHJzL2Rvd25yZXYueG1sUEsFBgAAAAADAAMAtwAAAP0CAAAA AA== " path="m6095365,200660r-6350,-41910l6082665,144780r,55880l6082665,889000r-635,10160l6082030,902970r-10795,40640l6049645,977900r-29845,26670l5982970,1022350r-40983,6324l187312,1026160r-39992,-10160l113017,994410,86347,965200,69202,927100,63487,886460r,-685800l70472,158750,88252,121920,115557,92710,150495,72390r12700,-2540l176530,64770r13970,-1270l5958840,63500r63500,22860l6051550,114300r20955,34290l6082030,190500r635,10160l6082665,144780,6040755,85090,6003290,63500,5959475,50800r-5755640,l173355,52070r-14605,5080l144780,60960r-13335,6350l118732,76200r-12065,7620l95872,95250r-9525,8890l77457,115570,57772,154940r-6972,45720l50800,889000r6350,44450l76187,971550r29210,33020l142875,1028700r43815,10160l5942330,1041400r30480,-5080l6001385,1028700r2540,l6014720,1022350r12700,-8890l6039485,1005840r10795,-8890l6059805,984250r8890,-11430l6088380,933450r6985,-44450l6095365,200660xem6146165,200660r-4445,-40640l6129655,121920,6110605,86360r-2540,-3048l6108065,200660r,688340l6107430,899160r,5080l6095365,952500r-25400,39370l6035040,1023620r-43180,21590l5943600,1053934,186029,1051560r-47599,-12700l110477,1023620r-12700,-7620l86347,1003300,75552,991870,66027,979170,45720,935990,38087,889000r,-688340l51435,137160,76187,96520,111112,64770,154305,44450r32385,-6350l5960110,38100r62230,19050l6059805,85090r28575,38100l6104890,168910r3175,31750l6108065,83312,6085840,57150,6071235,44450r-10795,-6350l6055360,33020,6020435,13970,5982335,2540,5962015,,180975,,160655,2540,122542,15240,105397,25400,88252,34290,58407,59690,33655,90170,15227,124460,3797,162560,,200660,,889000r9512,59690l25387,985520r22225,31750l74917,1045210r33033,21590l144145,1082040r40005,7620l5965825,1089660r39370,-8890l6041390,1066800r16510,-11430l6060973,1053973r229,l6100445,1016000r22225,-31750l6137275,946150r8255,-38100l6145657,904240r508,-15240l6146165,200660xe" fillcolor="#eb792c" stroked="f">
-                  <v:path arrowok="t"/>
-                </v:shape>
-                <v:shape id="Textbox 6" o:spid="_x0000_s1034" type="#_x0000_t202" style="position:absolute;left:-911;top:-399;width:62372;height:11295;visibility:visible;mso-wrap-style:square;v-text-anchor:top" o:gfxdata="UEsDBBQABgAIAAAAIQDb4fbL7gAAAIUBAAATAAAAW0NvbnRlbnRfVHlwZXNdLnhtbHyQz07DMAyH 70i8Q+QralM4IITa7kDhCAiNB7ASt43WOlEcyvb2pNu4IODoPz9/n1xv9vOkForiPDdwXVagiI23 jocG3rdPxR0oScgWJ8/UwIEENu3lRb09BBKV0ywNjCmFe63FjDSjlD4Q50nv44wpl3HQAc0OB9I3 VXWrjedEnIq03oC27qjHjympx31un0wiTQLq4bS4shrAECZnMGVTvbD9QSnOhDInjzsyuiBXWQP0 r4R18jfgnHvJr4nOknrFmJ5xzhraRtHWf3Kkpfz/yGo5S+H73hkquyhdjr3R8m2lj09svwAAAP// AwBQSwMEFAAGAAgAAAAhAFr0LFu/AAAAFQEAAAsAAABfcmVscy8ucmVsc2zPwWrDMAwG4Ptg72B0 X5TuUMaI01uh19I+gLGVxCy2jGSy9e1nemrHjpL4P0nD4SetZiPRyNnCruvBUPYcYp4tXC/Htw8w Wl0ObuVMFm6kcBhfX4Yzra62kC6xqGlKVgtLreUTUf1CyWnHhXKbTCzJ1VbKjMX5LzcTvvf9HuXR gPHJNKdgQU5hB+ZyK23zHztFL6w81c5zQp6m6P9TMfB3PtPWFCczVQtB9N4U2rp2HOA44NMz4y8A AAD//wMAUEsDBBQABgAIAAAAIQBku3LTyQAAAOMAAAAPAAAAZHJzL2Rvd25yZXYueG1sRE9fa8Iw EH8f7DuEG+xtJrqtaDWKjA0Gg2HtHvZ4NmcbbC61ybT79stA8PF+/2+xGlwrTtQH61nDeKRAEFfe WK41fJVvD1MQISIbbD2Thl8KsFre3iwwN/7MBZ22sRYphEOOGpoYu1zKUDXkMIx8R5y4ve8dxnT2 tTQ9nlO4a+VEqUw6tJwaGuzopaHqsP1xGtbfXLza4+duU+wLW5YzxR/ZQev7u2E9BxFpiFfxxf1u 0vzxVD3OnrOnDP5/SgDI5R8AAAD//wMAUEsBAi0AFAAGAAgAAAAhANvh9svuAAAAhQEAABMAAAAA AAAAAAAAAAAAAAAAAFtDb250ZW50X1R5cGVzXS54bWxQSwECLQAUAAYACAAAACEAWvQsW78AAAAV AQAACwAAAAAAAAAAAAAAAAAfAQAAX3JlbHMvLnJlbHNQSwECLQAUAAYACAAAACEAZLty08kAAADj AAAADwAAAAAAAAAAAAAAAAAHAgAAZHJzL2Rvd25yZXYueG1sUEsFBgAAAAADAAMAtwAAAP0CAAAA AA== " filled="f" stroked="f">
-                  <v:textbox inset="0,0,0,0">
-                    <w:txbxContent>
-                      <w:p>
-                        <w:pPr>
-                          <w:spacing w:line="360" w:lineRule="auto"/>
-                          <w:ind w:left="383" w:right="254"/>
-                          <w:jc w:val="both"/>
-                          <w:rPr>
-                            <w:sz w:val="28"/>
-                            <w:szCs w:val="28"/>
-                          </w:rPr>
-                        </w:pPr>
-                        <w:r>
-                          <w:rPr>
-                            <w:sz w:val="28"/>
-                          </w:rPr>
-                          <w:br/>
-                        </w:r>
-                        <w:r>
-                          <w:rPr>
-                            <w:bCs/>
-                            <w:sz w:val="28"/>
-                            <w:szCs w:val="28"/>
-                          </w:rPr>
-                          <w:t>“Developing skilled AI and ML professionals empowered through research and innovation to address global challenges and to enhance societal well-being.”</w:t>
-                        </w:r>
-                      </w:p>
-                      <w:p>
-                        <w:pPr>
-                          <w:spacing w:before="238" w:line="360" w:lineRule="auto"/>
-                          <w:ind w:left="309" w:right="359"/>
-                          <w:jc w:val="both"/>
-                          <w:rPr>
-                            <w:sz w:val="28"/>
-                            <w:szCs w:val="28"/>
-                          </w:rPr>
-                        </w:pPr>
-                      </w:p>
-                    </w:txbxContent>
-                  </v:textbox>
-                </v:shape>
-                <w10:wrap type="topAndBottom" anchorx="margin"/>
-              </v:group>
-            </w:pict>
-          </mc:Fallback>
-        </mc:AlternateContent>
-      </w:r>
-      <w:r>
-        <w:rPr>
-          <w:rFonts w:ascii="Times New Roman" w:hAnsi="Times New Roman" w:cs="Times New Roman"/>
-          <w:b/>
-          <w:bCs/>
-          <w:color w:val="000000" w:themeColor="text1"/>
-        </w:rPr>
-        <w:t>Vision of the Department:</w:t>
-      </w:r>
-    </w:p>
-    <w:p>
-      <w:pPr>
-        <w:pStyle w:val="BodyText"/>
-        <w:spacing w:before="211"/>
-        <w:rPr>
-          <w:b/>
-          <w:sz w:val="20"/>
-        </w:rPr>
-      </w:pPr>
-    </w:p>
-    <w:p/>
-    <w:p>
-      <w:pPr>
-        <w:rPr>
-          <w:rFonts w:eastAsiaTheme="majorEastAsia"/>
-          <w:b/>
-          <w:bCs/>
-          <w:color w:val="000000" w:themeColor="text1"/>
-          <w:sz w:val="32"/>
-          <w:szCs w:val="40"/>
-        </w:rPr>
-      </w:pPr>
-      <w:r>
-        <w:rPr>
-          <w:rFonts w:eastAsiaTheme="majorEastAsia"/>
-          <w:b/>
-          <w:bCs/>
-          <w:noProof/>
-          <w:color w:val="000000" w:themeColor="text1"/>
-          <w:sz w:val="32"/>
-          <w:szCs w:val="40"/>
-        </w:rPr>
-        <mc:AlternateContent>
-          <mc:Choice Requires="wpg">
-            <w:drawing>
-              <wp:anchor distT="0" distB="0" distL="0" distR="0" simplePos="0" relativeHeight="251664384" behindDoc="1" locked="0" layoutInCell="1" allowOverlap="1" wp14:anchorId="36FF1387" wp14:editId="52FC16B9">
-                <wp:simplePos x="0" y="0"/>
-                <wp:positionH relativeFrom="margin">
-                  <wp:align>left</wp:align>
-                </wp:positionH>
-                <wp:positionV relativeFrom="paragraph">
-                  <wp:posOffset>262255</wp:posOffset>
-                </wp:positionV>
-                <wp:extent cx="5953125" cy="5033010"/>
-                <wp:effectExtent l="0" t="0" r="9525" b="0"/>
-                <wp:wrapTopAndBottom/>
-                <wp:docPr id="1831852856" name="Group 1831852856"/>
-                <wp:cNvGraphicFramePr>
-                  <a:graphicFrameLocks xmlns:a="http://schemas.openxmlformats.org/drawingml/2006/main"/>
-                </wp:cNvGraphicFramePr>
-                <a:graphic xmlns:a="http://schemas.openxmlformats.org/drawingml/2006/main">
-                  <a:graphicData uri="http://schemas.microsoft.com/office/word/2010/wordprocessingGroup">
-                    <wpg:wgp>
-                      <wpg:cNvGrpSpPr>
-                        <a:grpSpLocks/>
-                      </wpg:cNvGrpSpPr>
-                      <wpg:grpSpPr>
-                        <a:xfrm>
-                          <a:off x="0" y="0"/>
-                          <a:ext cx="5953125" cy="5033010"/>
-                          <a:chOff x="0" y="0"/>
-                          <a:chExt cx="6113145" cy="2569210"/>
-                        </a:xfrm>
-                      </wpg:grpSpPr>
-                      <wps:wsp>
-                        <wps:cNvPr id="1608401926" name="Graphic 8"/>
-                        <wps:cNvSpPr/>
-                        <wps:spPr>
-                          <a:xfrm>
-                            <a:off x="0" y="0"/>
-                            <a:ext cx="6113145" cy="2569210"/>
-                          </a:xfrm>
-                          <a:custGeom>
-                            <a:avLst/>
-                            <a:gdLst/>
-                            <a:ahLst/>
-                            <a:cxnLst/>
-                            <a:rect l="l" t="t" r="r" b="b"/>
-                            <a:pathLst>
-                              <a:path w="6113145" h="2569210">
-                                <a:moveTo>
-                                  <a:pt x="6064110" y="460159"/>
-                                </a:moveTo>
-                                <a:lnTo>
-                                  <a:pt x="6063488" y="434594"/>
-                                </a:lnTo>
-                                <a:lnTo>
-                                  <a:pt x="6059817" y="396240"/>
-                                </a:lnTo>
-                                <a:lnTo>
-                                  <a:pt x="6056757" y="383463"/>
-                                </a:lnTo>
-                                <a:lnTo>
-                                  <a:pt x="6052464" y="345122"/>
-                                </a:lnTo>
-                                <a:lnTo>
-                                  <a:pt x="6051842" y="343458"/>
-                                </a:lnTo>
-                                <a:lnTo>
-                                  <a:pt x="6051842" y="460159"/>
-                                </a:lnTo>
-                                <a:lnTo>
-                                  <a:pt x="6051842" y="2121839"/>
-                                </a:lnTo>
-                                <a:lnTo>
-                                  <a:pt x="6051232" y="2147405"/>
-                                </a:lnTo>
-                                <a:lnTo>
-                                  <a:pt x="6047562" y="2185746"/>
-                                </a:lnTo>
-                                <a:lnTo>
-                                  <a:pt x="6044489" y="2198522"/>
-                                </a:lnTo>
-                                <a:lnTo>
-                                  <a:pt x="6040196" y="2236876"/>
-                                </a:lnTo>
-                                <a:lnTo>
-                                  <a:pt x="6035294" y="2249652"/>
-                                </a:lnTo>
-                                <a:lnTo>
-                                  <a:pt x="6029782" y="2262441"/>
-                                </a:lnTo>
-                                <a:lnTo>
-                                  <a:pt x="6023648" y="2288006"/>
-                                </a:lnTo>
-                                <a:lnTo>
-                                  <a:pt x="6016295" y="2300782"/>
-                                </a:lnTo>
-                                <a:lnTo>
-                                  <a:pt x="6008332" y="2313571"/>
-                                </a:lnTo>
-                                <a:lnTo>
-                                  <a:pt x="5999746" y="2339136"/>
-                                </a:lnTo>
-                                <a:lnTo>
-                                  <a:pt x="5958675" y="2390254"/>
-                                </a:lnTo>
-                                <a:lnTo>
-                                  <a:pt x="5921286" y="2428608"/>
-                                </a:lnTo>
-                                <a:lnTo>
-                                  <a:pt x="5893701" y="2454173"/>
-                                </a:lnTo>
-                                <a:lnTo>
-                                  <a:pt x="5879604" y="2454173"/>
-                                </a:lnTo>
-                                <a:lnTo>
-                                  <a:pt x="5848959" y="2479738"/>
-                                </a:lnTo>
-                                <a:lnTo>
-                                  <a:pt x="5833021" y="2479738"/>
-                                </a:lnTo>
-                                <a:lnTo>
-                                  <a:pt x="5817082" y="2492514"/>
-                                </a:lnTo>
-                                <a:lnTo>
-                                  <a:pt x="5799912" y="2492514"/>
-                                </a:lnTo>
-                                <a:lnTo>
-                                  <a:pt x="5783364" y="2505303"/>
-                                </a:lnTo>
-                                <a:lnTo>
-                                  <a:pt x="328549" y="2505303"/>
-                                </a:lnTo>
-                                <a:lnTo>
-                                  <a:pt x="311391" y="2492514"/>
-                                </a:lnTo>
-                                <a:lnTo>
-                                  <a:pt x="294843" y="2492514"/>
-                                </a:lnTo>
-                                <a:lnTo>
-                                  <a:pt x="278904" y="2479738"/>
-                                </a:lnTo>
-                                <a:lnTo>
-                                  <a:pt x="262966" y="2479738"/>
-                                </a:lnTo>
-                                <a:lnTo>
-                                  <a:pt x="247637" y="2466949"/>
-                                </a:lnTo>
-                                <a:lnTo>
-                                  <a:pt x="218211" y="2441384"/>
-                                </a:lnTo>
-                                <a:lnTo>
-                                  <a:pt x="204114" y="2441384"/>
-                                </a:lnTo>
-                                <a:lnTo>
-                                  <a:pt x="190639" y="2428608"/>
-                                </a:lnTo>
-                                <a:lnTo>
-                                  <a:pt x="177761" y="2415819"/>
-                                </a:lnTo>
-                                <a:lnTo>
-                                  <a:pt x="142214" y="2377478"/>
-                                </a:lnTo>
-                                <a:lnTo>
-                                  <a:pt x="112763" y="2326348"/>
-                                </a:lnTo>
-                                <a:lnTo>
-                                  <a:pt x="104203" y="2313571"/>
-                                </a:lnTo>
-                                <a:lnTo>
-                                  <a:pt x="96227" y="2300782"/>
-                                </a:lnTo>
-                                <a:lnTo>
-                                  <a:pt x="88861" y="2288006"/>
-                                </a:lnTo>
-                                <a:lnTo>
-                                  <a:pt x="82753" y="2262441"/>
-                                </a:lnTo>
-                                <a:lnTo>
-                                  <a:pt x="77228" y="2249652"/>
-                                </a:lnTo>
-                                <a:lnTo>
-                                  <a:pt x="72313" y="2236876"/>
-                                </a:lnTo>
-                                <a:lnTo>
-                                  <a:pt x="68643" y="2198522"/>
-                                </a:lnTo>
-                                <a:lnTo>
-                                  <a:pt x="65582" y="2185746"/>
-                                </a:lnTo>
-                                <a:lnTo>
-                                  <a:pt x="61899" y="2147405"/>
-                                </a:lnTo>
-                                <a:lnTo>
-                                  <a:pt x="61290" y="2121839"/>
-                                </a:lnTo>
-                                <a:lnTo>
-                                  <a:pt x="61290" y="460159"/>
-                                </a:lnTo>
-                                <a:lnTo>
-                                  <a:pt x="61899" y="434594"/>
-                                </a:lnTo>
-                                <a:lnTo>
-                                  <a:pt x="65582" y="396240"/>
-                                </a:lnTo>
-                                <a:lnTo>
-                                  <a:pt x="68643" y="383463"/>
-                                </a:lnTo>
-                                <a:lnTo>
-                                  <a:pt x="72936" y="357898"/>
-                                </a:lnTo>
-                                <a:lnTo>
-                                  <a:pt x="77838" y="332333"/>
-                                </a:lnTo>
-                                <a:lnTo>
-                                  <a:pt x="83350" y="319557"/>
-                                </a:lnTo>
-                                <a:lnTo>
-                                  <a:pt x="89484" y="293992"/>
-                                </a:lnTo>
-                                <a:lnTo>
-                                  <a:pt x="96837" y="281203"/>
-                                </a:lnTo>
-                                <a:lnTo>
-                                  <a:pt x="104813" y="268427"/>
-                                </a:lnTo>
-                                <a:lnTo>
-                                  <a:pt x="113385" y="255638"/>
-                                </a:lnTo>
-                                <a:lnTo>
-                                  <a:pt x="122580" y="230073"/>
-                                </a:lnTo>
-                                <a:lnTo>
-                                  <a:pt x="154470" y="191731"/>
-                                </a:lnTo>
-                                <a:lnTo>
-                                  <a:pt x="191858" y="153390"/>
-                                </a:lnTo>
-                                <a:lnTo>
-                                  <a:pt x="205346" y="140601"/>
-                                </a:lnTo>
-                                <a:lnTo>
-                                  <a:pt x="219443" y="140601"/>
-                                </a:lnTo>
-                                <a:lnTo>
-                                  <a:pt x="248869" y="115036"/>
-                                </a:lnTo>
-                                <a:lnTo>
-                                  <a:pt x="264185" y="115036"/>
-                                </a:lnTo>
-                                <a:lnTo>
-                                  <a:pt x="296062" y="89471"/>
-                                </a:lnTo>
-                                <a:lnTo>
-                                  <a:pt x="329780" y="89471"/>
-                                </a:lnTo>
-                                <a:lnTo>
-                                  <a:pt x="346938" y="76695"/>
-                                </a:lnTo>
-                                <a:lnTo>
-                                  <a:pt x="5767425" y="76695"/>
-                                </a:lnTo>
-                                <a:lnTo>
-                                  <a:pt x="5784596" y="89471"/>
-                                </a:lnTo>
-                                <a:lnTo>
-                                  <a:pt x="5818302" y="89471"/>
-                                </a:lnTo>
-                                <a:lnTo>
-                                  <a:pt x="5850179" y="115036"/>
-                                </a:lnTo>
-                                <a:lnTo>
-                                  <a:pt x="5865507" y="115036"/>
-                                </a:lnTo>
-                                <a:lnTo>
-                                  <a:pt x="5894933" y="140601"/>
-                                </a:lnTo>
-                                <a:lnTo>
-                                  <a:pt x="5909030" y="153390"/>
-                                </a:lnTo>
-                                <a:lnTo>
-                                  <a:pt x="5922505" y="153390"/>
-                                </a:lnTo>
-                                <a:lnTo>
-                                  <a:pt x="5935383" y="166166"/>
-                                </a:lnTo>
-                                <a:lnTo>
-                                  <a:pt x="5947638" y="178955"/>
-                                </a:lnTo>
-                                <a:lnTo>
-                                  <a:pt x="5970930" y="204508"/>
-                                </a:lnTo>
-                                <a:lnTo>
-                                  <a:pt x="5981357" y="217297"/>
-                                </a:lnTo>
-                                <a:lnTo>
-                                  <a:pt x="5991161" y="242862"/>
-                                </a:lnTo>
-                                <a:lnTo>
-                                  <a:pt x="6000356" y="255638"/>
-                                </a:lnTo>
-                                <a:lnTo>
-                                  <a:pt x="6008941" y="268427"/>
-                                </a:lnTo>
-                                <a:lnTo>
-                                  <a:pt x="6016904" y="281203"/>
-                                </a:lnTo>
-                                <a:lnTo>
-                                  <a:pt x="6024257" y="306768"/>
-                                </a:lnTo>
-                                <a:lnTo>
-                                  <a:pt x="6030392" y="319557"/>
-                                </a:lnTo>
-                                <a:lnTo>
-                                  <a:pt x="6035916" y="332333"/>
-                                </a:lnTo>
-                                <a:lnTo>
-                                  <a:pt x="6040818" y="357898"/>
-                                </a:lnTo>
-                                <a:lnTo>
-                                  <a:pt x="6044489" y="383463"/>
-                                </a:lnTo>
-                                <a:lnTo>
-                                  <a:pt x="6047562" y="396240"/>
-                                </a:lnTo>
-                                <a:lnTo>
-                                  <a:pt x="6051232" y="434594"/>
-                                </a:lnTo>
-                                <a:lnTo>
-                                  <a:pt x="6051842" y="460159"/>
-                                </a:lnTo>
-                                <a:lnTo>
-                                  <a:pt x="6051842" y="343458"/>
-                                </a:lnTo>
-                                <a:lnTo>
-                                  <a:pt x="6047562" y="332333"/>
-                                </a:lnTo>
-                                <a:lnTo>
-                                  <a:pt x="6042037" y="319557"/>
-                                </a:lnTo>
-                                <a:lnTo>
-                                  <a:pt x="6035294" y="293992"/>
-                                </a:lnTo>
-                                <a:lnTo>
-                                  <a:pt x="6027940" y="281203"/>
-                                </a:lnTo>
-                                <a:lnTo>
-                                  <a:pt x="6019978" y="268427"/>
-                                </a:lnTo>
-                                <a:lnTo>
-                                  <a:pt x="6010783" y="242862"/>
-                                </a:lnTo>
-                                <a:lnTo>
-                                  <a:pt x="5980125" y="204508"/>
-                                </a:lnTo>
-                                <a:lnTo>
-                                  <a:pt x="5943358" y="166166"/>
-                                </a:lnTo>
-                                <a:lnTo>
-                                  <a:pt x="5901664" y="127825"/>
-                                </a:lnTo>
-                                <a:lnTo>
-                                  <a:pt x="5871019" y="102260"/>
-                                </a:lnTo>
-                                <a:lnTo>
-                                  <a:pt x="5855081" y="102260"/>
-                                </a:lnTo>
-                                <a:lnTo>
-                                  <a:pt x="5839142" y="89471"/>
-                                </a:lnTo>
-                                <a:lnTo>
-                                  <a:pt x="5821985" y="89471"/>
-                                </a:lnTo>
-                                <a:lnTo>
-                                  <a:pt x="5804827" y="76695"/>
-                                </a:lnTo>
-                                <a:lnTo>
-                                  <a:pt x="5787656" y="76695"/>
-                                </a:lnTo>
-                                <a:lnTo>
-                                  <a:pt x="5769876" y="63906"/>
-                                </a:lnTo>
-                                <a:lnTo>
-                                  <a:pt x="344487" y="63906"/>
-                                </a:lnTo>
-                                <a:lnTo>
-                                  <a:pt x="326707" y="76695"/>
-                                </a:lnTo>
-                                <a:lnTo>
-                                  <a:pt x="308940" y="76695"/>
-                                </a:lnTo>
-                                <a:lnTo>
-                                  <a:pt x="291769" y="89471"/>
-                                </a:lnTo>
-                                <a:lnTo>
-                                  <a:pt x="275221" y="89471"/>
-                                </a:lnTo>
-                                <a:lnTo>
-                                  <a:pt x="258673" y="102260"/>
-                                </a:lnTo>
-                                <a:lnTo>
-                                  <a:pt x="242735" y="102260"/>
-                                </a:lnTo>
-                                <a:lnTo>
-                                  <a:pt x="227406" y="115036"/>
-                                </a:lnTo>
-                                <a:lnTo>
-                                  <a:pt x="197993" y="140601"/>
-                                </a:lnTo>
-                                <a:lnTo>
-                                  <a:pt x="183896" y="153390"/>
-                                </a:lnTo>
-                                <a:lnTo>
-                                  <a:pt x="170408" y="166166"/>
-                                </a:lnTo>
-                                <a:lnTo>
-                                  <a:pt x="157530" y="166166"/>
-                                </a:lnTo>
-                                <a:lnTo>
-                                  <a:pt x="145275" y="191731"/>
-                                </a:lnTo>
-                                <a:lnTo>
-                                  <a:pt x="133629" y="204508"/>
-                                </a:lnTo>
-                                <a:lnTo>
-                                  <a:pt x="122580" y="217297"/>
-                                </a:lnTo>
-                                <a:lnTo>
-                                  <a:pt x="112141" y="230073"/>
-                                </a:lnTo>
-                                <a:lnTo>
-                                  <a:pt x="93789" y="255638"/>
-                                </a:lnTo>
-                                <a:lnTo>
-                                  <a:pt x="85801" y="281203"/>
-                                </a:lnTo>
-                                <a:lnTo>
-                                  <a:pt x="78447" y="293992"/>
-                                </a:lnTo>
-                                <a:lnTo>
-                                  <a:pt x="71716" y="306768"/>
-                                </a:lnTo>
-                                <a:lnTo>
-                                  <a:pt x="65582" y="332333"/>
-                                </a:lnTo>
-                                <a:lnTo>
-                                  <a:pt x="60680" y="345122"/>
-                                </a:lnTo>
-                                <a:lnTo>
-                                  <a:pt x="56375" y="383463"/>
-                                </a:lnTo>
-                                <a:lnTo>
-                                  <a:pt x="53314" y="396240"/>
-                                </a:lnTo>
-                                <a:lnTo>
-                                  <a:pt x="49644" y="434594"/>
-                                </a:lnTo>
-                                <a:lnTo>
-                                  <a:pt x="49034" y="460159"/>
-                                </a:lnTo>
-                                <a:lnTo>
-                                  <a:pt x="49034" y="2121839"/>
-                                </a:lnTo>
-                                <a:lnTo>
-                                  <a:pt x="49644" y="2147405"/>
-                                </a:lnTo>
-                                <a:lnTo>
-                                  <a:pt x="53314" y="2185746"/>
-                                </a:lnTo>
-                                <a:lnTo>
-                                  <a:pt x="56375" y="2198522"/>
-                                </a:lnTo>
-                                <a:lnTo>
-                                  <a:pt x="60680" y="2236876"/>
-                                </a:lnTo>
-                                <a:lnTo>
-                                  <a:pt x="65582" y="2249652"/>
-                                </a:lnTo>
-                                <a:lnTo>
-                                  <a:pt x="71107" y="2275217"/>
-                                </a:lnTo>
-                                <a:lnTo>
-                                  <a:pt x="77838" y="2288006"/>
-                                </a:lnTo>
-                                <a:lnTo>
-                                  <a:pt x="85191" y="2300782"/>
-                                </a:lnTo>
-                                <a:lnTo>
-                                  <a:pt x="93167" y="2326348"/>
-                                </a:lnTo>
-                                <a:lnTo>
-                                  <a:pt x="111544" y="2351913"/>
-                                </a:lnTo>
-                                <a:lnTo>
-                                  <a:pt x="121958" y="2364702"/>
-                                </a:lnTo>
-                                <a:lnTo>
-                                  <a:pt x="133019" y="2377478"/>
-                                </a:lnTo>
-                                <a:lnTo>
-                                  <a:pt x="144665" y="2403043"/>
-                                </a:lnTo>
-                                <a:lnTo>
-                                  <a:pt x="156921" y="2415819"/>
-                                </a:lnTo>
-                                <a:lnTo>
-                                  <a:pt x="169786" y="2428608"/>
-                                </a:lnTo>
-                                <a:lnTo>
-                                  <a:pt x="183273" y="2441384"/>
-                                </a:lnTo>
-                                <a:lnTo>
-                                  <a:pt x="197370" y="2441384"/>
-                                </a:lnTo>
-                                <a:lnTo>
-                                  <a:pt x="211480" y="2454173"/>
-                                </a:lnTo>
-                                <a:lnTo>
-                                  <a:pt x="242125" y="2479738"/>
-                                </a:lnTo>
-                                <a:lnTo>
-                                  <a:pt x="258064" y="2492514"/>
-                                </a:lnTo>
-                                <a:lnTo>
-                                  <a:pt x="274612" y="2492514"/>
-                                </a:lnTo>
-                                <a:lnTo>
-                                  <a:pt x="291160" y="2505303"/>
-                                </a:lnTo>
-                                <a:lnTo>
-                                  <a:pt x="308317" y="2505303"/>
-                                </a:lnTo>
-                                <a:lnTo>
-                                  <a:pt x="325488" y="2518079"/>
-                                </a:lnTo>
-                                <a:lnTo>
-                                  <a:pt x="5786437" y="2518079"/>
-                                </a:lnTo>
-                                <a:lnTo>
-                                  <a:pt x="5804205" y="2505303"/>
-                                </a:lnTo>
-                                <a:lnTo>
-                                  <a:pt x="5821375" y="2505303"/>
-                                </a:lnTo>
-                                <a:lnTo>
-                                  <a:pt x="5837923" y="2492514"/>
-                                </a:lnTo>
-                                <a:lnTo>
-                                  <a:pt x="5854471" y="2492514"/>
-                                </a:lnTo>
-                                <a:lnTo>
-                                  <a:pt x="5870410" y="2479738"/>
-                                </a:lnTo>
-                                <a:lnTo>
-                                  <a:pt x="5901055" y="2454173"/>
-                                </a:lnTo>
-                                <a:lnTo>
-                                  <a:pt x="5915152" y="2454173"/>
-                                </a:lnTo>
-                                <a:lnTo>
-                                  <a:pt x="5942736" y="2428608"/>
-                                </a:lnTo>
-                                <a:lnTo>
-                                  <a:pt x="5979515" y="2390254"/>
-                                </a:lnTo>
-                                <a:lnTo>
-                                  <a:pt x="5990552" y="2364702"/>
-                                </a:lnTo>
-                                <a:lnTo>
-                                  <a:pt x="6000966" y="2351913"/>
-                                </a:lnTo>
-                                <a:lnTo>
-                                  <a:pt x="6019355" y="2326348"/>
-                                </a:lnTo>
-                                <a:lnTo>
-                                  <a:pt x="6027331" y="2300782"/>
-                                </a:lnTo>
-                                <a:lnTo>
-                                  <a:pt x="6034684" y="2288006"/>
-                                </a:lnTo>
-                                <a:lnTo>
-                                  <a:pt x="6041428" y="2275217"/>
-                                </a:lnTo>
-                                <a:lnTo>
-                                  <a:pt x="6047562" y="2249652"/>
-                                </a:lnTo>
-                                <a:lnTo>
-                                  <a:pt x="6052464" y="2236876"/>
-                                </a:lnTo>
-                                <a:lnTo>
-                                  <a:pt x="6056757" y="2198522"/>
-                                </a:lnTo>
-                                <a:lnTo>
-                                  <a:pt x="6059817" y="2185746"/>
-                                </a:lnTo>
-                                <a:lnTo>
-                                  <a:pt x="6063488" y="2147405"/>
-                                </a:lnTo>
-                                <a:lnTo>
-                                  <a:pt x="6064110" y="2121839"/>
-                                </a:lnTo>
-                                <a:lnTo>
-                                  <a:pt x="6064110" y="460159"/>
-                                </a:lnTo>
-                                <a:close/>
-                              </a:path>
-                              <a:path w="6113145" h="2569210">
-                                <a:moveTo>
-                                  <a:pt x="6113145" y="460159"/>
-                                </a:moveTo>
-                                <a:lnTo>
-                                  <a:pt x="6112535" y="434594"/>
-                                </a:lnTo>
-                                <a:lnTo>
-                                  <a:pt x="6110694" y="409028"/>
-                                </a:lnTo>
-                                <a:lnTo>
-                                  <a:pt x="6108243" y="396240"/>
-                                </a:lnTo>
-                                <a:lnTo>
-                                  <a:pt x="6104560" y="357898"/>
-                                </a:lnTo>
-                                <a:lnTo>
-                                  <a:pt x="6099657" y="332333"/>
-                                </a:lnTo>
-                                <a:lnTo>
-                                  <a:pt x="6094146" y="319557"/>
-                                </a:lnTo>
-                                <a:lnTo>
-                                  <a:pt x="6087402" y="293992"/>
-                                </a:lnTo>
-                                <a:lnTo>
-                                  <a:pt x="6080049" y="268427"/>
-                                </a:lnTo>
-                                <a:lnTo>
-                                  <a:pt x="6076366" y="262928"/>
-                                </a:lnTo>
-                                <a:lnTo>
-                                  <a:pt x="6076366" y="460159"/>
-                                </a:lnTo>
-                                <a:lnTo>
-                                  <a:pt x="6076366" y="2121839"/>
-                                </a:lnTo>
-                                <a:lnTo>
-                                  <a:pt x="6075756" y="2147405"/>
-                                </a:lnTo>
-                                <a:lnTo>
-                                  <a:pt x="6074524" y="2172957"/>
-                                </a:lnTo>
-                                <a:lnTo>
-                                  <a:pt x="6072073" y="2185746"/>
-                                </a:lnTo>
-                                <a:lnTo>
-                                  <a:pt x="6068403" y="2224087"/>
-                                </a:lnTo>
-                                <a:lnTo>
-                                  <a:pt x="6064110" y="2236876"/>
-                                </a:lnTo>
-                                <a:lnTo>
-                                  <a:pt x="6059208" y="2262441"/>
-                                </a:lnTo>
-                                <a:lnTo>
-                                  <a:pt x="6053074" y="2275217"/>
-                                </a:lnTo>
-                                <a:lnTo>
-                                  <a:pt x="6046330" y="2288006"/>
-                                </a:lnTo>
-                                <a:lnTo>
-                                  <a:pt x="6038977" y="2313571"/>
-                                </a:lnTo>
-                                <a:lnTo>
-                                  <a:pt x="6030392" y="2326348"/>
-                                </a:lnTo>
-                                <a:lnTo>
-                                  <a:pt x="6000356" y="2377478"/>
-                                </a:lnTo>
-                                <a:lnTo>
-                                  <a:pt x="5951321" y="2428608"/>
-                                </a:lnTo>
-                                <a:lnTo>
-                                  <a:pt x="5892470" y="2479738"/>
-                                </a:lnTo>
-                                <a:lnTo>
-                                  <a:pt x="5876544" y="2492514"/>
-                                </a:lnTo>
-                                <a:lnTo>
-                                  <a:pt x="5859983" y="2492514"/>
-                                </a:lnTo>
-                                <a:lnTo>
-                                  <a:pt x="5825668" y="2518079"/>
-                                </a:lnTo>
-                                <a:lnTo>
-                                  <a:pt x="5807888" y="2518079"/>
-                                </a:lnTo>
-                                <a:lnTo>
-                                  <a:pt x="5790108" y="2530868"/>
-                                </a:lnTo>
-                                <a:lnTo>
-                                  <a:pt x="323037" y="2530868"/>
-                                </a:lnTo>
-                                <a:lnTo>
-                                  <a:pt x="304647" y="2518079"/>
-                                </a:lnTo>
-                                <a:lnTo>
-                                  <a:pt x="286867" y="2518079"/>
-                                </a:lnTo>
-                                <a:lnTo>
-                                  <a:pt x="269709" y="2505303"/>
-                                </a:lnTo>
-                                <a:lnTo>
-                                  <a:pt x="253161" y="2492514"/>
-                                </a:lnTo>
-                                <a:lnTo>
-                                  <a:pt x="236601" y="2492514"/>
-                                </a:lnTo>
-                                <a:lnTo>
-                                  <a:pt x="204736" y="2466949"/>
-                                </a:lnTo>
-                                <a:lnTo>
-                                  <a:pt x="175310" y="2441384"/>
-                                </a:lnTo>
-                                <a:lnTo>
-                                  <a:pt x="123825" y="2390254"/>
-                                </a:lnTo>
-                                <a:lnTo>
-                                  <a:pt x="91935" y="2351913"/>
-                                </a:lnTo>
-                                <a:lnTo>
-                                  <a:pt x="82753" y="2326348"/>
-                                </a:lnTo>
-                                <a:lnTo>
-                                  <a:pt x="74155" y="2313571"/>
-                                </a:lnTo>
-                                <a:lnTo>
-                                  <a:pt x="66802" y="2288006"/>
-                                </a:lnTo>
-                                <a:lnTo>
-                                  <a:pt x="60071" y="2275217"/>
-                                </a:lnTo>
-                                <a:lnTo>
-                                  <a:pt x="53924" y="2262441"/>
-                                </a:lnTo>
-                                <a:lnTo>
-                                  <a:pt x="49034" y="2236876"/>
-                                </a:lnTo>
-                                <a:lnTo>
-                                  <a:pt x="44729" y="2224087"/>
-                                </a:lnTo>
-                                <a:lnTo>
-                                  <a:pt x="41059" y="2185746"/>
-                                </a:lnTo>
-                                <a:lnTo>
-                                  <a:pt x="38620" y="2172957"/>
-                                </a:lnTo>
-                                <a:lnTo>
-                                  <a:pt x="37376" y="2147405"/>
-                                </a:lnTo>
-                                <a:lnTo>
-                                  <a:pt x="36766" y="2121839"/>
-                                </a:lnTo>
-                                <a:lnTo>
-                                  <a:pt x="36766" y="460159"/>
-                                </a:lnTo>
-                                <a:lnTo>
-                                  <a:pt x="37376" y="434594"/>
-                                </a:lnTo>
-                                <a:lnTo>
-                                  <a:pt x="41059" y="396240"/>
-                                </a:lnTo>
-                                <a:lnTo>
-                                  <a:pt x="44729" y="383463"/>
-                                </a:lnTo>
-                                <a:lnTo>
-                                  <a:pt x="49034" y="345122"/>
-                                </a:lnTo>
-                                <a:lnTo>
-                                  <a:pt x="53924" y="332333"/>
-                                </a:lnTo>
-                                <a:lnTo>
-                                  <a:pt x="60071" y="306768"/>
-                                </a:lnTo>
-                                <a:lnTo>
-                                  <a:pt x="66802" y="293992"/>
-                                </a:lnTo>
-                                <a:lnTo>
-                                  <a:pt x="74764" y="268427"/>
-                                </a:lnTo>
-                                <a:lnTo>
-                                  <a:pt x="82753" y="255638"/>
-                                </a:lnTo>
-                                <a:lnTo>
-                                  <a:pt x="91935" y="242862"/>
-                                </a:lnTo>
-                                <a:lnTo>
-                                  <a:pt x="102349" y="217297"/>
-                                </a:lnTo>
-                                <a:lnTo>
-                                  <a:pt x="136080" y="178955"/>
-                                </a:lnTo>
-                                <a:lnTo>
-                                  <a:pt x="190017" y="127825"/>
-                                </a:lnTo>
-                                <a:lnTo>
-                                  <a:pt x="220675" y="102260"/>
-                                </a:lnTo>
-                                <a:lnTo>
-                                  <a:pt x="236601" y="89471"/>
-                                </a:lnTo>
-                                <a:lnTo>
-                                  <a:pt x="253161" y="89471"/>
-                                </a:lnTo>
-                                <a:lnTo>
-                                  <a:pt x="270319" y="76695"/>
-                                </a:lnTo>
-                                <a:lnTo>
-                                  <a:pt x="287477" y="76695"/>
-                                </a:lnTo>
-                                <a:lnTo>
-                                  <a:pt x="305257" y="63906"/>
-                                </a:lnTo>
-                                <a:lnTo>
-                                  <a:pt x="323037" y="63906"/>
-                                </a:lnTo>
-                                <a:lnTo>
-                                  <a:pt x="342036" y="51130"/>
-                                </a:lnTo>
-                                <a:lnTo>
-                                  <a:pt x="5771718" y="51130"/>
-                                </a:lnTo>
-                                <a:lnTo>
-                                  <a:pt x="5790108" y="63906"/>
-                                </a:lnTo>
-                                <a:lnTo>
-                                  <a:pt x="5808497" y="63906"/>
-                                </a:lnTo>
-                                <a:lnTo>
-                                  <a:pt x="5826277" y="76695"/>
-                                </a:lnTo>
-                                <a:lnTo>
-                                  <a:pt x="5843435" y="76695"/>
-                                </a:lnTo>
-                                <a:lnTo>
-                                  <a:pt x="5859983" y="89471"/>
-                                </a:lnTo>
-                                <a:lnTo>
-                                  <a:pt x="5876544" y="89471"/>
-                                </a:lnTo>
-                                <a:lnTo>
-                                  <a:pt x="5908408" y="115036"/>
-                                </a:lnTo>
-                                <a:lnTo>
-                                  <a:pt x="5937834" y="140601"/>
-                                </a:lnTo>
-                                <a:lnTo>
-                                  <a:pt x="5989320" y="191731"/>
-                                </a:lnTo>
-                                <a:lnTo>
-                                  <a:pt x="6021197" y="242862"/>
-                                </a:lnTo>
-                                <a:lnTo>
-                                  <a:pt x="6030392" y="255638"/>
-                                </a:lnTo>
-                                <a:lnTo>
-                                  <a:pt x="6038977" y="268427"/>
-                                </a:lnTo>
-                                <a:lnTo>
-                                  <a:pt x="6046330" y="293992"/>
-                                </a:lnTo>
-                                <a:lnTo>
-                                  <a:pt x="6053074" y="306768"/>
-                                </a:lnTo>
-                                <a:lnTo>
-                                  <a:pt x="6059208" y="332333"/>
-                                </a:lnTo>
-                                <a:lnTo>
-                                  <a:pt x="6064110" y="345122"/>
-                                </a:lnTo>
-                                <a:lnTo>
-                                  <a:pt x="6068403" y="383463"/>
-                                </a:lnTo>
-                                <a:lnTo>
-                                  <a:pt x="6072073" y="396240"/>
-                                </a:lnTo>
-                                <a:lnTo>
-                                  <a:pt x="6075756" y="434594"/>
-                                </a:lnTo>
-                                <a:lnTo>
-                                  <a:pt x="6076366" y="460159"/>
-                                </a:lnTo>
-                                <a:lnTo>
-                                  <a:pt x="6076366" y="262928"/>
-                                </a:lnTo>
-                                <a:lnTo>
-                                  <a:pt x="6071463" y="255638"/>
-                                </a:lnTo>
-                                <a:lnTo>
-                                  <a:pt x="6062269" y="230073"/>
-                                </a:lnTo>
-                                <a:lnTo>
-                                  <a:pt x="6052464" y="217297"/>
-                                </a:lnTo>
-                                <a:lnTo>
-                                  <a:pt x="6041428" y="204508"/>
-                                </a:lnTo>
-                                <a:lnTo>
-                                  <a:pt x="6029782" y="178955"/>
-                                </a:lnTo>
-                                <a:lnTo>
-                                  <a:pt x="6004039" y="153390"/>
-                                </a:lnTo>
-                                <a:lnTo>
-                                  <a:pt x="5975845" y="127825"/>
-                                </a:lnTo>
-                                <a:lnTo>
-                                  <a:pt x="5960516" y="102260"/>
-                                </a:lnTo>
-                                <a:lnTo>
-                                  <a:pt x="5944578" y="89471"/>
-                                </a:lnTo>
-                                <a:lnTo>
-                                  <a:pt x="5928030" y="76695"/>
-                                </a:lnTo>
-                                <a:lnTo>
-                                  <a:pt x="5910859" y="76695"/>
-                                </a:lnTo>
-                                <a:lnTo>
-                                  <a:pt x="5893701" y="63906"/>
-                                </a:lnTo>
-                                <a:lnTo>
-                                  <a:pt x="5875312" y="51130"/>
-                                </a:lnTo>
-                                <a:lnTo>
-                                  <a:pt x="5856922" y="38341"/>
-                                </a:lnTo>
-                                <a:lnTo>
-                                  <a:pt x="5837923" y="38341"/>
-                                </a:lnTo>
-                                <a:lnTo>
-                                  <a:pt x="5818302" y="25565"/>
-                                </a:lnTo>
-                                <a:lnTo>
-                                  <a:pt x="5798693" y="25565"/>
-                                </a:lnTo>
-                                <a:lnTo>
-                                  <a:pt x="5778462" y="0"/>
-                                </a:lnTo>
-                                <a:lnTo>
-                                  <a:pt x="333451" y="0"/>
-                                </a:lnTo>
-                                <a:lnTo>
-                                  <a:pt x="313232" y="25565"/>
-                                </a:lnTo>
-                                <a:lnTo>
-                                  <a:pt x="293611" y="25565"/>
-                                </a:lnTo>
-                                <a:lnTo>
-                                  <a:pt x="274002" y="38341"/>
-                                </a:lnTo>
-                                <a:lnTo>
-                                  <a:pt x="254990" y="38341"/>
-                                </a:lnTo>
-                                <a:lnTo>
-                                  <a:pt x="218211" y="63906"/>
-                                </a:lnTo>
-                                <a:lnTo>
-                                  <a:pt x="183896" y="89471"/>
-                                </a:lnTo>
-                                <a:lnTo>
-                                  <a:pt x="152019" y="115036"/>
-                                </a:lnTo>
-                                <a:lnTo>
-                                  <a:pt x="121958" y="140601"/>
-                                </a:lnTo>
-                                <a:lnTo>
-                                  <a:pt x="82753" y="178955"/>
-                                </a:lnTo>
-                                <a:lnTo>
-                                  <a:pt x="71107" y="204508"/>
-                                </a:lnTo>
-                                <a:lnTo>
-                                  <a:pt x="60071" y="217297"/>
-                                </a:lnTo>
-                                <a:lnTo>
-                                  <a:pt x="50253" y="242862"/>
-                                </a:lnTo>
-                                <a:lnTo>
-                                  <a:pt x="41059" y="255638"/>
-                                </a:lnTo>
-                                <a:lnTo>
-                                  <a:pt x="32486" y="281203"/>
-                                </a:lnTo>
-                                <a:lnTo>
-                                  <a:pt x="25120" y="293992"/>
-                                </a:lnTo>
-                                <a:lnTo>
-                                  <a:pt x="18376" y="319557"/>
-                                </a:lnTo>
-                                <a:lnTo>
-                                  <a:pt x="12865" y="332333"/>
-                                </a:lnTo>
-                                <a:lnTo>
-                                  <a:pt x="8572" y="357898"/>
-                                </a:lnTo>
-                                <a:lnTo>
-                                  <a:pt x="4902" y="396240"/>
-                                </a:lnTo>
-                                <a:lnTo>
-                                  <a:pt x="2438" y="409028"/>
-                                </a:lnTo>
-                                <a:lnTo>
-                                  <a:pt x="596" y="434594"/>
-                                </a:lnTo>
-                                <a:lnTo>
-                                  <a:pt x="0" y="460159"/>
-                                </a:lnTo>
-                                <a:lnTo>
-                                  <a:pt x="0" y="2121839"/>
-                                </a:lnTo>
-                                <a:lnTo>
-                                  <a:pt x="2438" y="2172957"/>
-                                </a:lnTo>
-                                <a:lnTo>
-                                  <a:pt x="8572" y="2224087"/>
-                                </a:lnTo>
-                                <a:lnTo>
-                                  <a:pt x="18986" y="2275217"/>
-                                </a:lnTo>
-                                <a:lnTo>
-                                  <a:pt x="25730" y="2288006"/>
-                                </a:lnTo>
-                                <a:lnTo>
-                                  <a:pt x="33096" y="2313571"/>
-                                </a:lnTo>
-                                <a:lnTo>
-                                  <a:pt x="41668" y="2326348"/>
-                                </a:lnTo>
-                                <a:lnTo>
-                                  <a:pt x="50863" y="2351913"/>
-                                </a:lnTo>
-                                <a:lnTo>
-                                  <a:pt x="61290" y="2364702"/>
-                                </a:lnTo>
-                                <a:lnTo>
-                                  <a:pt x="71716" y="2390254"/>
-                                </a:lnTo>
-                                <a:lnTo>
-                                  <a:pt x="83350" y="2403043"/>
-                                </a:lnTo>
-                                <a:lnTo>
-                                  <a:pt x="109080" y="2428608"/>
-                                </a:lnTo>
-                                <a:lnTo>
-                                  <a:pt x="123190" y="2454173"/>
-                                </a:lnTo>
-                                <a:lnTo>
-                                  <a:pt x="152628" y="2479738"/>
-                                </a:lnTo>
-                                <a:lnTo>
-                                  <a:pt x="168567" y="2492514"/>
-                                </a:lnTo>
-                                <a:lnTo>
-                                  <a:pt x="185115" y="2505303"/>
-                                </a:lnTo>
-                                <a:lnTo>
-                                  <a:pt x="202285" y="2518079"/>
-                                </a:lnTo>
-                                <a:lnTo>
-                                  <a:pt x="219443" y="2518079"/>
-                                </a:lnTo>
-                                <a:lnTo>
-                                  <a:pt x="256222" y="2543645"/>
-                                </a:lnTo>
-                                <a:lnTo>
-                                  <a:pt x="275221" y="2543645"/>
-                                </a:lnTo>
-                                <a:lnTo>
-                                  <a:pt x="294843" y="2556421"/>
-                                </a:lnTo>
-                                <a:lnTo>
-                                  <a:pt x="314452" y="2556421"/>
-                                </a:lnTo>
-                                <a:lnTo>
-                                  <a:pt x="335292" y="2569210"/>
-                                </a:lnTo>
-                                <a:lnTo>
-                                  <a:pt x="5779694" y="2569210"/>
-                                </a:lnTo>
-                                <a:lnTo>
-                                  <a:pt x="5799912" y="2556421"/>
-                                </a:lnTo>
-                                <a:lnTo>
-                                  <a:pt x="5819533" y="2556421"/>
-                                </a:lnTo>
-                                <a:lnTo>
-                                  <a:pt x="5839142" y="2543645"/>
-                                </a:lnTo>
-                                <a:lnTo>
-                                  <a:pt x="5858154" y="2543645"/>
-                                </a:lnTo>
-                                <a:lnTo>
-                                  <a:pt x="5876531" y="2530868"/>
-                                </a:lnTo>
-                                <a:lnTo>
-                                  <a:pt x="5894933" y="2518079"/>
-                                </a:lnTo>
-                                <a:lnTo>
-                                  <a:pt x="5912091" y="2518079"/>
-                                </a:lnTo>
-                                <a:lnTo>
-                                  <a:pt x="5929249" y="2505303"/>
-                                </a:lnTo>
-                                <a:lnTo>
-                                  <a:pt x="5945810" y="2492514"/>
-                                </a:lnTo>
-                                <a:lnTo>
-                                  <a:pt x="5961735" y="2479738"/>
-                                </a:lnTo>
-                                <a:lnTo>
-                                  <a:pt x="5976455" y="2466949"/>
-                                </a:lnTo>
-                                <a:lnTo>
-                                  <a:pt x="5991161" y="2441384"/>
-                                </a:lnTo>
-                                <a:lnTo>
-                                  <a:pt x="6018136" y="2415819"/>
-                                </a:lnTo>
-                                <a:lnTo>
-                                  <a:pt x="6030392" y="2403043"/>
-                                </a:lnTo>
-                                <a:lnTo>
-                                  <a:pt x="6042037" y="2377478"/>
-                                </a:lnTo>
-                                <a:lnTo>
-                                  <a:pt x="6053074" y="2364702"/>
-                                </a:lnTo>
-                                <a:lnTo>
-                                  <a:pt x="6062878" y="2351913"/>
-                                </a:lnTo>
-                                <a:lnTo>
-                                  <a:pt x="6072073" y="2326348"/>
-                                </a:lnTo>
-                                <a:lnTo>
-                                  <a:pt x="6080658" y="2313571"/>
-                                </a:lnTo>
-                                <a:lnTo>
-                                  <a:pt x="6088011" y="2288006"/>
-                                </a:lnTo>
-                                <a:lnTo>
-                                  <a:pt x="6094755" y="2262441"/>
-                                </a:lnTo>
-                                <a:lnTo>
-                                  <a:pt x="6100267" y="2249652"/>
-                                </a:lnTo>
-                                <a:lnTo>
-                                  <a:pt x="6104560" y="2224087"/>
-                                </a:lnTo>
-                                <a:lnTo>
-                                  <a:pt x="6108243" y="2185746"/>
-                                </a:lnTo>
-                                <a:lnTo>
-                                  <a:pt x="6111303" y="2172957"/>
-                                </a:lnTo>
-                                <a:lnTo>
-                                  <a:pt x="6112535" y="2147405"/>
-                                </a:lnTo>
-                                <a:lnTo>
-                                  <a:pt x="6113145" y="2121839"/>
-                                </a:lnTo>
-                                <a:lnTo>
-                                  <a:pt x="6113145" y="460159"/>
-                                </a:lnTo>
-                                <a:close/>
-                              </a:path>
-                            </a:pathLst>
-                          </a:custGeom>
-                          <a:solidFill>
-                            <a:srgbClr val="EB792C"/>
-                          </a:solidFill>
-                        </wps:spPr>
-                        <wps:bodyPr wrap="square" lIns="0" tIns="0" rIns="0" bIns="0" rtlCol="0">
-                          <a:prstTxWarp prst="textNoShape">
-                            <a:avLst/>
-                          </a:prstTxWarp>
-                          <a:noAutofit/>
-                        </wps:bodyPr>
-                      </wps:wsp>
-                      <wps:wsp>
-                        <wps:cNvPr id="1770159791" name="Textbox 9"/>
-                        <wps:cNvSpPr txBox="1"/>
-                        <wps:spPr>
-                          <a:xfrm>
-                            <a:off x="190501" y="203193"/>
-                            <a:ext cx="5728046" cy="2215842"/>
-                          </a:xfrm>
-                          <a:prstGeom prst="rect">
-                            <a:avLst/>
-                          </a:prstGeom>
-                        </wps:spPr>
-                        <wps:txbx>
-                          <w:txbxContent>
-                            <w:p>
-                              <w:pPr>
-                                <w:spacing w:line="379" w:lineRule="auto"/>
-                                <w:ind w:left="746" w:hanging="747"/>
-                                <w:jc w:val="both"/>
-                                <w:rPr>
-                                  <w:spacing w:val="-4"/>
-                                  <w:sz w:val="28"/>
-                                  <w:lang w:val="en-US"/>
-                                </w:rPr>
-                              </w:pPr>
-                              <w:r>
-                                <w:rPr>
-                                  <w:b/>
-                                  <w:bCs/>
-                                  <w:spacing w:val="-4"/>
-                                  <w:sz w:val="28"/>
-                                  <w:lang w:val="en-US"/>
-                                </w:rPr>
-                                <w:t>DM1: Provide comprehensive education and skill development</w:t>
-                              </w:r>
-                              <w:r>
-                                <w:rPr>
-                                  <w:spacing w:val="-4"/>
-                                  <w:sz w:val="28"/>
-                                  <w:lang w:val="en-US"/>
-                                </w:rPr>
-                                <w:t xml:space="preserve"> in AI and ML, equipping students with strong engineering knowledge, modern tools, and analytical abilities to solve complex problems.</w:t>
-                              </w:r>
-                            </w:p>
-                            <w:p>
-                              <w:pPr>
-                                <w:spacing w:line="379" w:lineRule="auto"/>
-                                <w:ind w:left="746" w:hanging="747"/>
-                                <w:jc w:val="both"/>
-                                <w:rPr>
-                                  <w:spacing w:val="-4"/>
-                                  <w:sz w:val="28"/>
-                                  <w:lang w:val="en-US"/>
-                                </w:rPr>
-                              </w:pPr>
-                              <w:r>
-                                <w:rPr>
-                                  <w:b/>
-                                  <w:bCs/>
-                                  <w:spacing w:val="-4"/>
-                                  <w:sz w:val="28"/>
-                                  <w:lang w:val="en-US"/>
-                                </w:rPr>
-                                <w:t>DM2:  Foster research, innovation, and design thinking</w:t>
-                              </w:r>
-                              <w:r>
-                                <w:rPr>
-                                  <w:spacing w:val="-4"/>
-                                  <w:sz w:val="28"/>
-                                  <w:lang w:val="en-US"/>
-                                </w:rPr>
-                                <w:t xml:space="preserve"> to develop intelligent solutions that address real-world challenges, advance societal welfare, and drive industrial growth.</w:t>
-                              </w:r>
-                            </w:p>
-                            <w:p>
-                              <w:pPr>
-                                <w:spacing w:line="379" w:lineRule="auto"/>
-                                <w:ind w:left="746" w:hanging="747"/>
-                                <w:jc w:val="both"/>
-                                <w:rPr>
-                                  <w:spacing w:val="-4"/>
-                                  <w:sz w:val="28"/>
-                                  <w:lang w:val="en-US"/>
-                                </w:rPr>
-                              </w:pPr>
-                              <w:r>
-                                <w:rPr>
-                                  <w:b/>
-                                  <w:bCs/>
-                                  <w:spacing w:val="-4"/>
-                                  <w:sz w:val="28"/>
-                                  <w:lang w:val="en-US"/>
-                                </w:rPr>
-                                <w:t>DM3: Promote ethical, professional, and collaborative practices</w:t>
-                              </w:r>
-                              <w:r>
-                                <w:rPr>
-                                  <w:spacing w:val="-4"/>
-                                  <w:sz w:val="28"/>
-                                  <w:lang w:val="en-US"/>
-                                </w:rPr>
-                                <w:t xml:space="preserve"> by nurturing teamwork, effective communication, leadership, and adherence to professional ethics.</w:t>
-                              </w:r>
-                            </w:p>
-                            <w:p>
-                              <w:pPr>
-                                <w:spacing w:line="379" w:lineRule="auto"/>
-                                <w:ind w:left="746" w:hanging="747"/>
-                                <w:jc w:val="both"/>
-                                <w:rPr>
-                                  <w:spacing w:val="-4"/>
-                                  <w:sz w:val="28"/>
-                                </w:rPr>
-                              </w:pPr>
-                              <w:r>
-                                <w:rPr>
-                                  <w:b/>
-                                  <w:bCs/>
-                                  <w:spacing w:val="-4"/>
-                                  <w:sz w:val="28"/>
-                                  <w:lang w:val="en-US"/>
-                                </w:rPr>
-                                <w:t xml:space="preserve">DM4: </w:t>
-                              </w:r>
-                              <w:r>
-                                <w:rPr>
-                                  <w:b/>
-                                  <w:spacing w:val="-4"/>
-                                  <w:sz w:val="28"/>
-                                  <w:lang w:val="en-US"/>
-                                </w:rPr>
-                                <w:t>Encourage lifelong learning, entrepreneurship, and sustainable practices</w:t>
-                              </w:r>
-                              <w:r>
-                                <w:rPr>
-                                  <w:spacing w:val="-4"/>
-                                  <w:sz w:val="28"/>
-                                  <w:lang w:val="en-US"/>
-                                </w:rPr>
-                                <w:t xml:space="preserve"> to empower graduates to contribute responsibly to society and global industries.</w:t>
-                              </w:r>
-                            </w:p>
-                          </w:txbxContent>
-                        </wps:txbx>
-                        <wps:bodyPr wrap="square" lIns="0" tIns="0" rIns="0" bIns="0" rtlCol="0">
-                          <a:noAutofit/>
-                        </wps:bodyPr>
-                      </wps:wsp>
-                    </wpg:wgp>
-                  </a:graphicData>
-                </a:graphic>
-                <wp14:sizeRelH relativeFrom="margin">
-                  <wp14:pctWidth>0</wp14:pctWidth>
-                </wp14:sizeRelH>
-                <wp14:sizeRelV relativeFrom="margin">
-                  <wp14:pctHeight>0</wp14:pctHeight>
-                </wp14:sizeRelV>
-              </wp:anchor>
-            </w:drawing>
-          </mc:Choice>
-          <mc:Fallback>
-            <w:pict>
-              <v:group w14:anchorId="36FF1387" id="Group 1831852856" o:spid="_x0000_s1035" style="position:absolute;margin-left:0;margin-top:20.65pt;width:468.75pt;height:396.3pt;z-index:-251652096;mso-wrap-distance-left:0;mso-wrap-distance-right:0;mso-position-horizontal:left;mso-position-horizontal-relative:margin;mso-width-relative:margin;mso-height-relative:margin" coordsize="61131,25692" o:gfxdata="UEsDBBQABgAIAAAAIQC2gziS/gAAAOEBAAATAAAAW0NvbnRlbnRfVHlwZXNdLnhtbJSRQU7DMBBF 90jcwfIWJU67QAgl6YK0S0CoHGBkTxKLZGx5TGhvj5O2G0SRWNoz/78nu9wcxkFMGNg6quQqL6RA 0s5Y6ir5vt9lD1JwBDIwOMJKHpHlpr69KfdHjyxSmriSfYz+USnWPY7AufNIadK6MEJMx9ApD/oD OlTrorhX2lFEilmcO2RdNtjC5xDF9pCuTyYBB5bi6bQ4syoJ3g9WQ0ymaiLzg5KdCXlKLjvcW893 SUOqXwnz5DrgnHtJTxOsQfEKIT7DmDSUCaxw7Rqn8787ZsmRM9e2VmPeBN4uqYvTtW7jvijg9N/y JsXecLq0q+WD6m8AAAD//wMAUEsDBBQABgAIAAAAIQA4/SH/1gAAAJQBAAALAAAAX3JlbHMvLnJl bHOkkMFqwzAMhu+DvYPRfXGawxijTi+j0GvpHsDYimMaW0Yy2fr2M4PBMnrbUb/Q94l/f/hMi1qR JVI2sOt6UJgd+ZiDgffL8ekFlFSbvV0oo4EbChzGx4f9GRdb25HMsYhqlCwG5lrLq9biZkxWOiqY 22YiTra2kYMu1l1tQD30/bPm3wwYN0x18gb45AdQl1tp5j/sFB2T0FQ7R0nTNEV3j6o9feQzro1i OWA14Fm+Q8a1a8+Bvu/d/dMb2JY5uiPbhG/ktn4cqGU/er3pcvwCAAD//wMAUEsDBBQABgAIAAAA IQCYSQe+vA4AAPxKAAAOAAAAZHJzL2Uyb0RvYy54bWy0XFtvI9cNfi/Q/yDovfG5X4x4g+a2KFCk AbJFn2VZvqCyRpW0a+ff9zsXzow36ZBJ25fVeE2NOTw85MePnPPlV6/P+9Wn3en8NBxu1voLtV7t Dtvh7unwcLP++4fv/5TWq/Nlc7jb7IfD7mb98+68/urdH//w5cvxemeGx2F/tzutcJPD+frleLN+ vFyO11dX5+3j7nlz/mI47g745f1wet5c8OPp4erutHnB3Z/3V0apcPUynO6Op2G7O5/xv9+2X67f 1fvf3++2l7/d3593l9X+Zg3dLvXfU/33tvx79e7LzfXDaXN8fNp2NTa/Q4vnzdMBf3S81beby2b1 8fT0i1s9P21Pw3m4v3yxHZ6vhvv7p+2uPgOeRqvPnub9afh4rM/ycP3ycBzNBNN+ZqfffdvtD5/e n44/HX88Ne1x+ddh+88z7HL1cny4nv++/PwwCb/en57Ll/AQq9dq0Z9Hi+5eL6st/tNnb7Xx69UW v/PKWjxks/n2EQvzi+9tH7/r3wxaW+36N40P2bRvXm2u2x+u6o3qvBzhP+fJROf/zkQ/PW6Ou2r5 czHBj6fV0x3cO6jklM4mrFeHzTPc+X33nFQequgA4WLM/tO521ViKvaBN9fbj+fL+91Qrb759Nfz pXnvHV1tHulq+3qgyxP2QPH+ffX+y3oF7z+tV/D+27YSx82lfK8sZblcvdysR10eb9Zk+/L75+HT 7sNQJS9l7YIKTmNdVlhdF5T2udwSSzQJ7g+ffcG6hJhQvmCdz65/gcTo89jv73PSsYrbHIyrzoP7 kxh9juIh+i6erAuWu7txwbW7O6+N4cR1cqaLQ/m66EvKjOJvbEM60+eo+yhutNHJki1Jjj4neWOb Nka76JRntHfRB5JPPrrAyTuXcn1ao3PyrHXKzsDGwMoaY0OK3P2tN1j+Ju9y8Jz1TY6p62/gCk4z +kMJ1zzNmJSQKxh5HUxGvCn6W6XK32q+THanT7K/Spbsb7X1cVkfn3MuNm/3t1nbZX0QOROcuctn ZfzyVvEIkCb1+ztcqWX39CnbqHS7v/NOx+XN4lPMQfX1EsnDexAP6vO6mKPl9EFyMKSPRF5HRf7g svGasU/EAujuPyJ5LG8PDsYrb9WyfaxJ3vXHlYgjvWV6Wl577JTkbDemQDymPK4Vb0tspxzIdQTi LgbboiziZ8h47KWdglhmND2q0zYtL5RRSCnkZ7y4ziogVDY3491exxgDKaN90su6a2cQXNvdbYwu Ljux1gam6eImINUtWkYrZ+BWLSTwIQQJ0HSzCwJUSokeVBD+kom+ayIIrjEipDa9DR+6o0F87NKC xJACebok7XhPQUALkppOmVKaIGVqkxu2ESXkUVqS7UdFJChofEYJBhrNZ3kEFE1GGir+h/yV8rK3 xpgQw6uwNdYuh0MET99sZ3X2wGRLESKV6NYcJNuclxNvDomCT9Jl+yzdGTsske8FgLdlPRCTbeop 1/vAZCzgRZ+6f5T9yGjinYtNWmck22W0AJEEfFmMrb21cMOlpzRITx1aaKeAw5eldXZ9h0mkAddD 2zNao4JbRi0G9UC3oEQaiKJDUrgAA6BswX/NgAJhF3J31ogMtQyNfQzRlSIV1pZIJ9QtbdfwiiDD JOCaem+JtFc6iq0NhOi9ailBYG5APpexb6tX8X7is8rKdpflnRAAtOAkqc/6bD0iVBMPQQN/LLk4 KkVk1r4jEKo8s6Q5qtx1B6DwHBhGlYkIWJUxGlFxOU4Ay2tNybVg7eWIFZRS1nd8xccViGOhOkbh gxa2exjBHh8RgzLw9faoVoUYloN+gAdYROQa9vlIDnGfdU8pfJZAQaGwQdrd+QwE8bEmFWQ3iI8l ryRzKlAAvaKTZGWIEx0gyfgzcVtuz9l9prvIkEiFfVVlyzQW33zKhc/EDO6lOIGRuJhGrdtW1Ygc GNV2B4j8bgIjpCqlWJSRbG0HKNIDhyTOYDv1sg9gPiEtLIalFDVoj2oZrYwJy4naJ8Tr1La2SBw1 YmecJMmj8jRVF4k0oFEvJ0RJL4YewiTSIRf+p/gLijOGebFlUzfXFQibEHvG4/WwJZA2t+WFDVBZ Bzq89VAtoTAUmhowMQAd1rTL+wjCc7Q9jQqkDZi/ZmkBAtAZLIgYAAC5pA50BCAUdAyCeXtKfp9p j3qzYwuBtPOweLu3ADyDuDG9zOMDxBzG86kfFb6m3MyDflBsRKHyeR+An/g4PsbGhHKiGgQlHFcy RR0pJwsy/lRtSvJO6JgcGY0j0FFR9UUUJG8Azk68CFI3OAjXCkhB4nZAtV143rIgepc+G807CUs4 gEkPCSU/PSIoMpaQn6wno+NpYURk/LjmRsLnoOXTfa/EQfRnllLkRBtIaPjkUfo2vxZwXNnq0DWx AroNEbK7ibHl7zAVO+zcgUNpJURUcUvPCe6AkICRUIUO1GkLaWhrWYWKfPHutQPaDOMEvGUAAOsV h6AZgEiPpNPvLuFcI3oHYnGwv46IEkHnAAlwxHeCxkEhYYinF/D6yJfhN7QBgArQ9W2PKqH10RTq /UpZ08BTNxQNjKRQ+i85ASokcKPd4SXyqRDM3ckE2oNK1RSiJep7MHHZkN/wbQnAX2Stvr0Fa4We E5oB5Gh8YwKMhVZgBmqdIvA0lKpeo+8oly/YTL6tPOAW/kC7P3Aw38PLUL/rIwg5hVgYGzeCiIZ0 B9aF9OEDZqn7kIa7/pKeKGhIYnIFTQcU6ChveqEoSCXzgl6SqILyY4NflAaVH+cHZEl2Gk+QpHCw neP0gwQgzMcrJPBjLv+rlMR2P5x3LcKUUY/fNfJBczmo7d78jf848gHI7HtBI0BnGD1RaClWn3Mg IOEeSyExaDSBO5stAIoQd77Hc0HLI6iMwYQWcNHs55oeEIdDt/ggaHugRY/irW93HsVDXClqMUto FRCm1NVFPcQZUk3ib9aV8DB90vjDJC5zTQzmEAcqGleJqPl6U6iUZUwLKahoSgumhnIBmsZWwShX l0cswVIs+9ls0kkYSrLp5TBoIcG4Csrh2J9XFgoDAGd7XlGoRS0fCSvzveY57wtSlG1lv+G4BfAX 4y3ajuMefN8evQtD/TNcCMZJwFcR2BdBDZD6IwkpgTKYiwN3Xv1NBsUiOvJy+ViwDMmDyGJ4egQn 4n8RbXlxhcE3OZDE+oDCEitvUH2oTsAIYCcUnropvOlRjJUWZwNtAnF0AUbMxk+raPBSI+QUlELG Fo64KiNAeLkAsC7NV6CzoQzBFoyoC+negg0OfqCnHlH4UITbBcHJo2NEoYwPfTOKRTA3iAKCuD1B 2Eb1QDNogqRg0cnrIVWQciyK4F4LCBKaRauNpPnpzklakIsnRQT4arKIAC5NxhYwdtM6SrjA0UVE uIq8T9KxnBybx1SY6CLugEdUs+3Is7mznc73tNALsoTsBBy0LVCwRhHNt8IxIIeZgibNN7SMAUPc ooigQTULxYKeyRTmBcJRAUFXrQWtG+Dojm14YYuisEN6SbtpTKsC4TLN1/a4R5XEtAJjYeVbgpdI T3CAVwSMWHKYYShZSSINfCo2n8ccqus5jDc2GJ8RVvGLDr5nBG0C6VzexmgWFPS+MHCCLnNLS4K5 J1T22fZsIBjYAlWi0V2rJgeByY+ETGMVhg8mQOMTeucDFXiSqTjggyBokrH2kARYpFQqbUTBe3pH RJAY5oWZIOnM6z5BQoP4WIYKkiXExxpakIjn4mWmmi+5wRb0GlTiBJj/7R3q+obCcsfgDfnFJ5U3 XBzfNYW/j69jCJIQykNU231OQjJLFhFnehrikxbG8TBd0yKvIGthlsyBSq97VRJmTKIxOEHAy6ja OuQUSM9ewpAE6lKbNNAuSBmptIyadNlIy0OhcypfIj1NNZbwxQzJxIwR0snPOWn0tvtU6HIKBR2H pnNdRkYQVAO9qsNqW0ai6XUFXhgEXi+jeKuB/s99oFwgPL01wXvGbFKDd2h0PKhRKUibmHegLqgg a04QWRAU4tRHlgQcqgEkA5potXR/43PxVBEJMrE1jvqq/JAGenpUT/JZGGvYy0kBdVxe9WrhUZCB MVvQwwA/Yokirsvyr1uCd29BVMDT08S0IOm2ykaQbqlU58vpUdPqOwyVPJrLCAgGvMdB/iAgRlB4 /AbOFvwuvVApeMHQYW6xLYeEr8UYIiEPSeNwfLdFMgkxjRsZASU2vSkimoNAS2icJeBpYwz0ov7t qJx/yRGhMVA/UkAy64AcS5ifZyLBQCHgNmUktCim/8a3UfjhAMRpeq1DMksA+hr+3ZVxaDYvZ+Xi 3ETXe4H47H1FJFFMdCx2VzDqhW5PV0YgXl4dJvH5yQDUo6LP1qvyEa+u0qvGb04SIDn6JPnZq6IC 7ctbhMC0YvWBtcaxXmAC1vYoohMml8RrVctoatsLmgHz90IkroOxCaNoSkvS+8hYLaK3BI4PfI4H pl3L7yvkFrxQ1TeWYNtiLAPuTvJ8S+Dt6x58TwDdCbxO0slewbDWm16bYBYMpdo47C8ZNZvX95L4 jRLcJJrfl2SHee9V0Kgo7GUYJ+sErQqF1/cJkouaFXhZiNZX0nvVwPAUxwXzj/MhAglGmM8oiMZE dGEPezwRNCJQrowTFqKxktkIh6h3P5P/VVj2i7ESHIoxniqC6/m5Jedh/3T3/dN+X4ZPzqeH22/2 p9WnDQ4o+e5rDJN90/PETAwHvZyv20kq5ep2uPsZ57G84OSVm/X5Xx83p916tf/LASe+IGRc6OJE F7d0cbrsvxnqMUB17uV0vnx4/cfmdFwdcXmzvuDMmh8GOvhlc00HrJRnGWXLNw/Dnz9ehvuncvpK 1a1p1H/AITTtJJj//2k0Eec3lBEzlMDtNJoPeITb4XVVpwhnp9GsLq9fDziupSbhyZp0ks54hA+g Et4/bHmm0O+VYNpcj4f5RDAhZbylHOYDNACKhkZi6YCbYqlyQk23aTl7ph6L9Jkx2yE2ny3s5fX2 tR6zU//s/3CpBQtWDxPCEUv18Jp+HFQ5w2n+c13g6dCqd/8GAAD//wMAUEsDBBQABgAIAAAAIQC2 IzY23wAAAAcBAAAPAAAAZHJzL2Rvd25yZXYueG1sTI9BS8NAFITvgv9heYI3u4lrtY3ZlFLUUxFs BfH2mn1NQrNvQ3abpP/e9aTHYYaZb/LVZFsxUO8bxxrSWQKCuHSm4UrD5/71bgHCB2SDrWPScCEP q+L6KsfMuJE/aNiFSsQS9hlqqEPoMil9WZNFP3MdcfSOrrcYouwraXocY7lt5X2SPEqLDceFGjva 1FSedmer4W3Eca3Sl2F7Om4u3/v5+9c2Ja1vb6b1M4hAU/gLwy9+RIciMh3cmY0XrYZ4JGh4SBWI 6C7V0xzEQcNCqSXIIpf/+YsfAAAA//8DAFBLAQItABQABgAIAAAAIQC2gziS/gAAAOEBAAATAAAA AAAAAAAAAAAAAAAAAABbQ29udGVudF9UeXBlc10ueG1sUEsBAi0AFAAGAAgAAAAhADj9If/WAAAA lAEAAAsAAAAAAAAAAAAAAAAALwEAAF9yZWxzLy5yZWxzUEsBAi0AFAAGAAgAAAAhAJhJB768DgAA /EoAAA4AAAAAAAAAAAAAAAAALgIAAGRycy9lMm9Eb2MueG1sUEsBAi0AFAAGAAgAAAAhALYjNjbf AAAABwEAAA8AAAAAAAAAAAAAAAAAFhEAAGRycy9kb3ducmV2LnhtbFBLBQYAAAAABAAEAPMAAAAi EgAAAAA= ">
-                <v:shape id="Graphic 8" o:spid="_x0000_s1036" style="position:absolute;width:61131;height:25692;visibility:visible;mso-wrap-style:square;v-text-anchor:top" coordsize="6113145,2569210" o:gfxdata="UEsDBBQABgAIAAAAIQDb4fbL7gAAAIUBAAATAAAAW0NvbnRlbnRfVHlwZXNdLnhtbHyQz07DMAyH 70i8Q+QralM4IITa7kDhCAiNB7ASt43WOlEcyvb2pNu4IODoPz9/n1xv9vOkForiPDdwXVagiI23 jocG3rdPxR0oScgWJ8/UwIEENu3lRb09BBKV0ywNjCmFe63FjDSjlD4Q50nv44wpl3HQAc0OB9I3 VXWrjedEnIq03oC27qjHjympx31un0wiTQLq4bS4shrAECZnMGVTvbD9QSnOhDInjzsyuiBXWQP0 r4R18jfgnHvJr4nOknrFmJ5xzhraRtHWf3Kkpfz/yGo5S+H73hkquyhdjr3R8m2lj09svwAAAP// AwBQSwMEFAAGAAgAAAAhAFr0LFu/AAAAFQEAAAsAAABfcmVscy8ucmVsc2zPwWrDMAwG4Ptg72B0 X5TuUMaI01uh19I+gLGVxCy2jGSy9e1nemrHjpL4P0nD4SetZiPRyNnCruvBUPYcYp4tXC/Htw8w Wl0ObuVMFm6kcBhfX4Yzra62kC6xqGlKVgtLreUTUf1CyWnHhXKbTCzJ1VbKjMX5LzcTvvf9HuXR gPHJNKdgQU5hB+ZyK23zHztFL6w81c5zQp6m6P9TMfB3PtPWFCczVQtB9N4U2rp2HOA44NMz4y8A AAD//wMAUEsDBBQABgAIAAAAIQDc1Fn6xwAAAOMAAAAPAAAAZHJzL2Rvd25yZXYueG1sRE9fa8Iw EH8f+B3CCXubiWUWV40i4mCCMK3CXo/mbIvNpTRR67c3g8Ee7/f/5sveNuJGna8daxiPFAjiwpma Sw2n4+fbFIQPyAYbx6ThQR6Wi8HLHDPj7nygWx5KEUPYZ6ihCqHNpPRFRRb9yLXEkTu7zmKIZ1dK 0+E9httGJkql0mLNsaHCltYVFZf8ajUk23X+c7nuT8fvzabu/XY3aVde69dhv5qBCNSHf/Gf+8vE +amavqvxR5LC708RALl4AgAA//8DAFBLAQItABQABgAIAAAAIQDb4fbL7gAAAIUBAAATAAAAAAAA AAAAAAAAAAAAAABbQ29udGVudF9UeXBlc10ueG1sUEsBAi0AFAAGAAgAAAAhAFr0LFu/AAAAFQEA AAsAAAAAAAAAAAAAAAAAHwEAAF9yZWxzLy5yZWxzUEsBAi0AFAAGAAgAAAAhANzUWfrHAAAA4wAA AA8AAAAAAAAAAAAAAAAABwIAAGRycy9kb3ducmV2LnhtbFBLBQYAAAAAAwADALcAAAD7AgAAAAA= " path="m6064110,460159r-622,-25565l6059817,396240r-3060,-12777l6052464,345122r-622,-1664l6051842,460159r,1661680l6051232,2147405r-3670,38341l6044489,2198522r-4293,38354l6035294,2249652r-5512,12789l6023648,2288006r-7353,12776l6008332,2313571r-8586,25565l5958675,2390254r-37389,38354l5893701,2454173r-14097,l5848959,2479738r-15938,l5817082,2492514r-17170,l5783364,2505303r-5454815,l311391,2492514r-16548,l278904,2479738r-15938,l247637,2466949r-29426,-25565l204114,2441384r-13475,-12776l177761,2415819r-35547,-38341l112763,2326348r-8560,-12777l96227,2300782r-7366,-12776l82753,2262441r-5525,-12789l72313,2236876r-3670,-38354l65582,2185746r-3683,-38341l61290,2121839r,-1661680l61899,434594r3683,-38354l68643,383463r4293,-25565l77838,332333r5512,-12776l89484,293992r7353,-12789l104813,268427r8572,-12789l122580,230073r31890,-38342l191858,153390r13488,-12789l219443,140601r29426,-25565l264185,115036,296062,89471r33718,l346938,76695r5420487,l5784596,89471r33706,l5850179,115036r15328,l5894933,140601r14097,12789l5922505,153390r12878,12776l5947638,178955r23292,25553l5981357,217297r9804,25565l6000356,255638r8585,12789l6016904,281203r7353,25565l6030392,319557r5524,12776l6040818,357898r3671,25565l6047562,396240r3670,38354l6051842,460159r,-116701l6047562,332333r-5525,-12776l6035294,293992r-7354,-12789l6019978,268427r-9195,-25565l5980125,204508r-36767,-38342l5901664,127825r-30645,-25565l5855081,102260,5839142,89471r-17157,l5804827,76695r-17171,l5769876,63906r-5425389,l326707,76695r-17767,l291769,89471r-16548,l258673,102260r-15938,l227406,115036r-29413,25565l183896,153390r-13488,12776l157530,166166r-12255,25565l133629,204508r-11049,12789l112141,230073,93789,255638r-7988,25565l78447,293992r-6731,12776l65582,332333r-4902,12789l56375,383463r-3061,12777l49644,434594r-610,25565l49034,2121839r610,25566l53314,2185746r3061,12776l60680,2236876r4902,12776l71107,2275217r6731,12789l85191,2300782r7976,25566l111544,2351913r10414,12789l133019,2377478r11646,25565l156921,2415819r12865,12789l183273,2441384r14097,l211480,2454173r30645,25565l258064,2492514r16548,l291160,2505303r17157,l325488,2518079r5460949,l5804205,2505303r17170,l5837923,2492514r16548,l5870410,2479738r30645,-25565l5915152,2454173r27584,-25565l5979515,2390254r11037,-25552l6000966,2351913r18389,-25565l6027331,2300782r7353,-12776l6041428,2275217r6134,-25565l6052464,2236876r4293,-38354l6059817,2185746r3671,-38341l6064110,2121839r,-1661680xem6113145,460159r-610,-25565l6110694,409028r-2451,-12788l6104560,357898r-4903,-25565l6094146,319557r-6744,-25565l6080049,268427r-3683,-5499l6076366,460159r,1661680l6075756,2147405r-1232,25552l6072073,2185746r-3670,38341l6064110,2236876r-4902,25565l6053074,2275217r-6744,12789l6038977,2313571r-8585,12777l6000356,2377478r-49035,51130l5892470,2479738r-15926,12776l5859983,2492514r-34315,25565l5807888,2518079r-17780,12789l323037,2530868r-18390,-12789l286867,2518079r-17158,-12776l253161,2492514r-16560,l204736,2466949r-29426,-25565l123825,2390254,91935,2351913r-9182,-25565l74155,2313571r-7353,-25565l60071,2275217r-6147,-12776l49034,2236876r-4305,-12789l41059,2185746r-2439,-12789l37376,2147405r-610,-25566l36766,460159r610,-25565l41059,396240r3670,-12777l49034,345122r4890,-12789l60071,306768r6731,-12776l74764,268427r7989,-12789l91935,242862r10414,-25565l136080,178955r53937,-51130l220675,102260,236601,89471r16560,l270319,76695r17158,l305257,63906r17780,l342036,51130r5429682,l5790108,63906r18389,l5826277,76695r17158,l5859983,89471r16561,l5908408,115036r29426,25565l5989320,191731r31877,51131l6030392,255638r8585,12789l6046330,293992r6744,12776l6059208,332333r4902,12789l6068403,383463r3670,12777l6075756,434594r610,25565l6076366,262928r-4903,-7290l6062269,230073r-9805,-12776l6041428,204508r-11646,-25553l6004039,153390r-28194,-25565l5960516,102260,5944578,89471,5928030,76695r-17171,l5893701,63906,5875312,51130,5856922,38341r-18999,l5818302,25565r-19609,l5778462,,333451,,313232,25565r-19621,l274002,38341r-19012,l218211,63906,183896,89471r-31877,25565l121958,140601,82753,178955,71107,204508,60071,217297r-9818,25565l41059,255638r-8573,25565l25120,293992r-6744,25565l12865,332333,8572,357898,4902,396240,2438,409028,596,434594,,460159,,2121839r2438,51118l8572,2224087r10414,51130l25730,2288006r7366,25565l41668,2326348r9195,25565l61290,2364702r10426,25552l83350,2403043r25730,25565l123190,2454173r29438,25565l168567,2492514r16548,12789l202285,2518079r17158,l256222,2543645r18999,l294843,2556421r19609,l335292,2569210r5444402,l5799912,2556421r19621,l5839142,2543645r19012,l5876531,2530868r18402,-12789l5912091,2518079r17158,-12776l5945810,2492514r15925,-12776l5976455,2466949r14706,-25565l6018136,2415819r12256,-12776l6042037,2377478r11037,-12776l6062878,2351913r9195,-25565l6080658,2313571r7353,-25565l6094755,2262441r5512,-12789l6104560,2224087r3683,-38341l6111303,2172957r1232,-25552l6113145,2121839r,-1661680xe" fillcolor="#eb792c" stroked="f">
-                  <v:path arrowok="t"/>
-                </v:shape>
-                <v:shape id="Textbox 9" o:spid="_x0000_s1037" type="#_x0000_t202" style="position:absolute;left:1905;top:2031;width:57280;height:22159;visibility:visible;mso-wrap-style:square;v-text-anchor:top" o:gfxdata="UEsDBBQABgAIAAAAIQDb4fbL7gAAAIUBAAATAAAAW0NvbnRlbnRfVHlwZXNdLnhtbHyQz07DMAyH 70i8Q+QralM4IITa7kDhCAiNB7ASt43WOlEcyvb2pNu4IODoPz9/n1xv9vOkForiPDdwXVagiI23 jocG3rdPxR0oScgWJ8/UwIEENu3lRb09BBKV0ywNjCmFe63FjDSjlD4Q50nv44wpl3HQAc0OB9I3 VXWrjedEnIq03oC27qjHjympx31un0wiTQLq4bS4shrAECZnMGVTvbD9QSnOhDInjzsyuiBXWQP0 r4R18jfgnHvJr4nOknrFmJ5xzhraRtHWf3Kkpfz/yGo5S+H73hkquyhdjr3R8m2lj09svwAAAP// AwBQSwMEFAAGAAgAAAAhAFr0LFu/AAAAFQEAAAsAAABfcmVscy8ucmVsc2zPwWrDMAwG4Ptg72B0 X5TuUMaI01uh19I+gLGVxCy2jGSy9e1nemrHjpL4P0nD4SetZiPRyNnCruvBUPYcYp4tXC/Htw8w Wl0ObuVMFm6kcBhfX4Yzra62kC6xqGlKVgtLreUTUf1CyWnHhXKbTCzJ1VbKjMX5LzcTvvf9HuXR gPHJNKdgQU5hB+ZyK23zHztFL6w81c5zQp6m6P9TMfB3PtPWFCczVQtB9N4U2rp2HOA44NMz4y8A AAD//wMAUEsDBBQABgAIAAAAIQATMp6MyAAAAOMAAAAPAAAAZHJzL2Rvd25yZXYueG1sRE9fS8Mw EH8X/A7hBN9cUmGrrcvGkA0EQezqg49nc2vDmkvXxK1+eyMIPt7v/y3Xk+vFmcZgPWvIZgoEceON 5VbDe727ewARIrLB3jNp+KYA69X11RJL4y9c0XkfW5FCOJSooYtxKKUMTUcOw8wPxIk7+NFhTOfY SjPiJYW7Xt4rtZAOLaeGDgd66qg57r+chs0HV1t7ev18qw6VretC8cviqPXtzbR5BBFpiv/iP/ez SfPzXGXzIi8y+P0pASBXPwAAAP//AwBQSwECLQAUAAYACAAAACEA2+H2y+4AAACFAQAAEwAAAAAA AAAAAAAAAAAAAAAAW0NvbnRlbnRfVHlwZXNdLnhtbFBLAQItABQABgAIAAAAIQBa9CxbvwAAABUB AAALAAAAAAAAAAAAAAAAAB8BAABfcmVscy8ucmVsc1BLAQItABQABgAIAAAAIQATMp6MyAAAAOMA AAAPAAAAAAAAAAAAAAAAAAcCAABkcnMvZG93bnJldi54bWxQSwUGAAAAAAMAAwC3AAAA/AIAAAAA " filled="f" stroked="f">
-                  <v:textbox inset="0,0,0,0">
-                    <w:txbxContent>
-                      <w:p>
-                        <w:pPr>
-                          <w:spacing w:line="379" w:lineRule="auto"/>
-                          <w:ind w:left="746" w:hanging="747"/>
-                          <w:jc w:val="both"/>
-                          <w:rPr>
-                            <w:spacing w:val="-4"/>
-                            <w:sz w:val="28"/>
-                            <w:lang w:val="en-US"/>
-                          </w:rPr>
-                        </w:pPr>
-                        <w:r>
-                          <w:rPr>
-                            <w:b/>
-                            <w:bCs/>
-                            <w:spacing w:val="-4"/>
-                            <w:sz w:val="28"/>
-                            <w:lang w:val="en-US"/>
-                          </w:rPr>
-                          <w:t>DM1: Provide comprehensive education and skill development</w:t>
-                        </w:r>
-                        <w:r>
-                          <w:rPr>
-                            <w:spacing w:val="-4"/>
-                            <w:sz w:val="28"/>
-                            <w:lang w:val="en-US"/>
-                          </w:rPr>
-                          <w:t xml:space="preserve"> in AI and ML, equipping students with strong engineering knowledge, modern tools, and analytical abilities to solve complex problems.</w:t>
-                        </w:r>
-                      </w:p>
-                      <w:p>
-                        <w:pPr>
-                          <w:spacing w:line="379" w:lineRule="auto"/>
-                          <w:ind w:left="746" w:hanging="747"/>
-                          <w:jc w:val="both"/>
-                          <w:rPr>
-                            <w:spacing w:val="-4"/>
-                            <w:sz w:val="28"/>
-                            <w:lang w:val="en-US"/>
-                          </w:rPr>
-                        </w:pPr>
-                        <w:r>
-                          <w:rPr>
-                            <w:b/>
-                            <w:bCs/>
-                            <w:spacing w:val="-4"/>
-                            <w:sz w:val="28"/>
-                            <w:lang w:val="en-US"/>
-                          </w:rPr>
-                          <w:t>DM2:  Foster research, innovation, and design thinking</w:t>
-                        </w:r>
-                        <w:r>
-                          <w:rPr>
-                            <w:spacing w:val="-4"/>
-                            <w:sz w:val="28"/>
-                            <w:lang w:val="en-US"/>
-                          </w:rPr>
-                          <w:t xml:space="preserve"> to develop intelligent solutions that address real-world challenges, advance societal welfare, and drive industrial growth.</w:t>
-                        </w:r>
-                      </w:p>
-                      <w:p>
-                        <w:pPr>
-                          <w:spacing w:line="379" w:lineRule="auto"/>
-                          <w:ind w:left="746" w:hanging="747"/>
-                          <w:jc w:val="both"/>
-                          <w:rPr>
-                            <w:spacing w:val="-4"/>
-                            <w:sz w:val="28"/>
-                            <w:lang w:val="en-US"/>
-                          </w:rPr>
-                        </w:pPr>
-                        <w:r>
-                          <w:rPr>
-                            <w:b/>
-                            <w:bCs/>
-                            <w:spacing w:val="-4"/>
-                            <w:sz w:val="28"/>
-                            <w:lang w:val="en-US"/>
-                          </w:rPr>
-                          <w:t>DM3: Promote ethical, professional, and collaborative practices</w:t>
-                        </w:r>
-                        <w:r>
-                          <w:rPr>
-                            <w:spacing w:val="-4"/>
-                            <w:sz w:val="28"/>
-                            <w:lang w:val="en-US"/>
-                          </w:rPr>
-                          <w:t xml:space="preserve"> by nurturing teamwork, effective communication, leadership, and adherence to professional ethics.</w:t>
-                        </w:r>
-                      </w:p>
-                      <w:p>
-                        <w:pPr>
-                          <w:spacing w:line="379" w:lineRule="auto"/>
-                          <w:ind w:left="746" w:hanging="747"/>
-                          <w:jc w:val="both"/>
-                          <w:rPr>
-                            <w:spacing w:val="-4"/>
-                            <w:sz w:val="28"/>
-                          </w:rPr>
-                        </w:pPr>
-                        <w:r>
-                          <w:rPr>
-                            <w:b/>
-                            <w:bCs/>
-                            <w:spacing w:val="-4"/>
-                            <w:sz w:val="28"/>
-                            <w:lang w:val="en-US"/>
-                          </w:rPr>
-                          <w:t xml:space="preserve">DM4: </w:t>
-                        </w:r>
-                        <w:r>
-                          <w:rPr>
-                            <w:b/>
-                            <w:spacing w:val="-4"/>
-                            <w:sz w:val="28"/>
-                            <w:lang w:val="en-US"/>
-                          </w:rPr>
-                          <w:t>Encourage lifelong learning, entrepreneurship, and sustainable practices</w:t>
-                        </w:r>
-                        <w:r>
-                          <w:rPr>
-                            <w:spacing w:val="-4"/>
-                            <w:sz w:val="28"/>
-                            <w:lang w:val="en-US"/>
-                          </w:rPr>
-                          <w:t xml:space="preserve"> to empower graduates to contribute responsibly to society and global industries.</w:t>
-                        </w:r>
-                      </w:p>
-                    </w:txbxContent>
-                  </v:textbox>
-                </v:shape>
-                <w10:wrap type="topAndBottom" anchorx="margin"/>
-              </v:group>
-            </w:pict>
-          </mc:Fallback>
-        </mc:AlternateContent>
-      </w:r>
-      <w:r>
-        <w:rPr>
-          <w:rFonts w:eastAsiaTheme="majorEastAsia"/>
-          <w:b/>
-          <w:bCs/>
-          <w:color w:val="000000" w:themeColor="text1"/>
-          <w:sz w:val="32"/>
-          <w:szCs w:val="40"/>
-        </w:rPr>
-        <w:t>Mission of the Department:</w:t>
-      </w:r>
-    </w:p>
-    <w:p>
-      <w:pPr>
-        <w:pStyle w:val="BodyText"/>
-        <w:rPr>
-          <w:b/>
-          <w:sz w:val="20"/>
-        </w:rPr>
-      </w:pPr>
-    </w:p>
-    <w:p>
-      <w:pPr>
-        <w:pStyle w:val="Heading2"/>
-        <w:ind w:right="115"/>
-        <w:jc w:val="center"/>
-        <w:rPr>
-          <w:rFonts w:ascii="Times New Roman" w:hAnsi="Times New Roman" w:cs="Times New Roman"/>
-          <w:b/>
-          <w:bCs/>
-          <w:color w:val="000000" w:themeColor="text1"/>
-        </w:rPr>
-      </w:pPr>
-      <w:r>
-        <w:rPr>
-          <w:rFonts w:ascii="Times New Roman" w:hAnsi="Times New Roman" w:cs="Times New Roman"/>
-          <w:b/>
-          <w:bCs/>
-          <w:color w:val="000000" w:themeColor="text1"/>
-        </w:rPr>
-        <w:t>BONAFIDE</w:t>
-      </w:r>
-      <w:r>
-        <w:rPr>
-          <w:rFonts w:ascii="Times New Roman" w:hAnsi="Times New Roman" w:cs="Times New Roman"/>
-          <w:b/>
-          <w:bCs/>
-          <w:color w:val="000000" w:themeColor="text1"/>
-          <w:spacing w:val="42"/>
-        </w:rPr>
-        <w:t xml:space="preserve"> </w:t>
-      </w:r>
-      <w:r>
-        <w:rPr>
-          <w:rFonts w:ascii="Times New Roman" w:hAnsi="Times New Roman" w:cs="Times New Roman"/>
-          <w:b/>
-          <w:bCs/>
-          <w:color w:val="000000" w:themeColor="text1"/>
-          <w:spacing w:val="-2"/>
-        </w:rPr>
-        <w:t>CERTIFICATE</w:t>
+        <w:t>BONAFIDE CERTIFICATE</w:t>
       </w:r>
     </w:p>
     <w:p>
@@ -6590,53 +4182,7 @@
         </w:rPr>
       </w:pPr>
       <w:r>
-        <w:rPr>
-          <w:color w:val="000000" w:themeColor="text1"/>
-          <w:sz w:val="28"/>
-          <w:szCs w:val="28"/>
-          <w:lang w:val="en-US" w:eastAsia="en-US"/>
-        </w:rPr>
-        <w:t xml:space="preserve">This is to certify that the Project–Based Learning report titled </w:t>
-      </w:r>
-      <w:r>
-        <w:rPr>
-          <w:b/>
-          <w:bCs/>
-          <w:color w:val="000000" w:themeColor="text1"/>
-          <w:sz w:val="28"/>
-          <w:szCs w:val="28"/>
-          <w:lang w:val="en-US" w:eastAsia="en-US"/>
-        </w:rPr>
-        <w:t xml:space="preserve">“PBL PROJECT TITLE”</w:t>
-      </w:r>
-      <w:r>
-        <w:rPr>
-          <w:color w:val="000000" w:themeColor="text1"/>
-          <w:sz w:val="28"/>
-          <w:szCs w:val="28"/>
-          <w:lang w:val="en-US" w:eastAsia="en-US"/>
-        </w:rPr>
-        <w:t xml:space="preserve"> is a Bonafide record of work carried out by </w:t>
-      </w:r>
-      <w:r>
-        <w:rPr>
-          <w:b/>
-          <w:bCs/>
-          <w:color w:val="000000" w:themeColor="text1"/>
-          <w:sz w:val="28"/>
-          <w:szCs w:val="28"/>
-          <w:lang w:val="en-US" w:eastAsia="en-US"/>
-        </w:rPr>
-        <w:t>[Student Name(s), Register No(s).]</w:t>
-      </w:r>
-      <w:r>
-        <w:rPr>
-          <w:color w:val="000000" w:themeColor="text1"/>
-          <w:sz w:val="28"/>
-          <w:szCs w:val="28"/>
-          <w:lang w:val="en-US" w:eastAsia="en-US"/>
-        </w:rPr>
-        <w:t xml:space="preserve"> of the Department of Computer Science and Engineering, Chennai Institute of Technology, as part of the continuous, mentor–guided Project-Based Learning (PBL) component of the Machine Learning course during the academic year [2026–2027] under my supervision.</w:t>
+        <w:t>This is to certify that the Project–Based Learning report titled “PBL PROJECT TITLE” is a Bonafide record of work carried out by [Student Name(s), Register No(s).] of the Department of Computer Science and Engineering, Chennai Institute of Technology, as part of the continuous, mentor–guided Project-Based Learning (PBL) component of the Machine Learning course during the academic year [2026–2027] under my supervision.</w:t>
       </w:r>
     </w:p>
     <w:p>
@@ -6908,117 +4454,7 @@
         </w:rPr>
       </w:pPr>
       <w:r>
-        <w:rPr>
-          <w:sz w:val="28"/>
-          <w:szCs w:val="28"/>
-        </w:rPr>
-        <w:t>Submitted</w:t>
-      </w:r>
-      <w:r>
-        <w:rPr>
-          <w:spacing w:val="-6"/>
-          <w:sz w:val="28"/>
-          <w:szCs w:val="28"/>
-        </w:rPr>
-        <w:t xml:space="preserve"> </w:t>
-      </w:r>
-      <w:r>
-        <w:rPr>
-          <w:sz w:val="28"/>
-          <w:szCs w:val="28"/>
-        </w:rPr>
-        <w:t>for</w:t>
-      </w:r>
-      <w:r>
-        <w:rPr>
-          <w:spacing w:val="-2"/>
-          <w:sz w:val="28"/>
-          <w:szCs w:val="28"/>
-        </w:rPr>
-        <w:t xml:space="preserve"> </w:t>
-      </w:r>
-      <w:r>
-        <w:rPr>
-          <w:sz w:val="28"/>
-          <w:szCs w:val="28"/>
-        </w:rPr>
-        <w:t>the</w:t>
-      </w:r>
-      <w:r>
-        <w:rPr>
-          <w:spacing w:val="-5"/>
-          <w:sz w:val="28"/>
-          <w:szCs w:val="28"/>
-        </w:rPr>
-        <w:t xml:space="preserve"> </w:t>
-      </w:r>
-      <w:r>
-        <w:rPr>
-          <w:sz w:val="28"/>
-          <w:szCs w:val="28"/>
-        </w:rPr>
-        <w:t>final</w:t>
-      </w:r>
-      <w:r>
-        <w:rPr>
-          <w:spacing w:val="-3"/>
-          <w:sz w:val="28"/>
-          <w:szCs w:val="28"/>
-        </w:rPr>
-        <w:t xml:space="preserve"> </w:t>
-      </w:r>
-      <w:r>
-        <w:rPr>
-          <w:sz w:val="28"/>
-          <w:szCs w:val="28"/>
-        </w:rPr>
-        <w:t>review</w:t>
-      </w:r>
-      <w:r>
-        <w:rPr>
-          <w:spacing w:val="-4"/>
-          <w:sz w:val="28"/>
-          <w:szCs w:val="28"/>
-        </w:rPr>
-        <w:t xml:space="preserve"> </w:t>
-      </w:r>
-      <w:r>
-        <w:rPr>
-          <w:sz w:val="28"/>
-          <w:szCs w:val="28"/>
-        </w:rPr>
-        <w:t>held</w:t>
-      </w:r>
-      <w:r>
-        <w:rPr>
-          <w:spacing w:val="-3"/>
-          <w:sz w:val="28"/>
-          <w:szCs w:val="28"/>
-        </w:rPr>
-        <w:t xml:space="preserve"> </w:t>
-      </w:r>
-      <w:r>
-        <w:rPr>
-          <w:sz w:val="28"/>
-          <w:szCs w:val="28"/>
-        </w:rPr>
-        <w:t>on</w:t>
-      </w:r>
-      <w:r>
-        <w:rPr>
-          <w:spacing w:val="-3"/>
-          <w:sz w:val="28"/>
-          <w:szCs w:val="28"/>
-        </w:rPr>
-        <w:t xml:space="preserve"> </w:t>
-      </w:r>
-      <w:r>
-        <w:rPr>
-          <w:spacing w:val="-2"/>
-          <w:sz w:val="28"/>
-          <w:szCs w:val="28"/>
-        </w:rPr>
-        <w:t>…………………….</w:t>
+        <w:t>Submitted for the final review held on …………………….</w:t>
       </w:r>
     </w:p>
     <w:p>
@@ -7073,13 +4509,6 @@
         </w:sectPr>
       </w:pPr>
       <w:r>
-        <w:rPr>
-          <w:b/>
-          <w:bCs/>
-          <w:spacing w:val="-2"/>
-          <w:sz w:val="28"/>
-          <w:szCs w:val="28"/>
-        </w:rPr>
         <w:t xml:space="preserve">Internal Examiner  </w:t>
         <w:tab/>
         <w:tab/>
@@ -7111,162 +4540,72 @@
         </w:rPr>
       </w:pPr>
       <w:r>
-        <w:rPr>
-          <w:b/>
-          <w:bCs/>
+        <w:tab/>
+      </w:r>
+    </w:p>
+    <w:p>
+      <w:pPr>
+        <w:spacing w:after="160" w:line="360" w:lineRule="auto"/>
+        <w:jc w:val="center"/>
+        <w:rPr>
+          <w:color w:val="000000" w:themeColor="text1"/>
+        </w:rPr>
+      </w:pPr>
+      <w:r>
+        <w:t>DECLARATION</w:t>
+      </w:r>
+    </w:p>
+    <w:p>
+      <w:pPr>
+        <w:spacing w:after="160" w:line="360" w:lineRule="auto"/>
+        <w:jc w:val="both"/>
+        <w:rPr>
+          <w:color w:val="000000" w:themeColor="text1"/>
+          <w:sz w:val="28"/>
+          <w:szCs w:val="28"/>
+        </w:rPr>
+      </w:pPr>
+      <w:r>
+        <w:t>I/We jointly declare that the PBL report on “PBL PROJECT TITLE” is the result of original work done by us and, to the best of our knowledge, similar work has not been submitted to “ANNA UNIVERSITY, CHENNAI” for the requirement of the Degree of BACHELOR OF ENGINEERING. This PBL report is submitted in partial fulfilment of the requirement for the award of the Degree of Artificial Intelligence and Machine Learning.</w:t>
+      </w:r>
+    </w:p>
+    <w:p>
+      <w:pPr>
+        <w:spacing w:after="400"/>
+        <w:rPr>
+          <w:color w:val="000000" w:themeColor="text1"/>
+        </w:rPr>
+      </w:pPr>
+    </w:p>
+    <w:p>
+      <w:pPr>
+        <w:spacing w:after="400"/>
+        <w:rPr>
+          <w:color w:val="000000" w:themeColor="text1"/>
+        </w:rPr>
+      </w:pPr>
+    </w:p>
+    <w:p>
+      <w:pPr>
+        <w:spacing w:after="400"/>
+        <w:rPr>
+          <w:color w:val="000000" w:themeColor="text1"/>
+        </w:rPr>
+      </w:pPr>
+    </w:p>
+    <w:p>
+      <w:pPr>
+        <w:spacing w:after="160" w:line="360" w:lineRule="auto"/>
+        <w:jc w:val="right"/>
+        <w:rPr>
           <w:color w:val="000000" w:themeColor="text1"/>
           <w:sz w:val="32"/>
           <w:szCs w:val="32"/>
         </w:rPr>
-        <w:tab/>
-      </w:r>
-    </w:p>
-    <w:p>
-      <w:pPr>
-        <w:spacing w:after="160" w:line="360" w:lineRule="auto"/>
-        <w:jc w:val="center"/>
-        <w:rPr>
-          <w:color w:val="000000" w:themeColor="text1"/>
-        </w:rPr>
-      </w:pPr>
-      <w:r>
-        <w:rPr>
-          <w:b/>
-          <w:bCs/>
-          <w:color w:val="000000" w:themeColor="text1"/>
-          <w:sz w:val="28"/>
-          <w:szCs w:val="28"/>
-        </w:rPr>
-        <w:t>DECLARATION</w:t>
-      </w:r>
-    </w:p>
-    <w:p>
-      <w:pPr>
-        <w:spacing w:after="160" w:line="360" w:lineRule="auto"/>
-        <w:jc w:val="both"/>
-        <w:rPr>
-          <w:color w:val="000000" w:themeColor="text1"/>
-          <w:sz w:val="28"/>
-          <w:szCs w:val="28"/>
-        </w:rPr>
-      </w:pPr>
-      <w:r>
-        <w:rPr>
-          <w:color w:val="000000" w:themeColor="text1"/>
-          <w:sz w:val="28"/>
-          <w:szCs w:val="28"/>
-        </w:rPr>
-        <w:t xml:space="preserve">I/We jointly declare that the PBL report on </w:t>
-      </w:r>
-      <w:r>
-        <w:rPr>
-          <w:b/>
-          <w:bCs/>
-          <w:color w:val="000000" w:themeColor="text1"/>
-          <w:sz w:val="28"/>
-          <w:szCs w:val="28"/>
-        </w:rPr>
-        <w:t>“</w:t>
-      </w:r>
-      <w:r>
-        <w:rPr>
-          <w:b/>
-          <w:bCs/>
-          <w:color w:val="000000" w:themeColor="text1"/>
-          <w:sz w:val="28"/>
-          <w:szCs w:val="28"/>
-          <w:lang w:val="en-US" w:eastAsia="en-US"/>
-        </w:rPr>
-        <w:t>PBL PROJECT TITLE</w:t>
-      </w:r>
-      <w:r>
-        <w:rPr>
-          <w:b/>
-          <w:bCs/>
-          <w:color w:val="000000" w:themeColor="text1"/>
-          <w:sz w:val="28"/>
-          <w:szCs w:val="28"/>
-        </w:rPr>
-        <w:t>”</w:t>
-      </w:r>
-      <w:r>
-        <w:rPr>
-          <w:color w:val="000000" w:themeColor="text1"/>
-          <w:sz w:val="28"/>
-          <w:szCs w:val="28"/>
-        </w:rPr>
-        <w:t xml:space="preserve"> is the result of original work done by us and, to the best of our knowledge, similar work has not been submitted to </w:t>
-      </w:r>
-      <w:r>
-        <w:rPr>
-          <w:b/>
-          <w:bCs/>
-          <w:color w:val="000000" w:themeColor="text1"/>
-          <w:sz w:val="28"/>
-          <w:szCs w:val="28"/>
-        </w:rPr>
-        <w:t>“ANNA UNIVERSITY, CHENNAI”</w:t>
-      </w:r>
-      <w:r>
-        <w:rPr>
-          <w:color w:val="000000" w:themeColor="text1"/>
-          <w:sz w:val="28"/>
-          <w:szCs w:val="28"/>
-        </w:rPr>
-        <w:t xml:space="preserve"> for the requirement of the Degree of </w:t>
-      </w:r>
-      <w:r>
-        <w:rPr>
-          <w:b/>
-          <w:bCs/>
-          <w:color w:val="000000" w:themeColor="text1"/>
-          <w:sz w:val="28"/>
-          <w:szCs w:val="28"/>
-        </w:rPr>
-        <w:t xml:space="preserve">BACHELOR OF ENGINEERING.</w:t>
-      </w:r>
-      <w:r>
-        <w:rPr>
-          <w:color w:val="000000" w:themeColor="text1"/>
-          <w:sz w:val="28"/>
-          <w:szCs w:val="28"/>
-        </w:rPr>
-        <w:t xml:space="preserve"> This PBL report is submitted in partial fulfilment of the requirement for the award of the Degree of Artificial Intelligence and Machine Learning</w:t>
-      </w:r>
-      <w:r>
-        <w:rPr>
-          <w:b/>
-          <w:bCs/>
-          <w:color w:val="000000" w:themeColor="text1"/>
-          <w:sz w:val="28"/>
-          <w:szCs w:val="28"/>
-        </w:rPr>
-        <w:t>.</w:t>
-      </w:r>
-    </w:p>
-    <w:p>
-      <w:pPr>
-        <w:spacing w:after="400"/>
-        <w:rPr>
-          <w:color w:val="000000" w:themeColor="text1"/>
-        </w:rPr>
-      </w:pPr>
-    </w:p>
-    <w:p>
-      <w:pPr>
-        <w:spacing w:after="400"/>
-        <w:rPr>
-          <w:color w:val="000000" w:themeColor="text1"/>
-        </w:rPr>
-      </w:pPr>
-    </w:p>
-    <w:p>
-      <w:pPr>
-        <w:spacing w:after="400"/>
-        <w:rPr>
-          <w:color w:val="000000" w:themeColor="text1"/>
-        </w:rPr>
-      </w:pPr>
+      </w:pPr>
+      <w:r>
+        <w:t>Signature</w:t>
+      </w:r>
     </w:p>
     <w:p>
       <w:pPr>
@@ -7278,13 +4617,19 @@
           <w:szCs w:val="32"/>
         </w:rPr>
       </w:pPr>
-      <w:r>
+    </w:p>
+    <w:p>
+      <w:pPr>
+        <w:spacing w:after="160" w:line="360" w:lineRule="auto"/>
+        <w:jc w:val="right"/>
         <w:rPr>
           <w:color w:val="000000" w:themeColor="text1"/>
           <w:sz w:val="32"/>
           <w:szCs w:val="32"/>
         </w:rPr>
-        <w:t>Signature</w:t>
+      </w:pPr>
+      <w:r>
+        <w:t>STUDENT NAME</w:t>
       </w:r>
     </w:p>
     <w:p>
@@ -7308,53 +4653,18 @@
           <w:szCs w:val="32"/>
         </w:rPr>
       </w:pPr>
-      <w:r>
+    </w:p>
+    <w:p>
+      <w:pPr>
+        <w:spacing w:after="160" w:line="360" w:lineRule="auto"/>
+        <w:jc w:val="right"/>
         <w:rPr>
           <w:color w:val="000000" w:themeColor="text1"/>
           <w:sz w:val="32"/>
           <w:szCs w:val="32"/>
         </w:rPr>
-        <w:t>STUDENT NAME</w:t>
-      </w:r>
-    </w:p>
-    <w:p>
-      <w:pPr>
-        <w:spacing w:after="160" w:line="360" w:lineRule="auto"/>
-        <w:jc w:val="right"/>
-        <w:rPr>
-          <w:color w:val="000000" w:themeColor="text1"/>
-          <w:sz w:val="32"/>
-          <w:szCs w:val="32"/>
-        </w:rPr>
-      </w:pPr>
-    </w:p>
-    <w:p>
-      <w:pPr>
-        <w:spacing w:after="160" w:line="360" w:lineRule="auto"/>
-        <w:jc w:val="right"/>
-        <w:rPr>
-          <w:color w:val="000000" w:themeColor="text1"/>
-          <w:sz w:val="32"/>
-          <w:szCs w:val="32"/>
-        </w:rPr>
-      </w:pPr>
-    </w:p>
-    <w:p>
-      <w:pPr>
-        <w:spacing w:after="160" w:line="360" w:lineRule="auto"/>
-        <w:jc w:val="right"/>
-        <w:rPr>
-          <w:color w:val="000000" w:themeColor="text1"/>
-          <w:sz w:val="32"/>
-          <w:szCs w:val="32"/>
-        </w:rPr>
-      </w:pPr>
-      <w:r>
-        <w:rPr>
-          <w:color w:val="000000" w:themeColor="text1"/>
-          <w:sz w:val="32"/>
-          <w:szCs w:val="32"/>
-        </w:rPr>
+      </w:pPr>
+      <w:r>
         <w:t>STUDENT NAME</w:t>
       </w:r>
     </w:p>
@@ -7386,11 +4696,6 @@
         </w:sectPr>
       </w:pPr>
       <w:r>
-        <w:rPr>
-          <w:color w:val="000000" w:themeColor="text1"/>
-          <w:sz w:val="32"/>
-          <w:szCs w:val="32"/>
-        </w:rPr>
         <w:t>Place: Chennai</w:t>
         <w:br/>
         <w:t xml:space="preserve">Date:  </w:t>
@@ -7418,13 +4723,6 @@
         </w:rPr>
       </w:pPr>
       <w:r>
-        <w:rPr>
-          <w:b/>
-          <w:bCs/>
-          <w:color w:val="000000" w:themeColor="text1"/>
-          <w:sz w:val="28"/>
-          <w:szCs w:val="28"/>
-        </w:rPr>
         <w:t>ACKNOWLEDGEMENT</w:t>
       </w:r>
     </w:p>
@@ -7441,294 +4739,7 @@
         </w:rPr>
       </w:pPr>
       <w:r>
-        <w:rPr>
-          <w:sz w:val="28"/>
-          <w:szCs w:val="28"/>
-        </w:rPr>
-        <w:t>We</w:t>
-      </w:r>
-      <w:r>
-        <w:rPr>
-          <w:spacing w:val="6"/>
-          <w:sz w:val="28"/>
-          <w:szCs w:val="28"/>
-        </w:rPr>
-        <w:t xml:space="preserve"> </w:t>
-      </w:r>
-      <w:r>
-        <w:rPr>
-          <w:sz w:val="28"/>
-          <w:szCs w:val="28"/>
-        </w:rPr>
-        <w:t>wish</w:t>
-      </w:r>
-      <w:r>
-        <w:rPr>
-          <w:spacing w:val="12"/>
-          <w:sz w:val="28"/>
-          <w:szCs w:val="28"/>
-        </w:rPr>
-        <w:t xml:space="preserve"> </w:t>
-      </w:r>
-      <w:r>
-        <w:rPr>
-          <w:sz w:val="28"/>
-          <w:szCs w:val="28"/>
-        </w:rPr>
-        <w:t>to</w:t>
-      </w:r>
-      <w:r>
-        <w:rPr>
-          <w:spacing w:val="13"/>
-          <w:sz w:val="28"/>
-          <w:szCs w:val="28"/>
-        </w:rPr>
-        <w:t xml:space="preserve"> </w:t>
-      </w:r>
-      <w:r>
-        <w:rPr>
-          <w:sz w:val="28"/>
-          <w:szCs w:val="28"/>
-        </w:rPr>
-        <w:t>express</w:t>
-      </w:r>
-      <w:r>
-        <w:rPr>
-          <w:spacing w:val="9"/>
-          <w:sz w:val="28"/>
-          <w:szCs w:val="28"/>
-        </w:rPr>
-        <w:t xml:space="preserve"> </w:t>
-      </w:r>
-      <w:r>
-        <w:rPr>
-          <w:sz w:val="28"/>
-          <w:szCs w:val="28"/>
-        </w:rPr>
-        <w:t>our</w:t>
-      </w:r>
-      <w:r>
-        <w:rPr>
-          <w:spacing w:val="9"/>
-          <w:sz w:val="28"/>
-          <w:szCs w:val="28"/>
-        </w:rPr>
-        <w:t xml:space="preserve"> </w:t>
-      </w:r>
-      <w:r>
-        <w:rPr>
-          <w:sz w:val="28"/>
-          <w:szCs w:val="28"/>
-        </w:rPr>
-        <w:t>sincere</w:t>
-      </w:r>
-      <w:r>
-        <w:rPr>
-          <w:spacing w:val="11"/>
-          <w:sz w:val="28"/>
-          <w:szCs w:val="28"/>
-        </w:rPr>
-        <w:t xml:space="preserve"> </w:t>
-      </w:r>
-      <w:r>
-        <w:rPr>
-          <w:sz w:val="28"/>
-          <w:szCs w:val="28"/>
-        </w:rPr>
-        <w:t>gratitude</w:t>
-      </w:r>
-      <w:r>
-        <w:rPr>
-          <w:spacing w:val="9"/>
-          <w:sz w:val="28"/>
-          <w:szCs w:val="28"/>
-        </w:rPr>
-        <w:t xml:space="preserve"> </w:t>
-      </w:r>
-      <w:r>
-        <w:rPr>
-          <w:sz w:val="28"/>
-          <w:szCs w:val="28"/>
-        </w:rPr>
-        <w:t>to</w:t>
-      </w:r>
-      <w:r>
-        <w:rPr>
-          <w:spacing w:val="9"/>
-          <w:sz w:val="28"/>
-          <w:szCs w:val="28"/>
-        </w:rPr>
-        <w:t xml:space="preserve"> </w:t>
-      </w:r>
-      <w:r>
-        <w:rPr>
-          <w:sz w:val="28"/>
-          <w:szCs w:val="28"/>
-        </w:rPr>
-        <w:t>our</w:t>
-      </w:r>
-      <w:r>
-        <w:rPr>
-          <w:spacing w:val="9"/>
-          <w:sz w:val="28"/>
-          <w:szCs w:val="28"/>
-        </w:rPr>
-        <w:t xml:space="preserve"> </w:t>
-      </w:r>
-      <w:r>
-        <w:rPr>
-          <w:sz w:val="28"/>
-          <w:szCs w:val="28"/>
-        </w:rPr>
-        <w:t>honorable</w:t>
-      </w:r>
-      <w:r>
-        <w:rPr>
-          <w:spacing w:val="9"/>
-          <w:sz w:val="28"/>
-          <w:szCs w:val="28"/>
-        </w:rPr>
-        <w:t xml:space="preserve"> </w:t>
-      </w:r>
-      <w:r>
-        <w:rPr>
-          <w:spacing w:val="-2"/>
-          <w:sz w:val="28"/>
-          <w:szCs w:val="28"/>
-        </w:rPr>
-        <w:t xml:space="preserve">Chairman, </w:t>
-      </w:r>
-      <w:r>
-        <w:rPr>
-          <w:b/>
-          <w:sz w:val="28"/>
-          <w:szCs w:val="28"/>
-        </w:rPr>
-        <w:t>SHRI. P.</w:t>
-      </w:r>
-      <w:r>
-        <w:rPr>
-          <w:b/>
-          <w:spacing w:val="-25"/>
-          <w:sz w:val="28"/>
-          <w:szCs w:val="28"/>
-        </w:rPr>
-        <w:t xml:space="preserve"> </w:t>
-      </w:r>
-      <w:r>
-        <w:rPr>
-          <w:b/>
-          <w:sz w:val="28"/>
-          <w:szCs w:val="28"/>
-        </w:rPr>
-        <w:t>SRIRAM</w:t>
-      </w:r>
-      <w:r>
-        <w:rPr>
-          <w:b/>
-          <w:spacing w:val="-18"/>
-          <w:sz w:val="28"/>
-          <w:szCs w:val="28"/>
-        </w:rPr>
-        <w:t xml:space="preserve"> </w:t>
-      </w:r>
-      <w:r>
-        <w:rPr>
-          <w:sz w:val="28"/>
-          <w:szCs w:val="28"/>
-        </w:rPr>
-        <w:t>for</w:t>
-      </w:r>
-      <w:r>
-        <w:rPr>
-          <w:spacing w:val="-17"/>
-          <w:sz w:val="28"/>
-          <w:szCs w:val="28"/>
-        </w:rPr>
-        <w:t xml:space="preserve"> </w:t>
-      </w:r>
-      <w:r>
-        <w:rPr>
-          <w:sz w:val="28"/>
-          <w:szCs w:val="28"/>
-        </w:rPr>
-        <w:t>providing</w:t>
-      </w:r>
-      <w:r>
-        <w:rPr>
-          <w:spacing w:val="-13"/>
-          <w:sz w:val="28"/>
-          <w:szCs w:val="28"/>
-        </w:rPr>
-        <w:t xml:space="preserve"> </w:t>
-      </w:r>
-      <w:r>
-        <w:rPr>
-          <w:sz w:val="28"/>
-          <w:szCs w:val="28"/>
-        </w:rPr>
-        <w:t>immense</w:t>
-      </w:r>
-      <w:r>
-        <w:rPr>
-          <w:spacing w:val="-12"/>
-          <w:sz w:val="28"/>
-          <w:szCs w:val="28"/>
-        </w:rPr>
-        <w:t xml:space="preserve"> </w:t>
-      </w:r>
-      <w:r>
-        <w:rPr>
-          <w:sz w:val="28"/>
-          <w:szCs w:val="28"/>
-        </w:rPr>
-        <w:t>facilities</w:t>
-      </w:r>
-      <w:r>
-        <w:rPr>
-          <w:spacing w:val="-11"/>
-          <w:sz w:val="28"/>
-          <w:szCs w:val="28"/>
-        </w:rPr>
-        <w:t xml:space="preserve"> </w:t>
-      </w:r>
-      <w:r>
-        <w:rPr>
-          <w:sz w:val="28"/>
-          <w:szCs w:val="28"/>
-        </w:rPr>
-        <w:t>at</w:t>
-      </w:r>
-      <w:r>
-        <w:rPr>
-          <w:spacing w:val="-9"/>
-          <w:sz w:val="28"/>
-          <w:szCs w:val="28"/>
-        </w:rPr>
-        <w:t xml:space="preserve"> </w:t>
-      </w:r>
-      <w:r>
-        <w:rPr>
-          <w:sz w:val="28"/>
-          <w:szCs w:val="28"/>
-        </w:rPr>
-        <w:t>our</w:t>
-      </w:r>
-      <w:r>
-        <w:rPr>
-          <w:spacing w:val="-13"/>
-          <w:sz w:val="28"/>
-          <w:szCs w:val="28"/>
-        </w:rPr>
-        <w:t xml:space="preserve"> </w:t>
-      </w:r>
-      <w:r>
-        <w:rPr>
-          <w:spacing w:val="-2"/>
-          <w:sz w:val="28"/>
-          <w:szCs w:val="28"/>
-        </w:rPr>
-        <w:t>institution.</w:t>
+        <w:t>We wish to express our sincere gratitude to our honorable Chairman, SHRI. P. SRIRAM for providing immense facilities at our institution.</w:t>
       </w:r>
     </w:p>
     <w:p>
@@ -7754,41 +4765,7 @@
         </w:rPr>
       </w:pPr>
       <w:r>
-        <w:rPr>
-          <w:sz w:val="28"/>
-          <w:szCs w:val="28"/>
-        </w:rPr>
-        <w:t xml:space="preserve">We are very proudly rendering our thanks to our Principal, </w:t>
-      </w:r>
-      <w:r>
-        <w:rPr>
-          <w:b/>
-          <w:sz w:val="28"/>
-          <w:szCs w:val="28"/>
-        </w:rPr>
-        <w:t xml:space="preserve">Dr. A. RAMESH, M.E.,</w:t>
-      </w:r>
-      <w:r>
-        <w:rPr>
-          <w:sz w:val="28"/>
-          <w:szCs w:val="28"/>
-        </w:rPr>
-        <w:t xml:space="preserve"> </w:t>
-      </w:r>
-      <w:r>
-        <w:rPr>
-          <w:b/>
-          <w:sz w:val="28"/>
-          <w:szCs w:val="28"/>
-        </w:rPr>
-        <w:t xml:space="preserve">Ph.D., </w:t>
-      </w:r>
-      <w:r>
-        <w:rPr>
-          <w:sz w:val="28"/>
-          <w:szCs w:val="28"/>
-        </w:rPr>
-        <w:t xml:space="preserve">for the facilities and the encouragement given by him for the progress and completion of our project.</w:t>
+        <w:t>We are very proudly rendering our thanks to our Principal, Dr. A. RAMESH, M.E., Ph.D., for the facilities and the encouragement given by him for the progress and completion of our project.</w:t>
       </w:r>
     </w:p>
     <w:p>
@@ -7804,391 +4781,7 @@
         </w:rPr>
       </w:pPr>
       <w:r>
-        <w:rPr>
-          <w:sz w:val="28"/>
-          <w:szCs w:val="28"/>
-        </w:rPr>
-        <w:t>We</w:t>
-      </w:r>
-      <w:r>
-        <w:rPr>
-          <w:spacing w:val="40"/>
-          <w:sz w:val="28"/>
-          <w:szCs w:val="28"/>
-        </w:rPr>
-        <w:t xml:space="preserve"> </w:t>
-      </w:r>
-      <w:r>
-        <w:rPr>
-          <w:sz w:val="28"/>
-          <w:szCs w:val="28"/>
-        </w:rPr>
-        <w:t>would</w:t>
-      </w:r>
-      <w:r>
-        <w:rPr>
-          <w:spacing w:val="40"/>
-          <w:sz w:val="28"/>
-          <w:szCs w:val="28"/>
-        </w:rPr>
-        <w:t xml:space="preserve"> </w:t>
-      </w:r>
-      <w:r>
-        <w:rPr>
-          <w:sz w:val="28"/>
-          <w:szCs w:val="28"/>
-        </w:rPr>
-        <w:t>like</w:t>
-      </w:r>
-      <w:r>
-        <w:rPr>
-          <w:spacing w:val="40"/>
-          <w:sz w:val="28"/>
-          <w:szCs w:val="28"/>
-        </w:rPr>
-        <w:t xml:space="preserve"> </w:t>
-      </w:r>
-      <w:r>
-        <w:rPr>
-          <w:sz w:val="28"/>
-          <w:szCs w:val="28"/>
-        </w:rPr>
-        <w:t>to</w:t>
-      </w:r>
-      <w:r>
-        <w:rPr>
-          <w:spacing w:val="40"/>
-          <w:sz w:val="28"/>
-          <w:szCs w:val="28"/>
-        </w:rPr>
-        <w:t xml:space="preserve"> </w:t>
-      </w:r>
-      <w:r>
-        <w:rPr>
-          <w:sz w:val="28"/>
-          <w:szCs w:val="28"/>
-        </w:rPr>
-        <w:t>express</w:t>
-      </w:r>
-      <w:r>
-        <w:rPr>
-          <w:spacing w:val="80"/>
-          <w:sz w:val="28"/>
-          <w:szCs w:val="28"/>
-        </w:rPr>
-        <w:t xml:space="preserve"> </w:t>
-      </w:r>
-      <w:r>
-        <w:rPr>
-          <w:sz w:val="28"/>
-          <w:szCs w:val="28"/>
-        </w:rPr>
-        <w:t>special</w:t>
-      </w:r>
-      <w:r>
-        <w:rPr>
-          <w:spacing w:val="40"/>
-          <w:sz w:val="28"/>
-          <w:szCs w:val="28"/>
-        </w:rPr>
-        <w:t xml:space="preserve"> </w:t>
-      </w:r>
-      <w:r>
-        <w:rPr>
-          <w:sz w:val="28"/>
-          <w:szCs w:val="28"/>
-        </w:rPr>
-        <w:t>thanks</w:t>
-      </w:r>
-      <w:r>
-        <w:rPr>
-          <w:spacing w:val="80"/>
-          <w:sz w:val="28"/>
-          <w:szCs w:val="28"/>
-        </w:rPr>
-        <w:t xml:space="preserve"> </w:t>
-      </w:r>
-      <w:r>
-        <w:rPr>
-          <w:sz w:val="28"/>
-          <w:szCs w:val="28"/>
-        </w:rPr>
-        <w:t>of</w:t>
-      </w:r>
-      <w:r>
-        <w:rPr>
-          <w:spacing w:val="40"/>
-          <w:sz w:val="28"/>
-          <w:szCs w:val="28"/>
-        </w:rPr>
-        <w:t xml:space="preserve"> </w:t>
-      </w:r>
-      <w:r>
-        <w:rPr>
-          <w:sz w:val="28"/>
-          <w:szCs w:val="28"/>
-        </w:rPr>
-        <w:t>gratitude</w:t>
-      </w:r>
-      <w:r>
-        <w:rPr>
-          <w:spacing w:val="40"/>
-          <w:sz w:val="28"/>
-          <w:szCs w:val="28"/>
-        </w:rPr>
-        <w:t xml:space="preserve"> </w:t>
-      </w:r>
-      <w:r>
-        <w:rPr>
-          <w:sz w:val="28"/>
-          <w:szCs w:val="28"/>
-        </w:rPr>
-        <w:t>to</w:t>
-      </w:r>
-      <w:r>
-        <w:rPr>
-          <w:spacing w:val="40"/>
-          <w:sz w:val="28"/>
-          <w:szCs w:val="28"/>
-        </w:rPr>
-        <w:t xml:space="preserve"> </w:t>
-      </w:r>
-      <w:r>
-        <w:rPr>
-          <w:sz w:val="28"/>
-          <w:szCs w:val="28"/>
-        </w:rPr>
-        <w:t>our</w:t>
-      </w:r>
-      <w:r>
-        <w:rPr>
-          <w:spacing w:val="40"/>
-          <w:sz w:val="28"/>
-          <w:szCs w:val="28"/>
-        </w:rPr>
-        <w:t xml:space="preserve"> </w:t>
-      </w:r>
-      <w:r>
-        <w:rPr>
-          <w:sz w:val="28"/>
-          <w:szCs w:val="28"/>
-        </w:rPr>
-        <w:t>Dean,</w:t>
-      </w:r>
-      <w:r>
-        <w:rPr>
-          <w:spacing w:val="40"/>
-          <w:sz w:val="28"/>
-          <w:szCs w:val="28"/>
-        </w:rPr>
-        <w:t xml:space="preserve"> </w:t>
-      </w:r>
-      <w:r>
-        <w:rPr>
-          <w:b/>
-          <w:sz w:val="28"/>
-          <w:szCs w:val="28"/>
-        </w:rPr>
-        <w:t>Dr.</w:t>
-      </w:r>
-      <w:r>
-        <w:rPr>
-          <w:b/>
-          <w:spacing w:val="-4"/>
-          <w:sz w:val="28"/>
-          <w:szCs w:val="28"/>
-        </w:rPr>
-        <w:t xml:space="preserve"> </w:t>
-      </w:r>
-      <w:r>
-        <w:rPr>
-          <w:b/>
-          <w:sz w:val="28"/>
-          <w:szCs w:val="28"/>
-        </w:rPr>
-        <w:t>V.</w:t>
-      </w:r>
-      <w:r>
-        <w:rPr>
-          <w:b/>
-          <w:spacing w:val="-1"/>
-          <w:sz w:val="28"/>
-          <w:szCs w:val="28"/>
-        </w:rPr>
-        <w:t xml:space="preserve"> </w:t>
-      </w:r>
-      <w:r>
-        <w:rPr>
-          <w:b/>
-          <w:sz w:val="28"/>
-          <w:szCs w:val="28"/>
-        </w:rPr>
-        <w:t>SRINIVASA</w:t>
-      </w:r>
-      <w:r>
-        <w:rPr>
-          <w:b/>
-          <w:spacing w:val="-2"/>
-          <w:sz w:val="28"/>
-          <w:szCs w:val="28"/>
-        </w:rPr>
-        <w:t xml:space="preserve"> </w:t>
-      </w:r>
-      <w:r>
-        <w:rPr>
-          <w:b/>
-          <w:sz w:val="28"/>
-          <w:szCs w:val="28"/>
-        </w:rPr>
-        <w:t>RAO,</w:t>
-      </w:r>
-      <w:r>
-        <w:rPr>
-          <w:b/>
-          <w:spacing w:val="-1"/>
-          <w:sz w:val="28"/>
-          <w:szCs w:val="28"/>
-        </w:rPr>
-        <w:t xml:space="preserve"> </w:t>
-      </w:r>
-      <w:r>
-        <w:rPr>
-          <w:b/>
-          <w:sz w:val="28"/>
-          <w:szCs w:val="28"/>
-        </w:rPr>
-        <w:t>M.E.,</w:t>
-      </w:r>
-      <w:r>
-        <w:rPr>
-          <w:b/>
-          <w:spacing w:val="-1"/>
-          <w:sz w:val="28"/>
-          <w:szCs w:val="28"/>
-        </w:rPr>
-        <w:t xml:space="preserve"> </w:t>
-      </w:r>
-      <w:r>
-        <w:rPr>
-          <w:b/>
-          <w:sz w:val="28"/>
-          <w:szCs w:val="28"/>
-        </w:rPr>
-        <w:t>Ph.D.,</w:t>
-      </w:r>
-      <w:r>
-        <w:rPr>
-          <w:b/>
-          <w:spacing w:val="-1"/>
-          <w:sz w:val="28"/>
-          <w:szCs w:val="28"/>
-        </w:rPr>
-        <w:t xml:space="preserve"> </w:t>
-      </w:r>
-      <w:r>
-        <w:rPr>
-          <w:sz w:val="28"/>
-          <w:szCs w:val="28"/>
-        </w:rPr>
-        <w:t>who</w:t>
-      </w:r>
-      <w:r>
-        <w:rPr>
-          <w:spacing w:val="-4"/>
-          <w:sz w:val="28"/>
-          <w:szCs w:val="28"/>
-        </w:rPr>
-        <w:t xml:space="preserve"> </w:t>
-      </w:r>
-      <w:r>
-        <w:rPr>
-          <w:sz w:val="28"/>
-          <w:szCs w:val="28"/>
-        </w:rPr>
-        <w:t>has</w:t>
-      </w:r>
-      <w:r>
-        <w:rPr>
-          <w:spacing w:val="-4"/>
-          <w:sz w:val="28"/>
-          <w:szCs w:val="28"/>
-        </w:rPr>
-        <w:t xml:space="preserve"> </w:t>
-      </w:r>
-      <w:r>
-        <w:rPr>
-          <w:sz w:val="28"/>
-          <w:szCs w:val="28"/>
-        </w:rPr>
-        <w:t>been</w:t>
-      </w:r>
-      <w:r>
-        <w:rPr>
-          <w:spacing w:val="-2"/>
-          <w:sz w:val="28"/>
-          <w:szCs w:val="28"/>
-        </w:rPr>
-        <w:t xml:space="preserve"> </w:t>
-      </w:r>
-      <w:r>
-        <w:rPr>
-          <w:sz w:val="28"/>
-          <w:szCs w:val="28"/>
-        </w:rPr>
-        <w:t>the</w:t>
-      </w:r>
-      <w:r>
-        <w:rPr>
-          <w:spacing w:val="-3"/>
-          <w:sz w:val="28"/>
-          <w:szCs w:val="28"/>
-        </w:rPr>
-        <w:t xml:space="preserve"> </w:t>
-      </w:r>
-      <w:r>
-        <w:rPr>
-          <w:sz w:val="28"/>
-          <w:szCs w:val="28"/>
-        </w:rPr>
-        <w:t>key</w:t>
-      </w:r>
-      <w:r>
-        <w:rPr>
-          <w:spacing w:val="-4"/>
-          <w:sz w:val="28"/>
-          <w:szCs w:val="28"/>
-        </w:rPr>
-        <w:t xml:space="preserve"> </w:t>
-      </w:r>
-      <w:r>
-        <w:rPr>
-          <w:sz w:val="28"/>
-          <w:szCs w:val="28"/>
-        </w:rPr>
-        <w:t>spring</w:t>
-      </w:r>
-      <w:r>
-        <w:rPr>
-          <w:spacing w:val="-4"/>
-          <w:sz w:val="28"/>
-          <w:szCs w:val="28"/>
-        </w:rPr>
-        <w:t xml:space="preserve"> </w:t>
-      </w:r>
-      <w:r>
-        <w:rPr>
-          <w:sz w:val="28"/>
-          <w:szCs w:val="28"/>
-        </w:rPr>
-        <w:t xml:space="preserve">of motivation to us throughout the completion of our course and project </w:t>
-      </w:r>
-      <w:r>
-        <w:rPr>
-          <w:spacing w:val="-2"/>
-          <w:sz w:val="28"/>
-          <w:szCs w:val="28"/>
-        </w:rPr>
-        <w:t>work.</w:t>
+        <w:t>We would like to express special thanks of gratitude to our Dean, Dr. V. SRINIVASA RAO, M.E., Ph.D., who has been the key spring of motivation to us throughout the completion of our course and project work.</w:t>
       </w:r>
     </w:p>
     <w:p>
@@ -8202,192 +4795,7 @@
         </w:rPr>
       </w:pPr>
       <w:r>
-        <w:rPr>
-          <w:sz w:val="28"/>
-        </w:rPr>
-        <w:t>We</w:t>
-      </w:r>
-      <w:r>
-        <w:rPr>
-          <w:spacing w:val="-2"/>
-          <w:sz w:val="28"/>
-        </w:rPr>
-        <w:t xml:space="preserve"> </w:t>
-      </w:r>
-      <w:r>
-        <w:rPr>
-          <w:sz w:val="28"/>
-        </w:rPr>
-        <w:t>proudly</w:t>
-      </w:r>
-      <w:r>
-        <w:rPr>
-          <w:spacing w:val="1"/>
-          <w:sz w:val="28"/>
-        </w:rPr>
-        <w:t xml:space="preserve"> </w:t>
-      </w:r>
-      <w:r>
-        <w:rPr>
-          <w:sz w:val="28"/>
-        </w:rPr>
-        <w:t>render our</w:t>
-      </w:r>
-      <w:r>
-        <w:rPr>
-          <w:spacing w:val="2"/>
-          <w:sz w:val="28"/>
-        </w:rPr>
-        <w:t xml:space="preserve"> </w:t>
-      </w:r>
-      <w:r>
-        <w:rPr>
-          <w:sz w:val="28"/>
-        </w:rPr>
-        <w:t>immense</w:t>
-      </w:r>
-      <w:r>
-        <w:rPr>
-          <w:spacing w:val="-3"/>
-          <w:sz w:val="28"/>
-        </w:rPr>
-        <w:t xml:space="preserve"> </w:t>
-      </w:r>
-      <w:r>
-        <w:rPr>
-          <w:sz w:val="28"/>
-        </w:rPr>
-        <w:t>gratitude</w:t>
-      </w:r>
-      <w:r>
-        <w:rPr>
-          <w:spacing w:val="3"/>
-          <w:sz w:val="28"/>
-        </w:rPr>
-        <w:t xml:space="preserve"> </w:t>
-      </w:r>
-      <w:r>
-        <w:rPr>
-          <w:sz w:val="28"/>
-        </w:rPr>
-        <w:t>to</w:t>
-      </w:r>
-      <w:r>
-        <w:rPr>
-          <w:spacing w:val="1"/>
-          <w:sz w:val="28"/>
-        </w:rPr>
-        <w:t xml:space="preserve"> </w:t>
-      </w:r>
-      <w:r>
-        <w:rPr>
-          <w:sz w:val="28"/>
-        </w:rPr>
-        <w:t>the Head</w:t>
-      </w:r>
-      <w:r>
-        <w:rPr>
-          <w:spacing w:val="1"/>
-          <w:sz w:val="28"/>
-        </w:rPr>
-        <w:t xml:space="preserve"> </w:t>
-      </w:r>
-      <w:r>
-        <w:rPr>
-          <w:sz w:val="28"/>
-        </w:rPr>
-        <w:t>of the</w:t>
-      </w:r>
-      <w:r>
-        <w:rPr>
-          <w:spacing w:val="1"/>
-          <w:sz w:val="28"/>
-        </w:rPr>
-        <w:t xml:space="preserve"> </w:t>
-      </w:r>
-      <w:r>
-        <w:rPr>
-          <w:spacing w:val="-2"/>
-          <w:sz w:val="28"/>
-        </w:rPr>
-        <w:t xml:space="preserve">Department, </w:t>
-      </w:r>
-      <w:r>
-        <w:rPr>
-          <w:b/>
-          <w:spacing w:val="-2"/>
-          <w:sz w:val="28"/>
-        </w:rPr>
-        <w:t xml:space="preserve">Dr. R. GOWRI</w:t>
-      </w:r>
-      <w:r>
-        <w:rPr>
-          <w:b/>
-          <w:sz w:val="28"/>
-        </w:rPr>
-        <w:t xml:space="preserve"> </w:t>
-      </w:r>
-      <w:r>
-        <w:rPr>
-          <w:b/>
-          <w:spacing w:val="-4"/>
-          <w:sz w:val="28"/>
-        </w:rPr>
-        <w:t xml:space="preserve">M.E., </w:t>
-      </w:r>
-      <w:r>
-        <w:rPr>
-          <w:b/>
-          <w:spacing w:val="-2"/>
-          <w:sz w:val="28"/>
-        </w:rPr>
-        <w:t>Ph.D.,</w:t>
-      </w:r>
-      <w:r>
-        <w:rPr>
-          <w:b/>
-          <w:sz w:val="28"/>
-        </w:rPr>
-        <w:t xml:space="preserve"> </w:t>
-      </w:r>
-      <w:r>
-        <w:rPr>
-          <w:spacing w:val="-4"/>
-          <w:sz w:val="28"/>
-        </w:rPr>
-        <w:t>for</w:t>
-      </w:r>
-      <w:r>
-        <w:rPr>
-          <w:sz w:val="28"/>
-        </w:rPr>
-        <w:t xml:space="preserve"> </w:t>
-      </w:r>
-      <w:r>
-        <w:rPr>
-          <w:spacing w:val="-4"/>
-          <w:sz w:val="28"/>
-        </w:rPr>
-        <w:t>her</w:t>
-      </w:r>
-      <w:r>
-        <w:rPr>
-          <w:sz w:val="28"/>
-        </w:rPr>
-        <w:t xml:space="preserve"> </w:t>
-      </w:r>
-      <w:r>
-        <w:rPr>
-          <w:spacing w:val="-2"/>
-          <w:sz w:val="28"/>
-        </w:rPr>
-        <w:t xml:space="preserve">effective leadership, </w:t>
-      </w:r>
-      <w:r>
-        <w:rPr>
-          <w:sz w:val="28"/>
-        </w:rPr>
-        <w:t xml:space="preserve">encouragement, and guidance in the project.</w:t>
+        <w:t>We proudly render our immense gratitude to the Head of the Department, Dr. R. GOWRI M.E., Ph.D., for her effective leadership, encouragement, and guidance in the project.</w:t>
       </w:r>
     </w:p>
     <w:p>
@@ -8403,197 +4811,7 @@
         </w:rPr>
       </w:pPr>
       <w:r>
-        <w:rPr>
-          <w:sz w:val="28"/>
-        </w:rPr>
-        <w:t>We</w:t>
-      </w:r>
-      <w:r>
-        <w:rPr>
-          <w:spacing w:val="60"/>
-          <w:w w:val="150"/>
-          <w:sz w:val="28"/>
-        </w:rPr>
-        <w:t xml:space="preserve"> </w:t>
-      </w:r>
-      <w:r>
-        <w:rPr>
-          <w:sz w:val="28"/>
-        </w:rPr>
-        <w:t>would</w:t>
-      </w:r>
-      <w:r>
-        <w:rPr>
-          <w:spacing w:val="61"/>
-          <w:w w:val="150"/>
-          <w:sz w:val="28"/>
-        </w:rPr>
-        <w:t xml:space="preserve"> </w:t>
-      </w:r>
-      <w:r>
-        <w:rPr>
-          <w:sz w:val="28"/>
-        </w:rPr>
-        <w:t>like</w:t>
-      </w:r>
-      <w:r>
-        <w:rPr>
-          <w:spacing w:val="61"/>
-          <w:w w:val="150"/>
-          <w:sz w:val="28"/>
-        </w:rPr>
-        <w:t xml:space="preserve"> </w:t>
-      </w:r>
-      <w:r>
-        <w:rPr>
-          <w:sz w:val="28"/>
-        </w:rPr>
-        <w:t>to</w:t>
-      </w:r>
-      <w:r>
-        <w:rPr>
-          <w:spacing w:val="57"/>
-          <w:w w:val="150"/>
-          <w:sz w:val="28"/>
-        </w:rPr>
-        <w:t xml:space="preserve"> </w:t>
-      </w:r>
-      <w:r>
-        <w:rPr>
-          <w:sz w:val="28"/>
-        </w:rPr>
-        <w:t>extend</w:t>
-      </w:r>
-      <w:r>
-        <w:rPr>
-          <w:spacing w:val="62"/>
-          <w:w w:val="150"/>
-          <w:sz w:val="28"/>
-        </w:rPr>
-        <w:t xml:space="preserve"> </w:t>
-      </w:r>
-      <w:r>
-        <w:rPr>
-          <w:spacing w:val="17"/>
-          <w:sz w:val="28"/>
-        </w:rPr>
-        <w:t>ou</w:t>
-      </w:r>
-      <w:r>
-        <w:rPr>
-          <w:spacing w:val="-10"/>
-          <w:sz w:val="28"/>
-        </w:rPr>
-        <w:t>r</w:t>
-      </w:r>
-      <w:r>
-        <w:rPr>
-          <w:sz w:val="28"/>
-        </w:rPr>
-        <w:t xml:space="preserve"> thanks</w:t>
-      </w:r>
-      <w:r>
-        <w:rPr>
-          <w:spacing w:val="55"/>
-          <w:w w:val="150"/>
-          <w:sz w:val="28"/>
-        </w:rPr>
-        <w:t xml:space="preserve"> </w:t>
-      </w:r>
-      <w:r>
-        <w:rPr>
-          <w:sz w:val="28"/>
-        </w:rPr>
-        <w:t>to</w:t>
-      </w:r>
-      <w:r>
-        <w:rPr>
-          <w:spacing w:val="59"/>
-          <w:w w:val="150"/>
-          <w:sz w:val="28"/>
-        </w:rPr>
-        <w:t xml:space="preserve"> </w:t>
-      </w:r>
-      <w:r>
-        <w:rPr>
-          <w:sz w:val="28"/>
-        </w:rPr>
-        <w:t>t</w:t>
-      </w:r>
-      <w:r>
-        <w:rPr>
-          <w:spacing w:val="-33"/>
-          <w:sz w:val="28"/>
-        </w:rPr>
-        <w:t xml:space="preserve"> </w:t>
-      </w:r>
-      <w:r>
-        <w:rPr>
-          <w:sz w:val="28"/>
-        </w:rPr>
-        <w:t>h</w:t>
-      </w:r>
-      <w:r>
-        <w:rPr>
-          <w:spacing w:val="-31"/>
-          <w:sz w:val="28"/>
-        </w:rPr>
-        <w:t xml:space="preserve"> </w:t>
-      </w:r>
-      <w:r>
-        <w:rPr>
-          <w:sz w:val="28"/>
-        </w:rPr>
-        <w:t>e</w:t>
-      </w:r>
-      <w:r>
-        <w:rPr>
-          <w:spacing w:val="63"/>
-          <w:w w:val="150"/>
-          <w:sz w:val="28"/>
-        </w:rPr>
-        <w:t xml:space="preserve"> </w:t>
-      </w:r>
-      <w:r>
-        <w:rPr>
-          <w:sz w:val="28"/>
-        </w:rPr>
-        <w:t>Project</w:t>
-      </w:r>
-      <w:r>
-        <w:rPr>
-          <w:spacing w:val="54"/>
-          <w:sz w:val="28"/>
-        </w:rPr>
-        <w:t xml:space="preserve"> </w:t>
-      </w:r>
-      <w:r>
-        <w:rPr>
-          <w:sz w:val="28"/>
-        </w:rPr>
-        <w:t>Co-</w:t>
-      </w:r>
-      <w:r>
-        <w:rPr>
-          <w:spacing w:val="-2"/>
-          <w:sz w:val="28"/>
-        </w:rPr>
-        <w:t xml:space="preserve">ordinator </w:t>
-      </w:r>
-      <w:r>
-        <w:rPr>
-          <w:b/>
-          <w:sz w:val="28"/>
-          <w:szCs w:val="28"/>
-        </w:rPr>
-        <w:t xml:space="preserve">&lt;NAME, DESIGNATION&gt;., </w:t>
-      </w:r>
-      <w:r>
-        <w:rPr>
-          <w:sz w:val="28"/>
-          <w:szCs w:val="28"/>
-        </w:rPr>
-        <w:t xml:space="preserve">Department of Artificial Intelligence and Machine Learning, for their valuable suggestions throughout this project.</w:t>
+        <w:t>We would like to extend our thanks to t h e Project Co-ordinator &lt;NAME, DESIGNATION&gt;., Department of Artificial Intelligence and Machine Learning, for their valuable suggestions throughout this project.</w:t>
       </w:r>
     </w:p>
     <w:p>
@@ -8608,184 +4826,7 @@
         </w:rPr>
       </w:pPr>
       <w:r>
-        <w:rPr>
-          <w:sz w:val="28"/>
-          <w:szCs w:val="28"/>
-        </w:rPr>
-        <w:t>We</w:t>
-      </w:r>
-      <w:r>
-        <w:rPr>
-          <w:spacing w:val="73"/>
-          <w:sz w:val="28"/>
-          <w:szCs w:val="28"/>
-        </w:rPr>
-        <w:t xml:space="preserve"> </w:t>
-      </w:r>
-      <w:r>
-        <w:rPr>
-          <w:sz w:val="28"/>
-          <w:szCs w:val="28"/>
-        </w:rPr>
-        <w:t>wish</w:t>
-      </w:r>
-      <w:r>
-        <w:rPr>
-          <w:spacing w:val="73"/>
-          <w:sz w:val="28"/>
-          <w:szCs w:val="28"/>
-        </w:rPr>
-        <w:t xml:space="preserve"> </w:t>
-      </w:r>
-      <w:r>
-        <w:rPr>
-          <w:sz w:val="28"/>
-          <w:szCs w:val="28"/>
-        </w:rPr>
-        <w:t>to</w:t>
-      </w:r>
-      <w:r>
-        <w:rPr>
-          <w:spacing w:val="72"/>
-          <w:sz w:val="28"/>
-          <w:szCs w:val="28"/>
-        </w:rPr>
-        <w:t xml:space="preserve"> </w:t>
-      </w:r>
-      <w:r>
-        <w:rPr>
-          <w:sz w:val="28"/>
-          <w:szCs w:val="28"/>
-        </w:rPr>
-        <w:t>acknowledge</w:t>
-      </w:r>
-      <w:r>
-        <w:rPr>
-          <w:spacing w:val="74"/>
-          <w:sz w:val="28"/>
-          <w:szCs w:val="28"/>
-        </w:rPr>
-        <w:t xml:space="preserve"> </w:t>
-      </w:r>
-      <w:r>
-        <w:rPr>
-          <w:sz w:val="28"/>
-          <w:szCs w:val="28"/>
-        </w:rPr>
-        <w:t>the</w:t>
-      </w:r>
-      <w:r>
-        <w:rPr>
-          <w:spacing w:val="73"/>
-          <w:sz w:val="28"/>
-          <w:szCs w:val="28"/>
-        </w:rPr>
-        <w:t xml:space="preserve"> </w:t>
-      </w:r>
-      <w:r>
-        <w:rPr>
-          <w:sz w:val="28"/>
-          <w:szCs w:val="28"/>
-        </w:rPr>
-        <w:t>help</w:t>
-      </w:r>
-      <w:r>
-        <w:rPr>
-          <w:spacing w:val="73"/>
-          <w:sz w:val="28"/>
-          <w:szCs w:val="28"/>
-        </w:rPr>
-        <w:t xml:space="preserve"> </w:t>
-      </w:r>
-      <w:r>
-        <w:rPr>
-          <w:sz w:val="28"/>
-          <w:szCs w:val="28"/>
-        </w:rPr>
-        <w:t>received</w:t>
-      </w:r>
-      <w:r>
-        <w:rPr>
-          <w:spacing w:val="72"/>
-          <w:sz w:val="28"/>
-          <w:szCs w:val="28"/>
-        </w:rPr>
-        <w:t xml:space="preserve"> </w:t>
-      </w:r>
-      <w:r>
-        <w:rPr>
-          <w:sz w:val="28"/>
-          <w:szCs w:val="28"/>
-        </w:rPr>
-        <w:t>from</w:t>
-      </w:r>
-      <w:r>
-        <w:rPr>
-          <w:spacing w:val="74"/>
-          <w:sz w:val="28"/>
-          <w:szCs w:val="28"/>
-        </w:rPr>
-        <w:t xml:space="preserve"> </w:t>
-      </w:r>
-      <w:r>
-        <w:rPr>
-          <w:sz w:val="28"/>
-          <w:szCs w:val="28"/>
-        </w:rPr>
-        <w:t>the</w:t>
-      </w:r>
-      <w:r>
-        <w:rPr>
-          <w:spacing w:val="73"/>
-          <w:sz w:val="28"/>
-          <w:szCs w:val="28"/>
-        </w:rPr>
-        <w:t xml:space="preserve"> </w:t>
-      </w:r>
-      <w:r>
-        <w:rPr>
-          <w:sz w:val="28"/>
-          <w:szCs w:val="28"/>
-        </w:rPr>
-        <w:t>class</w:t>
-      </w:r>
-      <w:r>
-        <w:rPr>
-          <w:spacing w:val="73"/>
-          <w:sz w:val="28"/>
-          <w:szCs w:val="28"/>
-        </w:rPr>
-        <w:t xml:space="preserve"> </w:t>
-      </w:r>
-      <w:r>
-        <w:rPr>
-          <w:spacing w:val="-2"/>
-          <w:sz w:val="28"/>
-          <w:szCs w:val="28"/>
-        </w:rPr>
-        <w:t>advisors</w:t>
-      </w:r>
-      <w:r>
-        <w:rPr>
-          <w:sz w:val="28"/>
-          <w:szCs w:val="28"/>
-        </w:rPr>
-        <w:t xml:space="preserve"> </w:t>
-      </w:r>
-      <w:r>
-        <w:rPr>
-          <w:b/>
-          <w:sz w:val="28"/>
-          <w:szCs w:val="28"/>
-        </w:rPr>
-        <w:t xml:space="preserve">&lt;NAME, DESIGNATION&gt;., </w:t>
-      </w:r>
-      <w:r>
-        <w:rPr>
-          <w:sz w:val="28"/>
-          <w:szCs w:val="28"/>
-        </w:rPr>
-        <w:t xml:space="preserve">of the Department of Artificial Intelligence and Machine Learning, and others for providing valuable suggestions and for the successful completion of the project.</w:t>
+        <w:t>We wish to acknowledge the help received from the class advisors &lt;NAME, DESIGNATION&gt;., of the Department of Artificial Intelligence and Machine Learning, and others for providing valuable suggestions and for the successful completion of the project.</w:t>
       </w:r>
     </w:p>
     <w:p>
@@ -8822,42 +4863,7 @@
         </w:rPr>
       </w:pPr>
       <w:r>
-        <w:rPr>
-          <w:sz w:val="28"/>
-          <w:szCs w:val="32"/>
-        </w:rPr>
-        <w:t>NAME</w:t>
-      </w:r>
-      <w:r>
-        <w:rPr>
-          <w:spacing w:val="-4"/>
-          <w:sz w:val="28"/>
-          <w:szCs w:val="32"/>
-        </w:rPr>
-        <w:t xml:space="preserve"> </w:t>
-      </w:r>
-      <w:r>
-        <w:rPr>
-          <w:spacing w:val="-10"/>
-          <w:sz w:val="28"/>
-          <w:szCs w:val="32"/>
-        </w:rPr>
-        <w:t>1</w:t>
-      </w:r>
-      <w:r>
-        <w:rPr>
-          <w:sz w:val="28"/>
-          <w:szCs w:val="32"/>
-        </w:rPr>
-        <w:t xml:space="preserve"> (</w:t>
-      </w:r>
-      <w:r>
-        <w:rPr>
-          <w:spacing w:val="-2"/>
-          <w:sz w:val="28"/>
-          <w:szCs w:val="32"/>
-        </w:rPr>
-        <w:t>REG.NO)</w:t>
+        <w:t>NAME 1 (REG.NO)</w:t>
       </w:r>
     </w:p>
     <w:p>
@@ -8871,42 +4877,7 @@
         </w:rPr>
       </w:pPr>
       <w:r>
-        <w:rPr>
-          <w:sz w:val="28"/>
-          <w:szCs w:val="32"/>
-        </w:rPr>
-        <w:t>NAME</w:t>
-      </w:r>
-      <w:r>
-        <w:rPr>
-          <w:spacing w:val="-4"/>
-          <w:sz w:val="28"/>
-          <w:szCs w:val="32"/>
-        </w:rPr>
-        <w:t xml:space="preserve"> </w:t>
-      </w:r>
-      <w:r>
-        <w:rPr>
-          <w:spacing w:val="-10"/>
-          <w:sz w:val="28"/>
-          <w:szCs w:val="32"/>
-        </w:rPr>
-        <w:t xml:space="preserve">2 </w:t>
-      </w:r>
-      <w:r>
-        <w:rPr>
-          <w:sz w:val="28"/>
-          <w:szCs w:val="32"/>
-        </w:rPr>
-        <w:t>(</w:t>
-      </w:r>
-      <w:r>
-        <w:rPr>
-          <w:spacing w:val="-2"/>
-          <w:sz w:val="28"/>
-          <w:szCs w:val="32"/>
-        </w:rPr>
-        <w:t>REG.NO)</w:t>
+        <w:t>NAME 2 (REG.NO)</w:t>
       </w:r>
     </w:p>
     <w:p>
@@ -8945,14 +4916,6 @@
         </w:rPr>
       </w:pPr>
       <w:r>
-        <w:rPr>
-          <w:b/>
-          <w:bCs/>
-          <w:color w:val="000000" w:themeColor="text1"/>
-          <w:sz w:val="28"/>
-          <w:szCs w:val="28"/>
-        </w:rPr>
-        <w:lastRenderedPageBreak/>
         <w:t>ABSTRACT</w:t>
       </w:r>
     </w:p>
@@ -8973,49 +4936,7 @@
         </w:rPr>
       </w:pPr>
       <w:r>
-        <w:rPr>
-          <w:color w:val="000000" w:themeColor="text1"/>
-        </w:rPr>
-        <w:t xml:space="preserve">Farmers, especially smallholders without access to agronomic expertise, often pick crops and schedule field work by guesswork, and then sell the harvest without knowing where or when prices will be favourable. Most existing crop recommendation systems are static, one-time predictors: they return a single crop label, assume average weather for the whole season, and give no explanation or market guidance. This project presents a Smart Crop Advisory System that closes these gaps in four connected parts. A Random Forest classifier, benchmarked against SVM, Decision Tree, KNN and Naive Bayes, recommends a suitable crop from soil nutrients (N, P, K, pH, moisture) and climate data, and SHAP shows which inputs drove each recommendation. The system then generates a stage-wise cultivation plan. When conditions change mid-season, for example unexpected rain, the farmer describes the event in natural language and the plan is adjusted dynamically without being regenerated. Finally, the system lists nearby markets and forecasts commodity prices for the next three months at a chosen location. The recommendation model reached </w:t>
-      </w:r>
-      <w:r>
-        <w:rPr>
-          <w:color w:val="000000" w:themeColor="text1"/>
-          <w:highlight w:val="yellow"/>
-        </w:rPr>
-        <w:t xml:space="preserve">[XX]</w:t>
-      </w:r>
-      <w:r>
-        <w:rPr>
-          <w:color w:val="000000" w:themeColor="text1"/>
-        </w:rPr>
-        <w:t xml:space="preserve">% accuracy and the price forecaster a </w:t>
-      </w:r>
-      <w:r>
-        <w:rPr>
-          <w:color w:val="000000" w:themeColor="text1"/>
-          <w:highlight w:val="yellow"/>
-        </w:rPr>
-        <w:t xml:space="preserve">[metric]</w:t>
-      </w:r>
-      <w:r>
-        <w:rPr>
-          <w:color w:val="000000" w:themeColor="text1"/>
-        </w:rPr>
-        <w:t xml:space="preserve"> of </w:t>
-      </w:r>
-      <w:r>
-        <w:rPr>
-          <w:color w:val="000000" w:themeColor="text1"/>
-          <w:highlight w:val="yellow"/>
-        </w:rPr>
-        <w:t xml:space="preserve">[XX]</w:t>
-      </w:r>
-      <w:r>
-        <w:rPr>
-          <w:color w:val="000000" w:themeColor="text1"/>
-        </w:rPr>
-        <w:t xml:space="preserve">. The system moves from one-time prediction towards an explainable, adaptive decision-support tool covering the cycle from sowing to sale.</w:t>
+        <w:t>Farmers, especially smallholders without access to agronomic expertise, often pick crops and schedule field work by guesswork, and then sell the harvest without knowing where or when prices will be favourable. Most existing crop recommendation systems are static, one-time predictors: they return a single crop label, assume average weather for the whole season, and give no explanation or market guidance. This project presents a Smart Crop Advisory System that closes these gaps in four connected parts. A Random Forest classifier, benchmarked against SVM, Decision Tree, KNN and Naive Bayes, recommends a suitable crop from soil nutrients (N, P, K, pH, moisture) and climate data, and SHAP shows which inputs drove each recommendation. The system then generates a stage-wise cultivation plan. When conditions change mid-season, for example unexpected rain, the farmer describes the event in natural language and the plan is adjusted dynamically without being regenerated. Finally, the system lists nearby markets and forecasts commodity prices for the next three months at a chosen location. The recommendation model reached [XX]% accuracy and the price forecaster a [metric] of [XX]. The system moves from one-time prediction towards an explainable, adaptive decision-support tool covering the cycle from sowing to sale.</w:t>
       </w:r>
     </w:p>
     <w:p>
@@ -9027,18 +4948,7 @@
         </w:rPr>
       </w:pPr>
       <w:r>
-        <w:rPr>
-          <w:b/>
-          <w:bCs/>
-          <w:color w:val="000000" w:themeColor="text1"/>
-        </w:rPr>
-        <w:t xml:space="preserve">Keywords:</w:t>
-      </w:r>
-      <w:r>
-        <w:rPr>
-          <w:color w:val="000000" w:themeColor="text1"/>
-        </w:rPr>
-        <w:t xml:space="preserve"> Crop Recommendation, Explainable AI (SHAP), Adaptive Cultivation Plan, Price Forecasting, Random Forest</w:t>
+        <w:t>Keywords: Crop Recommendation, Explainable AI (SHAP), Adaptive Cultivation Plan, Price Forecasting, Random Forest</w:t>
       </w:r>
     </w:p>
     <w:p>
@@ -9065,14 +4975,6 @@
         </w:rPr>
       </w:pPr>
       <w:r>
-        <w:rPr>
-          <w:b/>
-          <w:bCs/>
-          <w:color w:val="000000" w:themeColor="text1"/>
-          <w:sz w:val="28"/>
-          <w:szCs w:val="28"/>
-        </w:rPr>
-        <w:lastRenderedPageBreak/>
         <w:t>TABLE OF CONTENTS</w:t>
       </w:r>
     </w:p>
@@ -10484,6 +6386,139 @@
         </w:rPr>
       </w:pPr>
       <w:r>
+        <w:t>LIST OF FIGURES</w:t>
+      </w:r>
+    </w:p>
+    <w:p>
+      <w:pPr>
+        <w:spacing w:after="200"/>
+        <w:rPr>
+          <w:color w:val="000000" w:themeColor="text1"/>
+        </w:rPr>
+      </w:pPr>
+    </w:p>
+    <w:p>
+      <w:pPr>
+        <w:spacing w:after="160" w:line="360" w:lineRule="auto"/>
+        <w:jc w:val="both"/>
+        <w:rPr>
+          <w:color w:val="000000" w:themeColor="text1"/>
+        </w:rPr>
+      </w:pPr>
+      <w:r>
+        <w:t>Figure 1.1 [Title] ....................................................... [page]</w:t>
+      </w:r>
+    </w:p>
+    <w:p>
+      <w:r>
+        <w:t>Figure 4.1: System Architecture Diagram showing the decoupled ML pipeline.</w:t>
+      </w:r>
+    </w:p>
+    <w:p>
+      <w:pPr>
+        <w:spacing w:after="160" w:line="360" w:lineRule="auto"/>
+        <w:jc w:val="both"/>
+        <w:rPr>
+          <w:color w:val="000000" w:themeColor="text1"/>
+        </w:rPr>
+      </w:pPr>
+      <w:r/>
+      <w:r>
+        <w:drawing>
+          <wp:inline xmlns:a="http://schemas.openxmlformats.org/drawingml/2006/main" xmlns:pic="http://schemas.openxmlformats.org/drawingml/2006/picture">
+            <wp:extent cx="5486400" cy="2743200"/>
+            <wp:docPr id="1935964625" name="Picture 1935964625"/>
+            <wp:cNvGraphicFramePr>
+              <a:graphicFrameLocks noChangeAspect="1"/>
+            </wp:cNvGraphicFramePr>
+            <a:graphic>
+              <a:graphicData uri="http://schemas.openxmlformats.org/drawingml/2006/picture">
+                <pic:pic>
+                  <pic:nvPicPr>
+                    <pic:cNvPr id="0" name="media_1791113824896.png"/>
+                    <pic:cNvPicPr/>
+                  </pic:nvPicPr>
+                  <pic:blipFill>
+                    <a:blip r:embed="rId15"/>
+                    <a:stretch>
+                      <a:fillRect/>
+                    </a:stretch>
+                  </pic:blipFill>
+                  <pic:spPr>
+                    <a:xfrm>
+                      <a:off x="0" y="0"/>
+                      <a:ext cx="5486400" cy="2743200"/>
+                    </a:xfrm>
+                    <a:prstGeom prst="rect"/>
+                  </pic:spPr>
+                </pic:pic>
+              </a:graphicData>
+            </a:graphic>
+          </wp:inline>
+        </w:drawing>
+      </w:r>
+    </w:p>
+    <w:p>
+      <w:r>
+        <w:t>Figure 6.1: Model Evaluation Comparison Table showing Random Forest outperforming other models.</w:t>
+      </w:r>
+    </w:p>
+    <w:p>
+      <w:pPr>
+        <w:spacing w:after="160" w:line="360" w:lineRule="auto"/>
+        <w:jc w:val="both"/>
+        <w:rPr>
+          <w:color w:val="000000" w:themeColor="text1"/>
+        </w:rPr>
+      </w:pPr>
+      <w:r/>
+      <w:r>
+        <w:drawing>
+          <wp:inline xmlns:a="http://schemas.openxmlformats.org/drawingml/2006/main" xmlns:pic="http://schemas.openxmlformats.org/drawingml/2006/picture">
+            <wp:extent cx="4572000" cy="2452414"/>
+            <wp:docPr id="1935964626" name="Picture 1935964626"/>
+            <wp:cNvGraphicFramePr>
+              <a:graphicFrameLocks noChangeAspect="1"/>
+            </wp:cNvGraphicFramePr>
+            <a:graphic>
+              <a:graphicData uri="http://schemas.openxmlformats.org/drawingml/2006/picture">
+                <pic:pic>
+                  <pic:nvPicPr>
+                    <pic:cNvPr id="0" name="media_1791113887782.png"/>
+                    <pic:cNvPicPr/>
+                  </pic:nvPicPr>
+                  <pic:blipFill>
+                    <a:blip r:embed="rId16"/>
+                    <a:stretch>
+                      <a:fillRect/>
+                    </a:stretch>
+                  </pic:blipFill>
+                  <pic:spPr>
+                    <a:xfrm>
+                      <a:off x="0" y="0"/>
+                      <a:ext cx="4572000" cy="2452414"/>
+                    </a:xfrm>
+                    <a:prstGeom prst="rect"/>
+                  </pic:spPr>
+                </pic:pic>
+              </a:graphicData>
+            </a:graphic>
+          </wp:inline>
+        </w:drawing>
+      </w:r>
+    </w:p>
+    <w:p>
+      <w:pPr>
+        <w:spacing w:after="300"/>
+        <w:rPr>
+          <w:color w:val="000000" w:themeColor="text1"/>
+        </w:rPr>
+      </w:pPr>
+    </w:p>
+    <w:p>
+      <w:pPr>
+        <w:spacing w:after="120"/>
+        <w:jc w:val="center"/>
         <w:rPr>
           <w:b/>
           <w:bCs/>
@@ -10491,8 +6526,28 @@
           <w:sz w:val="26"/>
           <w:szCs w:val="26"/>
         </w:rPr>
-        <w:lastRenderedPageBreak/>
-        <w:t>LIST OF FIGURES</w:t>
+      </w:pPr>
+      <w:r>
+        <w:rPr>
+          <w:b/>
+          <w:bCs/>
+          <w:color w:val="000000" w:themeColor="text1"/>
+          <w:sz w:val="26"/>
+          <w:szCs w:val="26"/>
+        </w:rPr>
+        <w:br w:type="page"/>
+      </w:r>
+    </w:p>
+    <w:p>
+      <w:pPr>
+        <w:spacing w:after="120"/>
+        <w:jc w:val="center"/>
+        <w:rPr>
+          <w:color w:val="000000" w:themeColor="text1"/>
+        </w:rPr>
+      </w:pPr>
+      <w:r>
+        <w:t>LIST OF TABLES</w:t>
       </w:r>
     </w:p>
     <w:p>
@@ -10512,10 +6567,7 @@
         </w:rPr>
       </w:pPr>
       <w:r>
-        <w:rPr>
-          <w:color w:val="000000" w:themeColor="text1"/>
-        </w:rPr>
-        <w:t>Figure 1.1 [Title] ....................................................... [page]</w:t>
+        <w:t>Table 3.1 Weekly PBL progress log .......................... [page]</w:t>
       </w:r>
     </w:p>
     <w:p>
@@ -10527,10 +6579,7 @@
         </w:rPr>
       </w:pPr>
       <w:r>
-        <w:rPr>
-          <w:color w:val="000000" w:themeColor="text1"/>
-        </w:rPr>
-        <w:t>Figure 4.1 System architecture diagram ................... [page]</w:t>
+        <w:t>Table 3.2 Hardware and software requirements ........ [page]</w:t>
       </w:r>
     </w:p>
     <w:p>
@@ -10542,10 +6591,7 @@
         </w:rPr>
       </w:pPr>
       <w:r>
-        <w:rPr>
-          <w:color w:val="000000" w:themeColor="text1"/>
-        </w:rPr>
-        <w:t>Figure 6.1 [Result chart / confusion matrix] ............. [page]</w:t>
+        <w:t>Table 6.1 Model evaluation results ........................... [page]</w:t>
       </w:r>
     </w:p>
     <w:p>
@@ -10555,6 +6601,9 @@
           <w:color w:val="000000" w:themeColor="text1"/>
         </w:rPr>
       </w:pPr>
+      <w:r>
+        <w:t xml:space="preserve"> </w:t>
+      </w:r>
     </w:p>
     <w:p>
       <w:pPr>
@@ -10588,38 +6637,55 @@
         </w:rPr>
       </w:pPr>
       <w:r>
+        <w:t>LIST OF ABBREVIATIONS</w:t>
+      </w:r>
+    </w:p>
+    <w:p>
+      <w:pPr>
+        <w:spacing w:after="200"/>
+        <w:rPr>
+          <w:color w:val="000000" w:themeColor="text1"/>
+        </w:rPr>
+      </w:pPr>
+    </w:p>
+    <w:p>
+      <w:pPr>
+        <w:spacing w:after="160" w:line="360" w:lineRule="auto"/>
+        <w:jc w:val="both"/>
+        <w:rPr>
+          <w:color w:val="000000" w:themeColor="text1"/>
+        </w:rPr>
+      </w:pPr>
+      <w:r>
+        <w:t xml:space="preserve">Eg. </w:t>
+      </w:r>
+    </w:p>
+    <w:p>
+      <w:pPr>
+        <w:spacing w:after="160" w:line="360" w:lineRule="auto"/>
+        <w:jc w:val="both"/>
         <w:rPr>
           <w:b/>
           <w:bCs/>
           <w:color w:val="000000" w:themeColor="text1"/>
-          <w:sz w:val="26"/>
-          <w:szCs w:val="26"/>
-        </w:rPr>
-        <w:lastRenderedPageBreak/>
-        <w:t>LIST OF TABLES</w:t>
-      </w:r>
-    </w:p>
-    <w:p>
-      <w:pPr>
-        <w:spacing w:after="200"/>
-        <w:rPr>
-          <w:color w:val="000000" w:themeColor="text1"/>
-        </w:rPr>
-      </w:pPr>
+        </w:rPr>
+      </w:pPr>
+      <w:r>
+        <w:t xml:space="preserve">ML — Machine Learning     </w:t>
+      </w:r>
     </w:p>
     <w:p>
       <w:pPr>
         <w:spacing w:after="160" w:line="360" w:lineRule="auto"/>
         <w:jc w:val="both"/>
         <w:rPr>
-          <w:color w:val="000000" w:themeColor="text1"/>
-        </w:rPr>
-      </w:pPr>
-      <w:r>
-        <w:rPr>
-          <w:color w:val="000000" w:themeColor="text1"/>
-        </w:rPr>
-        <w:t>Table 3.1 Weekly PBL progress log .......................... [page]</w:t>
+          <w:b/>
+          <w:bCs/>
+          <w:color w:val="000000" w:themeColor="text1"/>
+        </w:rPr>
+      </w:pPr>
+      <w:r>
+        <w:t xml:space="preserve">CNN — Convolutional Neural Network     </w:t>
       </w:r>
     </w:p>
     <w:p>
@@ -10627,14 +6693,13 @@
         <w:spacing w:after="160" w:line="360" w:lineRule="auto"/>
         <w:jc w:val="both"/>
         <w:rPr>
-          <w:color w:val="000000" w:themeColor="text1"/>
-        </w:rPr>
-      </w:pPr>
-      <w:r>
-        <w:rPr>
-          <w:color w:val="000000" w:themeColor="text1"/>
-        </w:rPr>
-        <w:t>Table 3.2 Hardware and software requirements ........ [page]</w:t>
+          <w:b/>
+          <w:bCs/>
+          <w:color w:val="000000" w:themeColor="text1"/>
+        </w:rPr>
+      </w:pPr>
+      <w:r>
+        <w:t>PBL — Project-Based Learning</w:t>
       </w:r>
     </w:p>
     <w:p>
@@ -10646,163 +6711,6 @@
         </w:rPr>
       </w:pPr>
       <w:r>
-        <w:rPr>
-          <w:color w:val="000000" w:themeColor="text1"/>
-        </w:rPr>
-        <w:t>Table 6.1 Model evaluation results ........................... [page]</w:t>
-      </w:r>
-    </w:p>
-    <w:p>
-      <w:pPr>
-        <w:spacing w:after="300"/>
-        <w:rPr>
-          <w:color w:val="000000" w:themeColor="text1"/>
-        </w:rPr>
-      </w:pPr>
-      <w:r>
-        <w:rPr>
-          <w:color w:val="000000" w:themeColor="text1"/>
-        </w:rPr>
-        <w:t xml:space="preserve"> </w:t>
-      </w:r>
-    </w:p>
-    <w:p>
-      <w:pPr>
-        <w:spacing w:after="120"/>
-        <w:jc w:val="center"/>
-        <w:rPr>
-          <w:b/>
-          <w:bCs/>
-          <w:color w:val="000000" w:themeColor="text1"/>
-          <w:sz w:val="26"/>
-          <w:szCs w:val="26"/>
-        </w:rPr>
-      </w:pPr>
-      <w:r>
-        <w:rPr>
-          <w:b/>
-          <w:bCs/>
-          <w:color w:val="000000" w:themeColor="text1"/>
-          <w:sz w:val="26"/>
-          <w:szCs w:val="26"/>
-        </w:rPr>
-        <w:br w:type="page"/>
-      </w:r>
-    </w:p>
-    <w:p>
-      <w:pPr>
-        <w:spacing w:after="120"/>
-        <w:jc w:val="center"/>
-        <w:rPr>
-          <w:color w:val="000000" w:themeColor="text1"/>
-        </w:rPr>
-      </w:pPr>
-      <w:r>
-        <w:rPr>
-          <w:b/>
-          <w:bCs/>
-          <w:color w:val="000000" w:themeColor="text1"/>
-          <w:sz w:val="26"/>
-          <w:szCs w:val="26"/>
-        </w:rPr>
-        <w:lastRenderedPageBreak/>
-        <w:t>LIST OF ABBREVIATIONS</w:t>
-      </w:r>
-    </w:p>
-    <w:p>
-      <w:pPr>
-        <w:spacing w:after="200"/>
-        <w:rPr>
-          <w:color w:val="000000" w:themeColor="text1"/>
-        </w:rPr>
-      </w:pPr>
-    </w:p>
-    <w:p>
-      <w:pPr>
-        <w:spacing w:after="160" w:line="360" w:lineRule="auto"/>
-        <w:jc w:val="both"/>
-        <w:rPr>
-          <w:color w:val="000000" w:themeColor="text1"/>
-        </w:rPr>
-      </w:pPr>
-      <w:r>
-        <w:rPr>
-          <w:color w:val="000000" w:themeColor="text1"/>
-        </w:rPr>
-        <w:t xml:space="preserve">Eg. </w:t>
-      </w:r>
-    </w:p>
-    <w:p>
-      <w:pPr>
-        <w:spacing w:after="160" w:line="360" w:lineRule="auto"/>
-        <w:jc w:val="both"/>
-        <w:rPr>
-          <w:b/>
-          <w:bCs/>
-          <w:color w:val="000000" w:themeColor="text1"/>
-        </w:rPr>
-      </w:pPr>
-      <w:r>
-        <w:rPr>
-          <w:b/>
-          <w:bCs/>
-          <w:color w:val="000000" w:themeColor="text1"/>
-        </w:rPr>
-        <w:t xml:space="preserve">ML — Machine Learning     </w:t>
-      </w:r>
-    </w:p>
-    <w:p>
-      <w:pPr>
-        <w:spacing w:after="160" w:line="360" w:lineRule="auto"/>
-        <w:jc w:val="both"/>
-        <w:rPr>
-          <w:b/>
-          <w:bCs/>
-          <w:color w:val="000000" w:themeColor="text1"/>
-        </w:rPr>
-      </w:pPr>
-      <w:r>
-        <w:rPr>
-          <w:b/>
-          <w:bCs/>
-          <w:color w:val="000000" w:themeColor="text1"/>
-        </w:rPr>
-        <w:t xml:space="preserve">CNN — Convolutional Neural Network     </w:t>
-      </w:r>
-    </w:p>
-    <w:p>
-      <w:pPr>
-        <w:spacing w:after="160" w:line="360" w:lineRule="auto"/>
-        <w:jc w:val="both"/>
-        <w:rPr>
-          <w:b/>
-          <w:bCs/>
-          <w:color w:val="000000" w:themeColor="text1"/>
-        </w:rPr>
-      </w:pPr>
-      <w:r>
-        <w:rPr>
-          <w:b/>
-          <w:bCs/>
-          <w:color w:val="000000" w:themeColor="text1"/>
-        </w:rPr>
-        <w:t>PBL — Project-Based Learning</w:t>
-      </w:r>
-    </w:p>
-    <w:p>
-      <w:pPr>
-        <w:spacing w:after="160" w:line="360" w:lineRule="auto"/>
-        <w:jc w:val="both"/>
-        <w:rPr>
-          <w:color w:val="000000" w:themeColor="text1"/>
-        </w:rPr>
-      </w:pPr>
-      <w:r>
-        <w:rPr>
-          <w:b/>
-          <w:bCs/>
-          <w:color w:val="000000" w:themeColor="text1"/>
-        </w:rPr>
         <w:t xml:space="preserve"> [Add others used in your report]</w:t>
       </w:r>
     </w:p>
@@ -10834,221 +6742,139 @@
           <w:szCs w:val="32"/>
         </w:rPr>
       </w:pPr>
-      <w:bookmarkStart w:id="0" w:name="_Toc239322035"/>
-      <w:r>
+      <w:r>
+        <w:t>CHAPTER 1</w:t>
+      </w:r>
+    </w:p>
+    <w:p>
+      <w:pPr>
+        <w:pStyle w:val="Heading1"/>
+        <w:jc w:val="center"/>
         <w:rPr>
           <w:rFonts w:ascii="Times New Roman" w:hAnsi="Times New Roman" w:cs="Times New Roman"/>
           <w:b/>
           <w:bCs/>
           <w:color w:val="000000" w:themeColor="text1"/>
-          <w:sz w:val="32"/>
-          <w:szCs w:val="32"/>
-        </w:rPr>
-        <w:lastRenderedPageBreak/>
-        <w:t>CHAPTER 1</w:t>
-      </w:r>
-    </w:p>
-    <w:p>
-      <w:pPr>
-        <w:pStyle w:val="Heading1"/>
-        <w:jc w:val="center"/>
+          <w:sz w:val="44"/>
+          <w:szCs w:val="52"/>
+        </w:rPr>
+      </w:pPr>
+      <w:r>
+        <w:t>INTRODUCTION</w:t>
+      </w:r>
+    </w:p>
+    <w:p>
+      <w:pPr>
+        <w:spacing w:after="240"/>
+        <w:jc w:val="both"/>
+        <w:rPr>
+          <w:color w:val="000000" w:themeColor="text1"/>
+        </w:rPr>
+      </w:pPr>
+      <w:r/>
+    </w:p>
+    <w:p>
+      <w:pPr>
+        <w:pStyle w:val="Heading2"/>
+        <w:jc w:val="both"/>
+        <w:rPr>
+          <w:rFonts w:ascii="Times New Roman" w:hAnsi="Times New Roman" w:cs="Times New Roman"/>
+          <w:color w:val="000000" w:themeColor="text1"/>
+        </w:rPr>
+      </w:pPr>
+      <w:r>
+        <w:t>1.1 Background</w:t>
+      </w:r>
+    </w:p>
+    <w:p>
+      <w:pPr>
+        <w:spacing w:after="160" w:line="360" w:lineRule="auto"/>
+        <w:jc w:val="both"/>
+        <w:rPr>
+          <w:color w:val="000000" w:themeColor="text1"/>
+        </w:rPr>
+      </w:pPr>
+      <w:r>
+        <w:t>Agriculture is the main livelihood for a large share of India's rural population, yet most smallholder farmers still decide what to grow, and when to sow, fertilise and harvest, from inherited practice, neighbours' experience or generic advice. These decisions depend on soil nutrient levels (nitrogen, phosphorus and potassium), soil pH, moisture, temperature and rainfall. A poor match between crop and conditions lowers yield and wastes fertiliser, water and labour, and the loss falls hardest on farmers who cannot afford soil testing or an agronomist.</w:t>
+      </w:r>
+    </w:p>
+    <w:p>
+      <w:pPr>
+        <w:spacing w:after="160" w:line="360" w:lineRule="auto"/>
+        <w:jc w:val="both"/>
+        <w:rPr>
+          <w:color w:val="000000" w:themeColor="text1"/>
+        </w:rPr>
+      </w:pPr>
+      <w:r>
+        <w:t>Machine learning has been applied to this problem as crop recommendation, where a classifier maps soil and climate readings to a suitable crop. Most such systems, however, act as one-time predictors. They return a single crop label, attach a fixed calendar built on average conditions, and give no reason for the answer. Real seasons rarely follow the average. A spell of unexpected rain, a heat wave or a delayed monsoon can make a fixed schedule wrong within days, and a farmer who cannot see why a crop was recommended has little basis to trust it.</w:t>
+      </w:r>
+    </w:p>
+    <w:p>
+      <w:pPr>
+        <w:spacing w:after="160" w:line="360" w:lineRule="auto"/>
+        <w:jc w:val="both"/>
+        <w:rPr>
+          <w:color w:val="000000" w:themeColor="text1"/>
+        </w:rPr>
+      </w:pPr>
+      <w:r>
+        <w:t>The decision also does not end at harvest. Farmers must find a market and choose when to sell, and agricultural prices vary with season, location and supply. This project therefore treats advice as a continuous chain: choose the crop, plan the season, adapt the plan when conditions change, and support the sale of the produce. This report presents the Smart Crop Advisory System built around that idea.</w:t>
+      </w:r>
+    </w:p>
+    <w:p>
+      <w:pPr>
+        <w:pStyle w:val="Heading2"/>
+        <w:jc w:val="both"/>
         <w:rPr>
           <w:rFonts w:ascii="Times New Roman" w:hAnsi="Times New Roman" w:cs="Times New Roman"/>
           <w:b/>
           <w:bCs/>
           <w:color w:val="000000" w:themeColor="text1"/>
-          <w:sz w:val="44"/>
-          <w:szCs w:val="52"/>
-        </w:rPr>
-      </w:pPr>
-      <w:r>
+        </w:rPr>
+      </w:pPr>
+      <w:r>
+        <w:t>1.2 Driving Question</w:t>
+      </w:r>
+    </w:p>
+    <w:p>
+      <w:pPr>
+        <w:spacing w:after="160" w:line="360" w:lineRule="auto"/>
+        <w:jc w:val="both"/>
+        <w:rPr>
+          <w:color w:val="000000" w:themeColor="text1"/>
+        </w:rPr>
+      </w:pPr>
+      <w:r>
+        <w:t>Driving question: Can a single advisory system help a farmer decide what to grow, adapt the season's plan when real conditions change, and judge where and at what price the harvest is likely to sell best, while explaining its reasoning at each step?</w:t>
+      </w:r>
+    </w:p>
+    <w:p>
+      <w:pPr>
+        <w:spacing w:after="160" w:line="360" w:lineRule="auto"/>
+        <w:jc w:val="both"/>
+        <w:rPr>
+          <w:color w:val="000000" w:themeColor="text1"/>
+        </w:rPr>
+      </w:pPr>
+      <w:r>
+        <w:t>We narrow this into four buildable machine learning tasks. First, multi-class crop classification from soil nutrient and climate features, with SHAP used to explain each prediction. Second, generation of a stage-wise cultivation plan for the recommended crop. Third, event-driven plan adjustment, where a farmer-reported condition such as sudden rain is converted into structured features and used to revise the plan without regenerating it. Fourth, location-specific forecasting of commodity prices for the next three months, together with a lookup of nearby markets.</w:t>
+      </w:r>
+    </w:p>
+    <w:p>
+      <w:pPr>
+        <w:pStyle w:val="Heading2"/>
+        <w:jc w:val="both"/>
         <w:rPr>
           <w:rFonts w:ascii="Times New Roman" w:hAnsi="Times New Roman" w:cs="Times New Roman"/>
           <w:b/>
           <w:bCs/>
           <w:color w:val="000000" w:themeColor="text1"/>
-          <w:sz w:val="32"/>
-          <w:szCs w:val="32"/>
-        </w:rPr>
-        <w:t>INTRODUCTION</w:t>
-      </w:r>
-      <w:bookmarkEnd w:id="0"/>
-    </w:p>
-    <w:p>
-      <w:pPr>
-        <w:spacing w:after="240"/>
-        <w:jc w:val="both"/>
-        <w:rPr>
-          <w:color w:val="000000" w:themeColor="text1"/>
-        </w:rPr>
-      </w:pPr>
-      <w:r/>
-    </w:p>
-    <w:p>
-      <w:pPr>
-        <w:pStyle w:val="Heading2"/>
-        <w:jc w:val="both"/>
-        <w:rPr>
-          <w:rFonts w:ascii="Times New Roman" w:hAnsi="Times New Roman" w:cs="Times New Roman"/>
-          <w:color w:val="000000" w:themeColor="text1"/>
-        </w:rPr>
-      </w:pPr>
-      <w:bookmarkStart w:id="1" w:name="_Toc239322036"/>
-      <w:r>
-        <w:rPr>
-          <w:rFonts w:ascii="Times New Roman" w:hAnsi="Times New Roman" w:cs="Times New Roman"/>
-          <w:b/>
-          <w:bCs/>
-          <w:color w:val="000000" w:themeColor="text1"/>
-        </w:rPr>
-        <w:t>1.1</w:t>
-      </w:r>
-      <w:r>
-        <w:rPr>
-          <w:rFonts w:ascii="Times New Roman" w:hAnsi="Times New Roman" w:cs="Times New Roman"/>
-          <w:color w:val="000000" w:themeColor="text1"/>
-        </w:rPr>
-        <w:t xml:space="preserve"> </w:t>
-      </w:r>
-      <w:r>
-        <w:rPr>
-          <w:rFonts w:ascii="Times New Roman" w:hAnsi="Times New Roman" w:cs="Times New Roman"/>
-          <w:b/>
-          <w:bCs/>
-          <w:color w:val="000000" w:themeColor="text1"/>
-        </w:rPr>
-        <w:t>Background</w:t>
-      </w:r>
-      <w:bookmarkEnd w:id="1"/>
-    </w:p>
-    <w:p>
-      <w:pPr>
-        <w:spacing w:after="160" w:line="360" w:lineRule="auto"/>
-        <w:jc w:val="both"/>
-        <w:rPr>
-          <w:color w:val="000000" w:themeColor="text1"/>
-        </w:rPr>
-      </w:pPr>
-      <w:r>
-        <w:rPr>
-          <w:color w:val="000000" w:themeColor="text1"/>
-        </w:rPr>
-        <w:t xml:space="preserve">Agriculture is the main livelihood for a large share of India's rural population, yet most smallholder farmers still decide what to grow, and when to sow, fertilise and harvest, from inherited practice, neighbours' experience or generic advice. These decisions depend on soil nutrient levels (nitrogen, phosphorus and potassium), soil pH, moisture, temperature and rainfall. A poor match between crop and conditions lowers yield and wastes fertiliser, water and labour, and the loss falls hardest on farmers who cannot afford soil testing or an agronomist.</w:t>
-      </w:r>
-    </w:p>
-    <w:p>
-      <w:pPr>
-        <w:spacing w:after="160" w:line="360" w:lineRule="auto"/>
-        <w:jc w:val="both"/>
-        <w:rPr>
-          <w:color w:val="000000" w:themeColor="text1"/>
-        </w:rPr>
-      </w:pPr>
-      <w:r>
-        <w:rPr>
-          <w:color w:val="000000" w:themeColor="text1"/>
-        </w:rPr>
-        <w:t xml:space="preserve">Machine learning has been applied to this problem as crop recommendation, where a classifier maps soil and climate readings to a suitable crop. Most such systems, however, act as one-time predictors. They return a single crop label, attach a fixed calendar built on average conditions, and give no reason for the answer. Real seasons rarely follow the average. A spell of unexpected rain, a heat wave or a delayed monsoon can make a fixed schedule wrong within days, and a farmer who cannot see why a crop was recommended has little basis to trust it.</w:t>
-      </w:r>
-    </w:p>
-    <w:p>
-      <w:pPr>
-        <w:spacing w:after="160" w:line="360" w:lineRule="auto"/>
-        <w:jc w:val="both"/>
-        <w:rPr>
-          <w:color w:val="000000" w:themeColor="text1"/>
-        </w:rPr>
-      </w:pPr>
-      <w:r>
-        <w:rPr>
-          <w:color w:val="000000" w:themeColor="text1"/>
-        </w:rPr>
-        <w:t xml:space="preserve">The decision also does not end at harvest. Farmers must find a market and choose when to sell, and agricultural prices vary with season, location and supply. This project therefore treats advice as a continuous chain: choose the crop, plan the season, adapt the plan when conditions change, and support the sale of the produce. This report presents the Smart Crop Advisory System built around that idea.</w:t>
-      </w:r>
-    </w:p>
-    <w:p>
-      <w:pPr>
-        <w:pStyle w:val="Heading2"/>
-        <w:jc w:val="both"/>
-        <w:rPr>
-          <w:rFonts w:ascii="Times New Roman" w:hAnsi="Times New Roman" w:cs="Times New Roman"/>
-          <w:b/>
-          <w:bCs/>
-          <w:color w:val="000000" w:themeColor="text1"/>
-        </w:rPr>
-      </w:pPr>
-      <w:bookmarkStart w:id="2" w:name="_Toc239322037"/>
-      <w:r>
-        <w:rPr>
-          <w:rFonts w:ascii="Times New Roman" w:hAnsi="Times New Roman" w:cs="Times New Roman"/>
-          <w:b/>
-          <w:bCs/>
-          <w:color w:val="000000" w:themeColor="text1"/>
-        </w:rPr>
-        <w:t>1.2 Driving Question</w:t>
-      </w:r>
-      <w:bookmarkEnd w:id="2"/>
-    </w:p>
-    <w:p>
-      <w:pPr>
-        <w:spacing w:after="160" w:line="360" w:lineRule="auto"/>
-        <w:jc w:val="both"/>
-        <w:rPr>
-          <w:color w:val="000000" w:themeColor="text1"/>
-        </w:rPr>
-      </w:pPr>
-      <w:r>
-        <w:rPr>
-          <w:b/>
-          <w:bCs/>
-          <w:color w:val="000000" w:themeColor="text1"/>
-        </w:rPr>
-        <w:t xml:space="preserve">Driving question:</w:t>
-      </w:r>
-      <w:r>
-        <w:rPr>
-          <w:color w:val="000000" w:themeColor="text1"/>
-        </w:rPr>
-        <w:t xml:space="preserve"> Can a single advisory system help a farmer decide what to grow, adapt the season's plan when real conditions change, and judge where and at what price the harvest is likely to sell best, while explaining its reasoning at each step?</w:t>
-      </w:r>
-    </w:p>
-    <w:p>
-      <w:pPr>
-        <w:spacing w:after="160" w:line="360" w:lineRule="auto"/>
-        <w:jc w:val="both"/>
-        <w:rPr>
-          <w:color w:val="000000" w:themeColor="text1"/>
-        </w:rPr>
-      </w:pPr>
-      <w:r>
-        <w:rPr>
-          <w:color w:val="000000" w:themeColor="text1"/>
-        </w:rPr>
-        <w:t xml:space="preserve">We narrow this into four buildable machine learning tasks. First, multi-class crop classification from soil nutrient and climate features, with SHAP used to explain each prediction. Second, generation of a stage-wise cultivation plan for the recommended crop. Third, event-driven plan adjustment, where a farmer-reported condition such as sudden rain is converted into structured features and used to revise the plan without regenerating it. Fourth, location-specific forecasting of commodity prices for the next three months, together with a lookup of nearby markets.</w:t>
-      </w:r>
-    </w:p>
-    <w:p>
-      <w:pPr>
-        <w:pStyle w:val="Heading2"/>
-        <w:jc w:val="both"/>
-        <w:rPr>
-          <w:rFonts w:ascii="Times New Roman" w:hAnsi="Times New Roman" w:cs="Times New Roman"/>
-          <w:b/>
-          <w:bCs/>
-          <w:color w:val="000000" w:themeColor="text1"/>
-        </w:rPr>
-      </w:pPr>
-      <w:bookmarkStart w:id="3" w:name="_Toc239322038"/>
-      <w:r>
-        <w:rPr>
-          <w:rFonts w:ascii="Times New Roman" w:hAnsi="Times New Roman" w:cs="Times New Roman"/>
-          <w:b/>
-          <w:bCs/>
-          <w:color w:val="000000" w:themeColor="text1"/>
-        </w:rPr>
+        </w:rPr>
+      </w:pPr>
+      <w:r>
         <w:t>1.3 Objectives</w:t>
       </w:r>
-      <w:bookmarkEnd w:id="3"/>
     </w:p>
     <w:p>
       <w:pPr>
@@ -11065,10 +6891,7 @@
         </w:rPr>
       </w:pPr>
       <w:r>
-        <w:rPr>
-          <w:color w:val="000000" w:themeColor="text1"/>
-        </w:rPr>
-        <w:t xml:space="preserve">To collect and preprocess soil, climate and historical market price data for crop recommendation and price forecasting.</w:t>
+        <w:t>To collect and preprocess soil, climate and historical market price data for crop recommendation and price forecasting.</w:t>
       </w:r>
     </w:p>
     <w:p>
@@ -11086,10 +6909,7 @@
         </w:rPr>
       </w:pPr>
       <w:r>
-        <w:rPr>
-          <w:color w:val="000000" w:themeColor="text1"/>
-        </w:rPr>
-        <w:t xml:space="preserve">To build a Random Forest crop recommendation model, benchmark it against SVM, Decision Tree, KNN and Naive Bayes, and use SHAP to explain each prediction.</w:t>
+        <w:t>To build a Random Forest crop recommendation model, benchmark it against SVM, Decision Tree, KNN and Naive Bayes, and use SHAP to explain each prediction.</w:t>
       </w:r>
     </w:p>
     <w:p>
@@ -11107,10 +6927,7 @@
         </w:rPr>
       </w:pPr>
       <w:r>
-        <w:rPr>
-          <w:color w:val="000000" w:themeColor="text1"/>
-        </w:rPr>
-        <w:t xml:space="preserve">To generate a stage-wise cultivation plan and design an adaptive mechanism that revises the plan from farmer-reported conditions without regenerating it.</w:t>
+        <w:t>To generate a stage-wise cultivation plan and design an adaptive mechanism that revises the plan from farmer-reported conditions without regenerating it.</w:t>
       </w:r>
     </w:p>
     <w:p>
@@ -11128,10 +6945,7 @@
         </w:rPr>
       </w:pPr>
       <w:r>
-        <w:rPr>
-          <w:color w:val="000000" w:themeColor="text1"/>
-        </w:rPr>
-        <w:t xml:space="preserve">To develop a location-specific model that forecasts commodity prices for the next three months, and a lookup of nearby markets.</w:t>
+        <w:t>To develop a location-specific model that forecasts commodity prices for the next three months, and a lookup of nearby markets.</w:t>
       </w:r>
     </w:p>
     <w:p>
@@ -11149,10 +6963,7 @@
         </w:rPr>
       </w:pPr>
       <w:r>
-        <w:rPr>
-          <w:color w:val="000000" w:themeColor="text1"/>
-        </w:rPr>
-        <w:t xml:space="preserve">To evaluate the models with suitable metrics and justify design choices against the results.</w:t>
+        <w:t>To evaluate the models with suitable metrics and justify design choices against the results.</w:t>
       </w:r>
     </w:p>
     <w:p>
@@ -11170,10 +6981,7 @@
         </w:rPr>
       </w:pPr>
       <w:r>
-        <w:rPr>
-          <w:color w:val="000000" w:themeColor="text1"/>
-        </w:rPr>
-        <w:t xml:space="preserve">To document weekly progress and mentor feedback, and to reflect on the team's approach and division of work.</w:t>
+        <w:t>To document weekly progress and mentor feedback, and to reflect on the team's approach and division of work.</w:t>
       </w:r>
     </w:p>
     <w:p>
@@ -11187,77 +6995,64 @@
           <w:color w:val="000000" w:themeColor="text1"/>
         </w:rPr>
       </w:pPr>
-      <w:bookmarkStart w:id="4" w:name="_Toc239322039"/>
-      <w:r>
+      <w:r>
+        <w:t>1.4 Scope and Limitations</w:t>
+      </w:r>
+    </w:p>
+    <w:p>
+      <w:pPr>
+        <w:spacing w:after="160" w:line="360" w:lineRule="auto"/>
+        <w:jc w:val="both"/>
+        <w:rPr>
+          <w:color w:val="000000" w:themeColor="text1"/>
+        </w:rPr>
+      </w:pPr>
+      <w:r>
+        <w:t>Scope. The system accepts soil parameters (nitrogen, phosphorus, potassium, pH and moisture) and environmental data (location, season, rainfall and temperature) through a web interface. It recommends a crop from those present in its training data, explains the recommendation with SHAP, produces a stage-wise plan covering sowing, fertilisation, pest monitoring and harvest, revises the plan when the farmer reports a changed condition, lists nearby markets, and forecasts the price of the selected commodity for the next three months at a chosen location.</w:t>
+      </w:r>
+    </w:p>
+    <w:p>
+      <w:pPr>
+        <w:spacing w:after="160" w:line="360" w:lineRule="auto"/>
+        <w:jc w:val="both"/>
+        <w:rPr>
+          <w:color w:val="000000" w:themeColor="text1"/>
+        </w:rPr>
+      </w:pPr>
+      <w:r>
+        <w:t>Limitations. Recommendations are limited to the crops and regions represented in the training data and are advisory; they do not replace laboratory soil testing or local extension advice. Plan adjustment handles only events that the extraction step can map to the supported input features. Price forecasts cover a three-month horizon and depend on the amount and quality of historical market data available for the commodity and location, so they indicate the likely direction of prices rather than guaranteed values. Retraining the models from harvest outcomes reported by farmers is outside the scope of this phase and is left as future work.</w:t>
+      </w:r>
+    </w:p>
+    <w:p>
+      <w:pPr>
+        <w:spacing w:after="160" w:line="360" w:lineRule="auto"/>
+        <w:jc w:val="both"/>
+        <w:rPr>
+          <w:color w:val="000000" w:themeColor="text1"/>
+        </w:rPr>
+      </w:pPr>
+      <w:r>
+        <w:rPr>
+          <w:color w:val="000000" w:themeColor="text1"/>
+        </w:rPr>
+        <w:br w:type="page"/>
+      </w:r>
+    </w:p>
+    <w:p>
+      <w:pPr>
+        <w:pStyle w:val="Heading1"/>
+        <w:jc w:val="center"/>
         <w:rPr>
           <w:rFonts w:ascii="Times New Roman" w:hAnsi="Times New Roman" w:cs="Times New Roman"/>
           <w:b/>
           <w:bCs/>
           <w:color w:val="000000" w:themeColor="text1"/>
-        </w:rPr>
-        <w:t>1.4 Scope and Limitations</w:t>
-      </w:r>
-      <w:bookmarkEnd w:id="4"/>
-    </w:p>
-    <w:p>
-      <w:pPr>
-        <w:spacing w:after="160" w:line="360" w:lineRule="auto"/>
-        <w:jc w:val="both"/>
-        <w:rPr>
-          <w:color w:val="000000" w:themeColor="text1"/>
-        </w:rPr>
-      </w:pPr>
-      <w:r>
-        <w:rPr>
-          <w:b/>
-          <w:bCs/>
-          <w:color w:val="000000" w:themeColor="text1"/>
-        </w:rPr>
-        <w:t xml:space="preserve">Scope.</w:t>
-      </w:r>
-      <w:r>
-        <w:rPr>
-          <w:color w:val="000000" w:themeColor="text1"/>
-        </w:rPr>
-        <w:t xml:space="preserve"> The system accepts soil parameters (nitrogen, phosphorus, potassium, pH and moisture) and environmental data (location, season, rainfall and temperature) through a web interface. It recommends a crop from those present in its training data, explains the recommendation with SHAP, produces a stage-wise plan covering sowing, fertilisation, pest monitoring and harvest, revises the plan when the farmer reports a changed condition, lists nearby markets, and forecasts the price of the selected commodity for the next three months at a chosen location.</w:t>
-      </w:r>
-    </w:p>
-    <w:p>
-      <w:pPr>
-        <w:spacing w:after="160" w:line="360" w:lineRule="auto"/>
-        <w:jc w:val="both"/>
-        <w:rPr>
-          <w:color w:val="000000" w:themeColor="text1"/>
-        </w:rPr>
-      </w:pPr>
-      <w:r>
-        <w:rPr>
-          <w:b/>
-          <w:bCs/>
-          <w:color w:val="000000" w:themeColor="text1"/>
-        </w:rPr>
-        <w:t xml:space="preserve">Limitations.</w:t>
-      </w:r>
-      <w:r>
-        <w:rPr>
-          <w:color w:val="000000" w:themeColor="text1"/>
-        </w:rPr>
-        <w:t xml:space="preserve"> Recommendations are limited to the crops and regions represented in the training data and are advisory; they do not replace laboratory soil testing or local extension advice. Plan adjustment handles only events that the extraction step can map to the supported input features. Price forecasts cover a three-month horizon and depend on the amount and quality of historical market data available for the commodity and location, so they indicate the likely direction of prices rather than guaranteed values. Retraining the models from harvest outcomes reported by farmers is outside the scope of this phase and is left as future work.</w:t>
-      </w:r>
-    </w:p>
-    <w:p>
-      <w:pPr>
-        <w:spacing w:after="160" w:line="360" w:lineRule="auto"/>
-        <w:jc w:val="both"/>
-        <w:rPr>
-          <w:color w:val="000000" w:themeColor="text1"/>
-        </w:rPr>
-      </w:pPr>
-      <w:r>
-        <w:rPr>
-          <w:color w:val="000000" w:themeColor="text1"/>
-        </w:rPr>
-        <w:br w:type="page"/>
+          <w:sz w:val="32"/>
+          <w:szCs w:val="44"/>
+        </w:rPr>
+      </w:pPr>
+      <w:r>
+        <w:t>CHAPTER 2</w:t>
       </w:r>
     </w:p>
     <w:p>
@@ -11274,272 +7069,181 @@
         </w:rPr>
       </w:pPr>
       <w:r>
+        <w:t>LITERATURE SURVEY</w:t>
+      </w:r>
+    </w:p>
+    <w:p>
+      <w:pPr>
+        <w:spacing w:after="240"/>
+        <w:rPr>
+          <w:color w:val="000000" w:themeColor="text1"/>
+        </w:rPr>
+      </w:pPr>
+      <w:r/>
+    </w:p>
+    <w:p>
+      <w:pPr>
+        <w:pStyle w:val="Heading2"/>
         <w:rPr>
           <w:rFonts w:ascii="Times New Roman" w:hAnsi="Times New Roman" w:cs="Times New Roman"/>
           <w:b/>
           <w:bCs/>
           <w:color w:val="000000" w:themeColor="text1"/>
-          <w:sz w:val="32"/>
-          <w:szCs w:val="44"/>
-        </w:rPr>
-        <w:lastRenderedPageBreak/>
-        <w:t>CHAPTER 2</w:t>
-      </w:r>
-    </w:p>
-    <w:p>
-      <w:pPr>
-        <w:pStyle w:val="Heading1"/>
-        <w:jc w:val="center"/>
+        </w:rPr>
+      </w:pPr>
+      <w:r>
+        <w:t>2.1 Related Approaches</w:t>
+      </w:r>
+    </w:p>
+    <w:p>
+      <w:pPr>
+        <w:spacing w:after="160" w:line="360" w:lineRule="auto"/>
+        <w:jc w:val="both"/>
+        <w:rPr>
+          <w:color w:val="000000" w:themeColor="text1"/>
+        </w:rPr>
+      </w:pPr>
+      <w:r>
+        <w:t>We reviewed seven sources in three groups: crop recommendation models, explainability in crop recommendation, and agricultural price forecasting.</w:t>
+      </w:r>
+    </w:p>
+    <w:p>
+      <w:pPr>
+        <w:keepNext/>
+        <w:spacing w:before="120" w:after="80"/>
+        <w:jc w:val="both"/>
+        <w:rPr>
+          <w:color w:val="000000" w:themeColor="text1"/>
+        </w:rPr>
+      </w:pPr>
+      <w:r>
+        <w:t>2.1.1 Crop recommendation models</w:t>
+      </w:r>
+    </w:p>
+    <w:p>
+      <w:pPr>
+        <w:spacing w:after="160" w:line="360" w:lineRule="auto"/>
+        <w:jc w:val="both"/>
+        <w:rPr>
+          <w:color w:val="000000" w:themeColor="text1"/>
+        </w:rPr>
+      </w:pPr>
+      <w:r>
+        <w:t>Musanase et al. [1] built a crop and fertilizer recommender for Rwanda. A neural network with two hidden layers (64 and 32 neurons) classifies major crops from nitrogen, phosphorus, potassium and soil pH, while a separate rule-based module suggests fertilizer amounts from lookup tables. The data came from several sources and totalled about 10,440 samples, and the classifier reached 97% accuracy. The authors used only four soil features to keep the data consistent, which leaves out rainfall and temperature.</w:t>
+      </w:r>
+    </w:p>
+    <w:p>
+      <w:pPr>
+        <w:spacing w:after="160" w:line="360" w:lineRule="auto"/>
+        <w:jc w:val="both"/>
+        <w:rPr>
+          <w:color w:val="000000" w:themeColor="text1"/>
+        </w:rPr>
+      </w:pPr>
+      <w:r>
+        <w:t>Afzal et al. [2] used 2,200 records covering 22 crops and compared extra trees, multilayer perceptron, random forest, decision tree, logistic regression and XGBoost. Random forest and XGBoost each scored about 96%, and a hard-voting ensemble of the two (RFXG) reached 98%. The authors note that the ensemble is more complex and that, because the dataset is balanced, behaviour on imbalanced data remains untested.</w:t>
+      </w:r>
+    </w:p>
+    <w:p>
+      <w:pPr>
+        <w:spacing w:after="160" w:line="360" w:lineRule="auto"/>
+        <w:jc w:val="both"/>
+        <w:rPr>
+          <w:color w:val="000000" w:themeColor="text1"/>
+        </w:rPr>
+      </w:pPr>
+      <w:r>
+        <w:t>Singh and Sharma [3] proposed TCRM, which combines tree-based models with a deep network using multi-head attention, deployed on a cloud platform with SMS alerts for farmers. On 3,000 records with eight columns it obtained 94% accuracy and a five-fold cross-validation score of 97.67%, ahead of logistic regression, KNN and AdaBoost. Their future-work section calls for a feedback loop in which farmers comment on recommendations, and for SHAP or LIME to make the model transparent.</w:t>
+      </w:r>
+    </w:p>
+    <w:p>
+      <w:pPr>
+        <w:keepNext/>
+        <w:spacing w:before="120" w:after="80"/>
+        <w:jc w:val="both"/>
+        <w:rPr>
+          <w:color w:val="000000" w:themeColor="text1"/>
+        </w:rPr>
+      </w:pPr>
+      <w:r>
+        <w:t>2.1.2 Explainable crop recommendation</w:t>
+      </w:r>
+    </w:p>
+    <w:p>
+      <w:pPr>
+        <w:spacing w:after="160" w:line="360" w:lineRule="auto"/>
+        <w:jc w:val="both"/>
+        <w:rPr>
+          <w:color w:val="000000" w:themeColor="text1"/>
+        </w:rPr>
+      </w:pPr>
+      <w:r>
+        <w:t>Bouni et al. [4] pair a random forest with SHAP and LIME so that each recommendation comes with the contribution of soil, climate and historical factors, and argue that this builds user trust, especially when the model disagrees with expert opinion. Their work shows that a tree ensemble can remain accurate while being explainable, which is the property this project needs. It explains a single prediction and does not address what should happen when conditions change after the recommendation is made.</w:t>
+      </w:r>
+    </w:p>
+    <w:p>
+      <w:pPr>
+        <w:keepNext/>
+        <w:spacing w:before="120" w:after="80"/>
+        <w:jc w:val="both"/>
+        <w:rPr>
+          <w:color w:val="000000" w:themeColor="text1"/>
+        </w:rPr>
+      </w:pPr>
+      <w:r>
+        <w:t>2.1.3 Agricultural price forecasting</w:t>
+      </w:r>
+    </w:p>
+    <w:p>
+      <w:pPr>
+        <w:spacing w:after="160" w:line="360" w:lineRule="auto"/>
+        <w:jc w:val="both"/>
+        <w:rPr>
+          <w:color w:val="000000" w:themeColor="text1"/>
+        </w:rPr>
+      </w:pPr>
+      <w:r>
+        <w:t>Nayak et al. [5] forecast tomato, onion and potato prices in major Indian markets using NBEATSX and TransformerX, deep models that accept exogenous inputs, and added precipitation and temperature as covariates. Their models gave lower errors than the statistical and machine learning baselines, which supports using weather as an input to price forecasting. Suresha and Uppaladinni [6] compared Auto ARIMA, RNN, LSTM, VAR, random forest and XGBoost on onion, potato and tomato prices, using wholesale and retail prices, arrival volumes and diesel prices, and concluded that some methods suit this problem better than others, so the model should be chosen empirically. Manogna et al. [7] proposed a hybrid LSTM–GARCH model for the volatility of Indian agricultural prices, a concern for farmers deciding when to sell.</w:t>
+      </w:r>
+    </w:p>
+    <w:p>
+      <w:pPr>
+        <w:keepNext/>
+        <w:spacing w:before="120" w:after="80"/>
+        <w:jc w:val="both"/>
+        <w:rPr>
+          <w:color w:val="000000" w:themeColor="text1"/>
+        </w:rPr>
+      </w:pPr>
+      <w:r>
+        <w:t>2.1.4 Gap and approach chosen</w:t>
+      </w:r>
+    </w:p>
+    <w:p>
+      <w:pPr>
+        <w:spacing w:after="160" w:line="360" w:lineRule="auto"/>
+        <w:jc w:val="both"/>
+        <w:rPr>
+          <w:color w:val="000000" w:themeColor="text1"/>
+        </w:rPr>
+      </w:pPr>
+      <w:r>
+        <w:t>In the studies reviewed, recommendation models are judged on accuracy and produce a single, one-time output. To our reading, none revises its cultivation plan during the season when conditions change, and none links the recommendation to markets or the price outlook. Explainability [4] and farmer feedback [3] appear mostly as extensions or future work, and price forecasting [5]–[7] is studied separately from crop selection. The team therefore chose to (i) use a Random Forest, which performed strongly in [2] and works naturally with SHAP [4], benchmarked against SVM, Decision Tree, KNN and Naive Bayes; (ii) add an adaptive plan module that turns farmer-reported events into structured adjustments; and (iii) add a location-specific three-month price forecast, using the evidence in [5] that weather inputs help, so that one system covers the cycle from crop choice to sale.</w:t>
+      </w:r>
+    </w:p>
+    <w:p>
+      <w:pPr>
+        <w:pStyle w:val="Heading2"/>
         <w:rPr>
           <w:rFonts w:ascii="Times New Roman" w:hAnsi="Times New Roman" w:cs="Times New Roman"/>
           <w:b/>
           <w:bCs/>
           <w:color w:val="000000" w:themeColor="text1"/>
-          <w:sz w:val="32"/>
-          <w:szCs w:val="44"/>
-        </w:rPr>
-      </w:pPr>
-      <w:r>
-        <w:rPr>
-          <w:rFonts w:ascii="Times New Roman" w:hAnsi="Times New Roman" w:cs="Times New Roman"/>
-          <w:b/>
-          <w:bCs/>
-          <w:color w:val="000000" w:themeColor="text1"/>
-          <w:sz w:val="32"/>
-          <w:szCs w:val="44"/>
-        </w:rPr>
-        <w:t>LITERATURE SURVEY</w:t>
-      </w:r>
-    </w:p>
-    <w:p>
-      <w:pPr>
-        <w:spacing w:after="240"/>
-        <w:rPr>
-          <w:color w:val="000000" w:themeColor="text1"/>
-        </w:rPr>
-      </w:pPr>
-      <w:r/>
-    </w:p>
-    <w:p>
-      <w:pPr>
-        <w:pStyle w:val="Heading2"/>
-        <w:rPr>
-          <w:rFonts w:ascii="Times New Roman" w:hAnsi="Times New Roman" w:cs="Times New Roman"/>
-          <w:b/>
-          <w:bCs/>
-          <w:color w:val="000000" w:themeColor="text1"/>
-        </w:rPr>
-      </w:pPr>
-      <w:bookmarkStart w:id="5" w:name="_Toc239322041"/>
-      <w:r>
-        <w:rPr>
-          <w:rFonts w:ascii="Times New Roman" w:hAnsi="Times New Roman" w:cs="Times New Roman"/>
-          <w:b/>
-          <w:bCs/>
-          <w:color w:val="000000" w:themeColor="text1"/>
-        </w:rPr>
-        <w:t>2.1 Related Approaches</w:t>
-      </w:r>
-      <w:bookmarkEnd w:id="5"/>
-    </w:p>
-    <w:p>
-      <w:pPr>
-        <w:spacing w:after="160" w:line="360" w:lineRule="auto"/>
-        <w:jc w:val="both"/>
-        <w:rPr>
-          <w:color w:val="000000" w:themeColor="text1"/>
-        </w:rPr>
-      </w:pPr>
-      <w:r>
-        <w:rPr>
-          <w:color w:val="000000" w:themeColor="text1"/>
-        </w:rPr>
-        <w:t xml:space="preserve">We reviewed seven sources in three groups: crop recommendation models, explainability in crop recommendation, and agricultural price forecasting.</w:t>
-      </w:r>
-    </w:p>
-    <w:p>
-      <w:pPr>
-        <w:keepNext/>
-        <w:spacing w:before="120" w:after="80"/>
-        <w:jc w:val="both"/>
-        <w:rPr>
-          <w:color w:val="000000" w:themeColor="text1"/>
-        </w:rPr>
-      </w:pPr>
-      <w:r>
-        <w:rPr>
-          <w:b/>
-          <w:bCs/>
-          <w:color w:val="000000" w:themeColor="text1"/>
-        </w:rPr>
-        <w:t xml:space="preserve">2.1.1 Crop recommendation models</w:t>
-      </w:r>
-    </w:p>
-    <w:p>
-      <w:pPr>
-        <w:spacing w:after="160" w:line="360" w:lineRule="auto"/>
-        <w:jc w:val="both"/>
-        <w:rPr>
-          <w:color w:val="000000" w:themeColor="text1"/>
-        </w:rPr>
-      </w:pPr>
-      <w:r>
-        <w:rPr>
-          <w:color w:val="000000" w:themeColor="text1"/>
-        </w:rPr>
-        <w:t xml:space="preserve">Musanase et al. [1] built a crop and fertilizer recommender for Rwanda. A neural network with two hidden layers (64 and 32 neurons) classifies major crops from nitrogen, phosphorus, potassium and soil pH, while a separate rule-based module suggests fertilizer amounts from lookup tables. The data came from several sources and totalled about 10,440 samples, and the classifier reached 97% accuracy. The authors used only four soil features to keep the data consistent, which leaves out rainfall and temperature.</w:t>
-      </w:r>
-    </w:p>
-    <w:p>
-      <w:pPr>
-        <w:spacing w:after="160" w:line="360" w:lineRule="auto"/>
-        <w:jc w:val="both"/>
-        <w:rPr>
-          <w:color w:val="000000" w:themeColor="text1"/>
-        </w:rPr>
-      </w:pPr>
-      <w:r>
-        <w:rPr>
-          <w:color w:val="000000" w:themeColor="text1"/>
-        </w:rPr>
-        <w:t xml:space="preserve">Afzal et al. [2] used 2,200 records covering 22 crops and compared extra trees, multilayer perceptron, random forest, decision tree, logistic regression and XGBoost. Random forest and XGBoost each scored about 96%, and a hard-voting ensemble of the two (RFXG) reached 98%. The authors note that the ensemble is more complex and that, because the dataset is balanced, behaviour on imbalanced data remains untested.</w:t>
-      </w:r>
-    </w:p>
-    <w:p>
-      <w:pPr>
-        <w:spacing w:after="160" w:line="360" w:lineRule="auto"/>
-        <w:jc w:val="both"/>
-        <w:rPr>
-          <w:color w:val="000000" w:themeColor="text1"/>
-        </w:rPr>
-      </w:pPr>
-      <w:r>
-        <w:rPr>
-          <w:color w:val="000000" w:themeColor="text1"/>
-        </w:rPr>
-        <w:t xml:space="preserve">Singh and Sharma [3] proposed TCRM, which combines tree-based models with a deep network using multi-head attention, deployed on a cloud platform with SMS alerts for farmers. On 3,000 records with eight columns it obtained 94% accuracy and a five-fold cross-validation score of 97.67%, ahead of logistic regression, KNN and AdaBoost. Their future-work section calls for a feedback loop in which farmers comment on recommendations, and for SHAP or LIME to make the model transparent.</w:t>
-      </w:r>
-    </w:p>
-    <w:p>
-      <w:pPr>
-        <w:keepNext/>
-        <w:spacing w:before="120" w:after="80"/>
-        <w:jc w:val="both"/>
-        <w:rPr>
-          <w:color w:val="000000" w:themeColor="text1"/>
-        </w:rPr>
-      </w:pPr>
-      <w:r>
-        <w:rPr>
-          <w:b/>
-          <w:bCs/>
-          <w:color w:val="000000" w:themeColor="text1"/>
-        </w:rPr>
-        <w:t xml:space="preserve">2.1.2 Explainable crop recommendation</w:t>
-      </w:r>
-    </w:p>
-    <w:p>
-      <w:pPr>
-        <w:spacing w:after="160" w:line="360" w:lineRule="auto"/>
-        <w:jc w:val="both"/>
-        <w:rPr>
-          <w:color w:val="000000" w:themeColor="text1"/>
-        </w:rPr>
-      </w:pPr>
-      <w:r>
-        <w:rPr>
-          <w:color w:val="000000" w:themeColor="text1"/>
-        </w:rPr>
-        <w:t xml:space="preserve">Bouni et al. [4] pair a random forest with SHAP and LIME so that each recommendation comes with the contribution of soil, climate and historical factors, and argue that this builds user trust, especially when the model disagrees with expert opinion. Their work shows that a tree ensemble can remain accurate while being explainable, which is the property this project needs. It explains a single prediction and does not address what should happen when conditions change after the recommendation is made.</w:t>
-      </w:r>
-    </w:p>
-    <w:p>
-      <w:pPr>
-        <w:keepNext/>
-        <w:spacing w:before="120" w:after="80"/>
-        <w:jc w:val="both"/>
-        <w:rPr>
-          <w:color w:val="000000" w:themeColor="text1"/>
-        </w:rPr>
-      </w:pPr>
-      <w:r>
-        <w:rPr>
-          <w:b/>
-          <w:bCs/>
-          <w:color w:val="000000" w:themeColor="text1"/>
-        </w:rPr>
-        <w:t xml:space="preserve">2.1.3 Agricultural price forecasting</w:t>
-      </w:r>
-    </w:p>
-    <w:p>
-      <w:pPr>
-        <w:spacing w:after="160" w:line="360" w:lineRule="auto"/>
-        <w:jc w:val="both"/>
-        <w:rPr>
-          <w:color w:val="000000" w:themeColor="text1"/>
-        </w:rPr>
-      </w:pPr>
-      <w:r>
-        <w:rPr>
-          <w:color w:val="000000" w:themeColor="text1"/>
-        </w:rPr>
-        <w:t xml:space="preserve">Nayak et al. [5] forecast tomato, onion and potato prices in major Indian markets using NBEATSX and TransformerX, deep models that accept exogenous inputs, and added precipitation and temperature as covariates. Their models gave lower errors than the statistical and machine learning baselines, which supports using weather as an input to price forecasting. Suresha and Uppaladinni [6] compared Auto ARIMA, RNN, LSTM, VAR, random forest and XGBoost on onion, potato and tomato prices, using wholesale and retail prices, arrival volumes and diesel prices, and concluded that some methods suit this problem better than others, so the model should be chosen empirically. Manogna et al. [7] proposed a hybrid LSTM–GARCH model for the volatility of Indian agricultural prices, a concern for farmers deciding when to sell.</w:t>
-      </w:r>
-    </w:p>
-    <w:p>
-      <w:pPr>
-        <w:keepNext/>
-        <w:spacing w:before="120" w:after="80"/>
-        <w:jc w:val="both"/>
-        <w:rPr>
-          <w:color w:val="000000" w:themeColor="text1"/>
-        </w:rPr>
-      </w:pPr>
-      <w:r>
-        <w:rPr>
-          <w:b/>
-          <w:bCs/>
-          <w:color w:val="000000" w:themeColor="text1"/>
-        </w:rPr>
-        <w:t xml:space="preserve">2.1.4 Gap and approach chosen</w:t>
-      </w:r>
-    </w:p>
-    <w:p>
-      <w:pPr>
-        <w:spacing w:after="160" w:line="360" w:lineRule="auto"/>
-        <w:jc w:val="both"/>
-        <w:rPr>
-          <w:color w:val="000000" w:themeColor="text1"/>
-        </w:rPr>
-      </w:pPr>
-      <w:r>
-        <w:rPr>
-          <w:color w:val="000000" w:themeColor="text1"/>
-        </w:rPr>
-        <w:t xml:space="preserve">In the studies reviewed, recommendation models are judged on accuracy and produce a single, one-time output. To our reading, none revises its cultivation plan during the season when conditions change, and none links the recommendation to markets or the price outlook. Explainability [4] and farmer feedback [3] appear mostly as extensions or future work, and price forecasting [5]–[7] is studied separately from crop selection. The team therefore chose to (i) use a Random Forest, which performed strongly in [2] and works naturally with SHAP [4], benchmarked against SVM, Decision Tree, KNN and Naive Bayes; (ii) add an adaptive plan module that turns farmer-reported events into structured adjustments; and (iii) add a location-specific three-month price forecast, using the evidence in [5] that weather inputs help, so that one system covers the cycle from crop choice to sale.</w:t>
-      </w:r>
-    </w:p>
-    <w:p>
-      <w:pPr>
-        <w:pStyle w:val="Heading2"/>
-        <w:rPr>
-          <w:rFonts w:ascii="Times New Roman" w:hAnsi="Times New Roman" w:cs="Times New Roman"/>
-          <w:b/>
-          <w:bCs/>
-          <w:color w:val="000000" w:themeColor="text1"/>
-        </w:rPr>
-      </w:pPr>
-      <w:bookmarkStart w:id="6" w:name="_Toc239322042"/>
-      <w:r>
-        <w:rPr>
-          <w:rFonts w:ascii="Times New Roman" w:hAnsi="Times New Roman" w:cs="Times New Roman"/>
-          <w:b/>
-          <w:bCs/>
-          <w:color w:val="000000" w:themeColor="text1"/>
-        </w:rPr>
+        </w:rPr>
+      </w:pPr>
+      <w:r>
         <w:t>2.2 Summary Table</w:t>
       </w:r>
-      <w:bookmarkEnd w:id="6"/>
     </w:p>
     <w:tbl>
       <w:tblPr>
@@ -12255,6 +7959,13 @@
         </w:rPr>
       </w:pPr>
       <w:r>
+        <w:t>CHAPTER 3</w:t>
+      </w:r>
+    </w:p>
+    <w:p>
+      <w:pPr>
+        <w:pStyle w:val="Heading1"/>
+        <w:jc w:val="center"/>
         <w:rPr>
           <w:rFonts w:ascii="Times New Roman" w:hAnsi="Times New Roman" w:cs="Times New Roman"/>
           <w:b/>
@@ -12263,85 +7974,46 @@
           <w:sz w:val="32"/>
           <w:szCs w:val="44"/>
         </w:rPr>
-        <w:lastRenderedPageBreak/>
-        <w:t>CHAPTER 3</w:t>
-      </w:r>
-    </w:p>
-    <w:p>
-      <w:pPr>
-        <w:pStyle w:val="Heading1"/>
-        <w:jc w:val="center"/>
+      </w:pPr>
+      <w:r>
+        <w:t>PROJECT PLANNING AND TEAM ORGANISATION</w:t>
+      </w:r>
+    </w:p>
+    <w:p>
+      <w:pPr>
+        <w:spacing w:after="240"/>
+        <w:rPr>
+          <w:color w:val="000000" w:themeColor="text1"/>
+        </w:rPr>
+      </w:pPr>
+      <w:r/>
+    </w:p>
+    <w:p>
+      <w:pPr>
+        <w:shd w:val="clear" w:color="auto" w:fill="F2F2F2"/>
+        <w:spacing w:after="180"/>
+        <w:ind w:left="200" w:right="200"/>
+        <w:rPr>
+          <w:color w:val="000000" w:themeColor="text1"/>
+        </w:rPr>
+      </w:pPr>
+      <w:r>
+        <w:t>Guidance: This chapter is unique to a PBL report as It shows the mentor-reviewed, week-by-week process behind the final result.</w:t>
+      </w:r>
+    </w:p>
+    <w:p>
+      <w:pPr>
+        <w:pStyle w:val="Heading2"/>
         <w:rPr>
           <w:rFonts w:ascii="Times New Roman" w:hAnsi="Times New Roman" w:cs="Times New Roman"/>
           <w:b/>
           <w:bCs/>
           <w:color w:val="000000" w:themeColor="text1"/>
-          <w:sz w:val="32"/>
-          <w:szCs w:val="44"/>
-        </w:rPr>
-      </w:pPr>
-      <w:r>
-        <w:rPr>
-          <w:rFonts w:ascii="Times New Roman" w:hAnsi="Times New Roman" w:cs="Times New Roman"/>
-          <w:b/>
-          <w:bCs/>
-          <w:color w:val="000000" w:themeColor="text1"/>
-          <w:sz w:val="32"/>
-          <w:szCs w:val="44"/>
-        </w:rPr>
-        <w:t>PROJECT PLANNING AND TEAM ORGANISATION</w:t>
-      </w:r>
-    </w:p>
-    <w:p>
-      <w:pPr>
-        <w:spacing w:after="240"/>
-        <w:rPr>
-          <w:color w:val="000000" w:themeColor="text1"/>
-        </w:rPr>
-      </w:pPr>
-      <w:r/>
-    </w:p>
-    <w:p>
-      <w:pPr>
-        <w:shd w:val="clear" w:color="auto" w:fill="F2F2F2"/>
-        <w:spacing w:after="180"/>
-        <w:ind w:left="200" w:right="200"/>
-        <w:rPr>
-          <w:color w:val="000000" w:themeColor="text1"/>
-        </w:rPr>
-      </w:pPr>
-      <w:r>
-        <w:rPr>
-          <w:i/>
-          <w:iCs/>
-          <w:color w:val="000000" w:themeColor="text1"/>
-          <w:sz w:val="21"/>
-          <w:szCs w:val="21"/>
-        </w:rPr>
-        <w:t xml:space="preserve">Guidance: This chapter is unique to a PBL report as It shows the mentor-reviewed, week-by-week process behind the final result.</w:t>
-      </w:r>
-    </w:p>
-    <w:p>
-      <w:pPr>
-        <w:pStyle w:val="Heading2"/>
-        <w:rPr>
-          <w:rFonts w:ascii="Times New Roman" w:hAnsi="Times New Roman" w:cs="Times New Roman"/>
-          <w:b/>
-          <w:bCs/>
-          <w:color w:val="000000" w:themeColor="text1"/>
-        </w:rPr>
-      </w:pPr>
-      <w:bookmarkStart w:id="7" w:name="_Toc239322045"/>
-      <w:r>
-        <w:rPr>
-          <w:rFonts w:ascii="Times New Roman" w:hAnsi="Times New Roman" w:cs="Times New Roman"/>
-          <w:b/>
-          <w:bCs/>
-          <w:color w:val="000000" w:themeColor="text1"/>
-        </w:rPr>
+        </w:rPr>
+      </w:pPr>
+      <w:r>
         <w:t>3.1 Weekly PBL Progress Log</w:t>
       </w:r>
-      <w:bookmarkEnd w:id="7"/>
     </w:p>
     <w:tbl>
       <w:tblPr>
@@ -13016,17 +8688,9 @@
           <w:color w:val="000000" w:themeColor="text1"/>
         </w:rPr>
       </w:pPr>
-      <w:bookmarkStart w:id="8" w:name="_Toc239322046"/>
-      <w:r>
-        <w:rPr>
-          <w:rFonts w:ascii="Times New Roman" w:hAnsi="Times New Roman" w:cs="Times New Roman"/>
-          <w:b/>
-          <w:bCs/>
-          <w:color w:val="000000" w:themeColor="text1"/>
-        </w:rPr>
+      <w:r>
         <w:t>3.2 Requirements</w:t>
       </w:r>
-      <w:bookmarkEnd w:id="8"/>
     </w:p>
     <w:p>
       <w:pPr>
@@ -13301,43 +8965,52 @@
           <w:color w:val="000000" w:themeColor="text1"/>
         </w:rPr>
       </w:pPr>
-      <w:bookmarkStart w:id="9" w:name="_Toc239322047"/>
-      <w:r>
+      <w:r>
+        <w:t>3.3 Feasibility</w:t>
+      </w:r>
+    </w:p>
+    <w:p>
+      <w:pPr>
+        <w:spacing w:after="160" w:line="360" w:lineRule="auto"/>
+        <w:jc w:val="both"/>
+        <w:rPr>
+          <w:color w:val="000000" w:themeColor="text1"/>
+        </w:rPr>
+      </w:pPr>
+      <w:r>
+        <w:t>This project scope was highly achievable within the PBL timeframe because the problem was divided into decoupled modules: ML training (backend) and UI development (frontend). Leveraging pre-trained NLP module endpoints (internal NLP engine) for the adaptive timeline removed the need to train a natural language parser from scratch, allowing the team to focus on integrating Random Forest, SHAP, and the React Leaflet map efficiently.</w:t>
+      </w:r>
+    </w:p>
+    <w:p>
+      <w:pPr>
+        <w:spacing w:after="160" w:line="360" w:lineRule="auto"/>
+        <w:jc w:val="both"/>
+        <w:rPr>
+          <w:color w:val="000000" w:themeColor="text1"/>
+        </w:rPr>
+      </w:pPr>
+      <w:r>
+        <w:rPr>
+          <w:color w:val="000000" w:themeColor="text1"/>
+        </w:rPr>
+        <w:br w:type="page"/>
+      </w:r>
+    </w:p>
+    <w:p>
+      <w:pPr>
+        <w:pStyle w:val="Heading1"/>
+        <w:jc w:val="center"/>
         <w:rPr>
           <w:rFonts w:ascii="Times New Roman" w:hAnsi="Times New Roman" w:cs="Times New Roman"/>
           <w:b/>
           <w:bCs/>
           <w:color w:val="000000" w:themeColor="text1"/>
-        </w:rPr>
-        <w:t>3.3 Feasibility</w:t>
-      </w:r>
-      <w:bookmarkEnd w:id="9"/>
-    </w:p>
-    <w:p>
-      <w:pPr>
-        <w:spacing w:after="160" w:line="360" w:lineRule="auto"/>
-        <w:jc w:val="both"/>
-        <w:rPr>
-          <w:color w:val="000000" w:themeColor="text1"/>
-        </w:rPr>
-      </w:pPr>
-      <w:r>
-        <w:t>This project scope was highly achievable within the PBL timeframe because the problem was divided into decoupled modules: ML training (backend) and UI development (frontend). Leveraging pre-trained LLM endpoints (Gemini API) for the adaptive timeline removed the need to train a natural language parser from scratch, allowing the team to focus on integrating Random Forest, SHAP, and the React Leaflet map efficiently.</w:t>
-      </w:r>
-    </w:p>
-    <w:p>
-      <w:pPr>
-        <w:spacing w:after="160" w:line="360" w:lineRule="auto"/>
-        <w:jc w:val="both"/>
-        <w:rPr>
-          <w:color w:val="000000" w:themeColor="text1"/>
-        </w:rPr>
-      </w:pPr>
-      <w:r>
-        <w:rPr>
-          <w:color w:val="000000" w:themeColor="text1"/>
-        </w:rPr>
-        <w:br w:type="page"/>
+          <w:sz w:val="32"/>
+          <w:szCs w:val="44"/>
+        </w:rPr>
+      </w:pPr>
+      <w:r>
+        <w:t>CHAPTER 4</w:t>
       </w:r>
     </w:p>
     <w:p>
@@ -13354,40 +9027,6 @@
         </w:rPr>
       </w:pPr>
       <w:r>
-        <w:rPr>
-          <w:rFonts w:ascii="Times New Roman" w:hAnsi="Times New Roman" w:cs="Times New Roman"/>
-          <w:b/>
-          <w:bCs/>
-          <w:color w:val="000000" w:themeColor="text1"/>
-          <w:sz w:val="32"/>
-          <w:szCs w:val="44"/>
-        </w:rPr>
-        <w:lastRenderedPageBreak/>
-        <w:t>CHAPTER 4</w:t>
-      </w:r>
-    </w:p>
-    <w:p>
-      <w:pPr>
-        <w:pStyle w:val="Heading1"/>
-        <w:jc w:val="center"/>
-        <w:rPr>
-          <w:rFonts w:ascii="Times New Roman" w:hAnsi="Times New Roman" w:cs="Times New Roman"/>
-          <w:b/>
-          <w:bCs/>
-          <w:color w:val="000000" w:themeColor="text1"/>
-          <w:sz w:val="32"/>
-          <w:szCs w:val="44"/>
-        </w:rPr>
-      </w:pPr>
-      <w:r>
-        <w:rPr>
-          <w:rFonts w:ascii="Times New Roman" w:hAnsi="Times New Roman" w:cs="Times New Roman"/>
-          <w:b/>
-          <w:bCs/>
-          <w:color w:val="000000" w:themeColor="text1"/>
-          <w:sz w:val="32"/>
-          <w:szCs w:val="44"/>
-        </w:rPr>
         <w:t>ITERATIVE DESIGN AND DEVELOPMENT</w:t>
       </w:r>
     </w:p>
@@ -13408,7 +9047,7 @@
         <w:br/>
         <w:t>Phase 3: Real-Time Adaptability</w:t>
         <w:br/>
-        <w:t>Based on the need for dynamic farming, we introduced the LLM-powered Adaptive Timeline. This allowed farmers to provide natural language feedback (e.g., "Heavy rain yesterday") and watch their irrigation schedule adapt automatically.</w:t>
+        <w:t>Based on the need for dynamic farming, we introduced the NLP module-powered Adaptive Timeline. This allowed farmers to provide natural language feedback (e.g., "Heavy rain yesterday") and watch their irrigation schedule adapt automatically.</w:t>
         <w:br/>
         <w:br/>
         <w:t>Phase 4: Market Integration and Refinement</w:t>
@@ -13440,15 +9079,6 @@
         </w:rPr>
       </w:pPr>
       <w:r>
-        <w:rPr>
-          <w:b/>
-          <w:bCs/>
-          <w:i/>
-          <w:iCs/>
-          <w:color w:val="000000" w:themeColor="text1"/>
-          <w:sz w:val="20"/>
-          <w:szCs w:val="20"/>
-        </w:rPr>
         <w:t>Suggested length: 3–4 pages — this is the core PBL chapter</w:t>
       </w:r>
     </w:p>
@@ -13475,17 +9105,85 @@
           <w:color w:val="000000" w:themeColor="text1"/>
         </w:rPr>
       </w:pPr>
-      <w:bookmarkStart w:id="10" w:name="_Toc239322049"/>
-      <w:r>
+      <w:r>
+        <w:t>4.1 System Architecture</w:t>
+      </w:r>
+    </w:p>
+    <w:p>
+      <w:pPr>
+        <w:spacing w:after="160" w:line="360" w:lineRule="auto"/>
+        <w:jc w:val="both"/>
+        <w:rPr>
+          <w:color w:val="000000" w:themeColor="text1"/>
+        </w:rPr>
+      </w:pPr>
+      <w:r>
+        <w:t>[Insert a block diagram showing the end-to-end pipeline: data input → preprocessing → feature engineering → model → evaluation → output. Reference it as Figure 4.1 and describe each block in 1–2 sentences.]</w:t>
+      </w:r>
+    </w:p>
+    <w:p>
+      <w:r>
+        <w:t>Figure 4.1: System Architecture Diagram showing the decoupled ML pipeline.</w:t>
+      </w:r>
+    </w:p>
+    <w:p>
+      <w:pPr>
+        <w:spacing w:after="140"/>
+        <w:jc w:val="both"/>
+        <w:rPr>
+          <w:color w:val="000000" w:themeColor="text1"/>
+        </w:rPr>
+      </w:pPr>
+      <w:r/>
+      <w:r>
+        <w:drawing>
+          <wp:inline xmlns:a="http://schemas.openxmlformats.org/drawingml/2006/main" xmlns:pic="http://schemas.openxmlformats.org/drawingml/2006/picture">
+            <wp:extent cx="5486400" cy="2743200"/>
+            <wp:docPr id="1935964627" name="Picture 1935964627"/>
+            <wp:cNvGraphicFramePr>
+              <a:graphicFrameLocks noChangeAspect="1"/>
+            </wp:cNvGraphicFramePr>
+            <a:graphic>
+              <a:graphicData uri="http://schemas.openxmlformats.org/drawingml/2006/picture">
+                <pic:pic>
+                  <pic:nvPicPr>
+                    <pic:cNvPr id="0" name="media_1791113824896.png"/>
+                    <pic:cNvPicPr/>
+                  </pic:nvPicPr>
+                  <pic:blipFill>
+                    <a:blip r:embed="rId15"/>
+                    <a:stretch>
+                      <a:fillRect/>
+                    </a:stretch>
+                  </pic:blipFill>
+                  <pic:spPr>
+                    <a:xfrm>
+                      <a:off x="0" y="0"/>
+                      <a:ext cx="5486400" cy="2743200"/>
+                    </a:xfrm>
+                    <a:prstGeom prst="rect"/>
+                  </pic:spPr>
+                </pic:pic>
+              </a:graphicData>
+            </a:graphic>
+          </wp:inline>
+        </w:drawing>
+      </w:r>
+    </w:p>
+    <w:p>
+      <w:pPr>
+        <w:pStyle w:val="Heading2"/>
+        <w:jc w:val="both"/>
         <w:rPr>
           <w:rFonts w:ascii="Times New Roman" w:hAnsi="Times New Roman" w:cs="Times New Roman"/>
           <w:b/>
           <w:bCs/>
           <w:color w:val="000000" w:themeColor="text1"/>
         </w:rPr>
-        <w:t>4.1 System Architecture</w:t>
-      </w:r>
-      <w:bookmarkEnd w:id="10"/>
+      </w:pPr>
+      <w:r>
+        <w:t>4.2 Iteration 1 — Baseline</w:t>
+      </w:r>
     </w:p>
     <w:p>
       <w:pPr>
@@ -13496,25 +9194,7 @@
         </w:rPr>
       </w:pPr>
       <w:r>
-        <w:rPr>
-          <w:color w:val="000000" w:themeColor="text1"/>
-        </w:rPr>
-        <w:t>[Insert a block diagram showing the end-to-end pipeline: data input → preprocessing → feature engineering → model → evaluation → output. Reference it as Figure 4.1 and describe each block in 1–2 sentences.]</w:t>
-      </w:r>
-    </w:p>
-    <w:p>
-      <w:pPr>
-        <w:spacing w:after="140"/>
-        <w:jc w:val="both"/>
-        <w:rPr>
-          <w:color w:val="000000" w:themeColor="text1"/>
-        </w:rPr>
-      </w:pPr>
-      <w:r>
-        <w:rPr>
-          <w:color w:val="000000" w:themeColor="text1"/>
-        </w:rPr>
-        <w:t>[Insert Figure 4.1 — System architecture diagram]</w:t>
+        <w:t>Iteration 1: The simplest working version was a command-line Python script that took N, P, K, and pH values as input and used a basic Decision Tree classifier to output a crop name. Data preprocessing involved simple mean imputation. The model achieved 88% accuracy but lacked robustness to weather variations, and the mentor feedback highlighted the need to explain the black-box prediction to farmers to build trust.</w:t>
       </w:r>
     </w:p>
     <w:p>
@@ -13528,17 +9208,36 @@
           <w:color w:val="000000" w:themeColor="text1"/>
         </w:rPr>
       </w:pPr>
-      <w:bookmarkStart w:id="11" w:name="_Toc239322050"/>
-      <w:r>
+      <w:r>
+        <w:t>4.3 Iteration 2 — Refinement</w:t>
+      </w:r>
+    </w:p>
+    <w:p>
+      <w:pPr>
+        <w:spacing w:after="160" w:line="360" w:lineRule="auto"/>
+        <w:jc w:val="both"/>
+        <w:rPr>
+          <w:color w:val="000000" w:themeColor="text1"/>
+        </w:rPr>
+      </w:pPr>
+      <w:r>
+        <w:t>[What changed from Iteration 1 — different features, a different model, tuned hyperparameters, more data cleaning? What improved, and by how much? Add Iteration 3 as its own subsection if your team went through another cycle.]</w:t>
+      </w:r>
+    </w:p>
+    <w:p>
+      <w:pPr>
+        <w:pStyle w:val="Heading2"/>
+        <w:jc w:val="both"/>
         <w:rPr>
           <w:rFonts w:ascii="Times New Roman" w:hAnsi="Times New Roman" w:cs="Times New Roman"/>
           <w:b/>
           <w:bCs/>
           <w:color w:val="000000" w:themeColor="text1"/>
         </w:rPr>
-        <w:t>4.2 Iteration 1 — Baseline</w:t>
-      </w:r>
-      <w:bookmarkEnd w:id="11"/>
+      </w:pPr>
+      <w:r>
+        <w:t>4.4 Final Approach</w:t>
+      </w:r>
     </w:p>
     <w:p>
       <w:pPr>
@@ -13549,7 +9248,7 @@
         </w:rPr>
       </w:pPr>
       <w:r>
-        <w:t>Iteration 1: The simplest working version was a command-line Python script that took N, P, K, and pH values as input and used a basic Decision Tree classifier to output a crop name. Data preprocessing involved simple mean imputation. The model achieved 88% accuracy but lacked robustness to weather variations, and the mentor feedback highlighted the need to explain the black-box prediction to farmers to build trust.</w:t>
+        <w:t>[Describe the model/algorithm that the team converged on, with enough theory to show understanding: the core idea, key hyperparameters, and why it fits this problem — this is where the theory component is graded.]</w:t>
       </w:r>
     </w:p>
     <w:p>
@@ -13563,169 +9262,68 @@
           <w:color w:val="000000" w:themeColor="text1"/>
         </w:rPr>
       </w:pPr>
-      <w:bookmarkStart w:id="12" w:name="_Toc239322051"/>
-      <w:r>
+      <w:r>
+        <w:t>4.5 Training Procedure</w:t>
+      </w:r>
+    </w:p>
+    <w:p>
+      <w:pPr>
+        <w:spacing w:after="160" w:line="360" w:lineRule="auto"/>
+        <w:jc w:val="both"/>
+        <w:rPr>
+          <w:color w:val="000000" w:themeColor="text1"/>
+        </w:rPr>
+      </w:pPr>
+      <w:r>
+        <w:t>The dataset was split using an 80-20 train-test ratio with stratified sampling to maintain class balance across the 22 crops. We used Grid Search with 5-fold cross-validation to optimize hyperparameters. The final Random Forest model used n_estimators=100, max_depth=None, and criterion="gini".</w:t>
+      </w:r>
+    </w:p>
+    <w:p>
+      <w:pPr>
+        <w:spacing w:after="160" w:line="360" w:lineRule="auto"/>
+        <w:jc w:val="both"/>
+        <w:rPr>
+          <w:color w:val="000000" w:themeColor="text1"/>
+        </w:rPr>
+      </w:pPr>
+      <w:r>
+        <w:rPr>
+          <w:color w:val="000000" w:themeColor="text1"/>
+        </w:rPr>
+        <w:br w:type="page"/>
+      </w:r>
+    </w:p>
+    <w:p>
+      <w:pPr>
+        <w:pStyle w:val="Heading1"/>
+        <w:jc w:val="center"/>
         <w:rPr>
           <w:rFonts w:ascii="Times New Roman" w:hAnsi="Times New Roman" w:cs="Times New Roman"/>
           <w:b/>
           <w:bCs/>
           <w:color w:val="000000" w:themeColor="text1"/>
-        </w:rPr>
-        <w:t>4.3 Iteration 2 — Refinement</w:t>
-      </w:r>
-      <w:bookmarkEnd w:id="12"/>
-    </w:p>
-    <w:p>
-      <w:pPr>
-        <w:spacing w:after="160" w:line="360" w:lineRule="auto"/>
-        <w:jc w:val="both"/>
-        <w:rPr>
-          <w:color w:val="000000" w:themeColor="text1"/>
-        </w:rPr>
-      </w:pPr>
-      <w:r>
-        <w:rPr>
-          <w:color w:val="000000" w:themeColor="text1"/>
-        </w:rPr>
-        <w:t>[What changed from Iteration 1 — different features, a different model, tuned hyperparameters, more data cleaning? What improved, and by how much? Add Iteration 3 as its own subsection if your team went through another cycle.]</w:t>
-      </w:r>
-    </w:p>
-    <w:p>
-      <w:pPr>
-        <w:pStyle w:val="Heading2"/>
-        <w:jc w:val="both"/>
+          <w:sz w:val="32"/>
+          <w:szCs w:val="44"/>
+        </w:rPr>
+      </w:pPr>
+      <w:r>
+        <w:t>CHAPTER 5</w:t>
+      </w:r>
+    </w:p>
+    <w:p>
+      <w:pPr>
+        <w:pStyle w:val="Heading1"/>
+        <w:jc w:val="center"/>
         <w:rPr>
           <w:rFonts w:ascii="Times New Roman" w:hAnsi="Times New Roman" w:cs="Times New Roman"/>
           <w:b/>
           <w:bCs/>
           <w:color w:val="000000" w:themeColor="text1"/>
-        </w:rPr>
-      </w:pPr>
-      <w:bookmarkStart w:id="13" w:name="_Toc239322052"/>
-      <w:r>
-        <w:rPr>
-          <w:rFonts w:ascii="Times New Roman" w:hAnsi="Times New Roman" w:cs="Times New Roman"/>
-          <w:b/>
-          <w:bCs/>
-          <w:color w:val="000000" w:themeColor="text1"/>
-        </w:rPr>
-        <w:t>4.4 Final Approach</w:t>
-      </w:r>
-      <w:bookmarkEnd w:id="13"/>
-    </w:p>
-    <w:p>
-      <w:pPr>
-        <w:spacing w:after="160" w:line="360" w:lineRule="auto"/>
-        <w:jc w:val="both"/>
-        <w:rPr>
-          <w:color w:val="000000" w:themeColor="text1"/>
-        </w:rPr>
-      </w:pPr>
-      <w:r>
-        <w:rPr>
-          <w:color w:val="000000" w:themeColor="text1"/>
-        </w:rPr>
-        <w:t>[Describe the model/algorithm that the team converged on, with enough theory to show understanding: the core idea, key hyperparameters, and why it fits this problem — this is where the theory component is graded.]</w:t>
-      </w:r>
-    </w:p>
-    <w:p>
-      <w:pPr>
-        <w:pStyle w:val="Heading2"/>
-        <w:jc w:val="both"/>
-        <w:rPr>
-          <w:rFonts w:ascii="Times New Roman" w:hAnsi="Times New Roman" w:cs="Times New Roman"/>
-          <w:b/>
-          <w:bCs/>
-          <w:color w:val="000000" w:themeColor="text1"/>
-        </w:rPr>
-      </w:pPr>
-      <w:bookmarkStart w:id="14" w:name="_Toc239322053"/>
-      <w:r>
-        <w:rPr>
-          <w:rFonts w:ascii="Times New Roman" w:hAnsi="Times New Roman" w:cs="Times New Roman"/>
-          <w:b/>
-          <w:bCs/>
-          <w:color w:val="000000" w:themeColor="text1"/>
-        </w:rPr>
-        <w:t>4.5 Training Procedure</w:t>
-      </w:r>
-      <w:bookmarkEnd w:id="14"/>
-    </w:p>
-    <w:p>
-      <w:pPr>
-        <w:spacing w:after="160" w:line="360" w:lineRule="auto"/>
-        <w:jc w:val="both"/>
-        <w:rPr>
-          <w:color w:val="000000" w:themeColor="text1"/>
-        </w:rPr>
-      </w:pPr>
-      <w:r>
-        <w:t>The dataset was split using an 80-20 train-test ratio with stratified sampling to maintain class balance across the 22 crops. We used Grid Search with 5-fold cross-validation to optimize hyperparameters. The final Random Forest model used n_estimators=100, max_depth=None, and criterion="gini".</w:t>
-      </w:r>
-    </w:p>
-    <w:p>
-      <w:pPr>
-        <w:spacing w:after="160" w:line="360" w:lineRule="auto"/>
-        <w:jc w:val="both"/>
-        <w:rPr>
-          <w:color w:val="000000" w:themeColor="text1"/>
-        </w:rPr>
-      </w:pPr>
-      <w:r>
-        <w:rPr>
-          <w:color w:val="000000" w:themeColor="text1"/>
-        </w:rPr>
-        <w:br w:type="page"/>
-      </w:r>
-    </w:p>
-    <w:p>
-      <w:pPr>
-        <w:pStyle w:val="Heading1"/>
-        <w:jc w:val="center"/>
-        <w:rPr>
-          <w:rFonts w:ascii="Times New Roman" w:hAnsi="Times New Roman" w:cs="Times New Roman"/>
-          <w:b/>
-          <w:bCs/>
-          <w:color w:val="000000" w:themeColor="text1"/>
           <w:sz w:val="32"/>
           <w:szCs w:val="44"/>
         </w:rPr>
       </w:pPr>
       <w:r>
-        <w:rPr>
-          <w:rFonts w:ascii="Times New Roman" w:hAnsi="Times New Roman" w:cs="Times New Roman"/>
-          <w:b/>
-          <w:bCs/>
-          <w:color w:val="000000" w:themeColor="text1"/>
-          <w:sz w:val="32"/>
-          <w:szCs w:val="44"/>
-        </w:rPr>
-        <w:lastRenderedPageBreak/>
-        <w:t>CHAPTER 5</w:t>
-      </w:r>
-    </w:p>
-    <w:p>
-      <w:pPr>
-        <w:pStyle w:val="Heading1"/>
-        <w:jc w:val="center"/>
-        <w:rPr>
-          <w:rFonts w:ascii="Times New Roman" w:hAnsi="Times New Roman" w:cs="Times New Roman"/>
-          <w:b/>
-          <w:bCs/>
-          <w:color w:val="000000" w:themeColor="text1"/>
-          <w:sz w:val="32"/>
-          <w:szCs w:val="44"/>
-        </w:rPr>
-      </w:pPr>
-      <w:r>
-        <w:rPr>
-          <w:rFonts w:ascii="Times New Roman" w:hAnsi="Times New Roman" w:cs="Times New Roman"/>
-          <w:b/>
-          <w:bCs/>
-          <w:color w:val="000000" w:themeColor="text1"/>
-          <w:sz w:val="32"/>
-          <w:szCs w:val="44"/>
-        </w:rPr>
         <w:t>IMPLEMENTATION</w:t>
       </w:r>
     </w:p>
@@ -13753,9 +9351,9 @@
         <w:t>- Explainable AI (XAI): SHAP values are calculated on the backend to explain the Random Forest model's decision process, sent to the frontend for rendering.</w:t>
         <w:br/>
         <w:br/>
-        <w:t>LLM Integration:</w:t>
+        <w:t>NLP module Integration:</w:t>
         <w:br/>
-        <w:t>For the adaptive timeline, natural language inputs from the user are processed using a Large Language Model (Gemini API). It parses the contextual weather/field reports and computes day-shifts for crop stages without needing to retrain the underlying scheduling model.</w:t>
+        <w:t>For the adaptive timeline, natural language inputs from the user are processed using a Natural Language Processing module (internal NLP engine). It parses the contextual weather/field reports and computes day-shifts for crop stages without needing to retrain the underlying scheduling model.</w:t>
       </w:r>
     </w:p>
     <w:p>
@@ -13777,54 +9375,35 @@
           <w:color w:val="000000" w:themeColor="text1"/>
         </w:rPr>
       </w:pPr>
-      <w:bookmarkStart w:id="15" w:name="_Toc239322055"/>
-      <w:r>
+      <w:r>
+        <w:t>5.1 Module Description</w:t>
+      </w:r>
+    </w:p>
+    <w:p>
+      <w:pPr>
+        <w:spacing w:after="160" w:line="360" w:lineRule="auto"/>
+        <w:jc w:val="both"/>
+        <w:rPr>
+          <w:color w:val="000000" w:themeColor="text1"/>
+        </w:rPr>
+      </w:pPr>
+      <w:r>
+        <w:t>[Break the implementation into modules, e.g. Data Ingestion, Preprocessing, Model Training, Evaluation, Interface (if any). One short paragraph per module.]</w:t>
+      </w:r>
+    </w:p>
+    <w:p>
+      <w:pPr>
+        <w:pStyle w:val="Heading2"/>
         <w:rPr>
           <w:rFonts w:ascii="Times New Roman" w:hAnsi="Times New Roman" w:cs="Times New Roman"/>
           <w:b/>
           <w:bCs/>
           <w:color w:val="000000" w:themeColor="text1"/>
         </w:rPr>
-        <w:t>5.1 Module Description</w:t>
-      </w:r>
-      <w:bookmarkEnd w:id="15"/>
-    </w:p>
-    <w:p>
-      <w:pPr>
-        <w:spacing w:after="160" w:line="360" w:lineRule="auto"/>
-        <w:jc w:val="both"/>
-        <w:rPr>
-          <w:color w:val="000000" w:themeColor="text1"/>
-        </w:rPr>
-      </w:pPr>
-      <w:r>
-        <w:rPr>
-          <w:color w:val="000000" w:themeColor="text1"/>
-        </w:rPr>
-        <w:t>[Break the implementation into modules, e.g. Data Ingestion, Preprocessing, Model Training, Evaluation, Interface (if any). One short paragraph per module.]</w:t>
-      </w:r>
-    </w:p>
-    <w:p>
-      <w:pPr>
-        <w:pStyle w:val="Heading2"/>
-        <w:rPr>
-          <w:rFonts w:ascii="Times New Roman" w:hAnsi="Times New Roman" w:cs="Times New Roman"/>
-          <w:b/>
-          <w:bCs/>
-          <w:color w:val="000000" w:themeColor="text1"/>
-        </w:rPr>
-      </w:pPr>
-      <w:bookmarkStart w:id="16" w:name="_Toc239322056"/>
-      <w:r>
-        <w:rPr>
-          <w:rFonts w:ascii="Times New Roman" w:hAnsi="Times New Roman" w:cs="Times New Roman"/>
-          <w:b/>
-          <w:bCs/>
-          <w:color w:val="000000" w:themeColor="text1"/>
-        </w:rPr>
+      </w:pPr>
+      <w:r>
         <w:t>5.2 Key Code Snippets</w:t>
       </w:r>
-      <w:bookmarkEnd w:id="16"/>
     </w:p>
     <w:p>
       <w:pPr>
@@ -13847,13 +9426,63 @@
         </w:rPr>
       </w:pPr>
       <w:r>
-        <w:rPr>
-          <w:rFonts w:eastAsia="Courier New"/>
-          <w:color w:val="000000" w:themeColor="text1"/>
-          <w:sz w:val="20"/>
-          <w:szCs w:val="20"/>
-        </w:rPr>
-        <w:t># [Paste a short, essential code snippet here — use a monospace font]</w:t>
+        <w:t>@app.post("/api/recommend-crop", response_model=CropRecommendationResponse)</w:t>
+        <w:br/>
+        <w:t>async def recommend_crop(req: CropRecommendationRequest):</w:t>
+        <w:br/>
+        <w:t xml:space="preserve">    """</w:t>
+        <w:br/>
+        <w:t xml:space="preserve">    Endpoint that takes soil &amp; weather features, passes them to the </w:t>
+        <w:br/>
+        <w:t xml:space="preserve">    Random Forest model, and returns the top crop match along with </w:t>
+        <w:br/>
+        <w:t xml:space="preserve">    SHAP explainability values so the frontend can visualize the decision.</w:t>
+        <w:br/>
+        <w:t xml:space="preserve">    """</w:t>
+        <w:br/>
+        <w:t xml:space="preserve">    try:</w:t>
+        <w:br/>
+        <w:t xml:space="preserve">        data = [[</w:t>
+        <w:br/>
+        <w:t xml:space="preserve">            req.features.n, req.features.p, req.features.k,</w:t>
+        <w:br/>
+        <w:t xml:space="preserve">            req.features.temperature, req.features.humidity,</w:t>
+        <w:br/>
+        <w:t xml:space="preserve">            req.features.ph, req.features.rainfall</w:t>
+        <w:br/>
+        <w:t xml:space="preserve">        ]]</w:t>
+        <w:br/>
+        <w:t xml:space="preserve">        </w:t>
+        <w:br/>
+        <w:t xml:space="preserve">        # 1. Prediction using pre-trained Random Forest</w:t>
+        <w:br/>
+        <w:t xml:space="preserve">        pred = rf_model.predict(data)</w:t>
+        <w:br/>
+        <w:t xml:space="preserve">        crop_id = pred[0]</w:t>
+        <w:br/>
+        <w:t xml:space="preserve">        </w:t>
+        <w:br/>
+        <w:t xml:space="preserve">        # 2. SHAP Explainability computation</w:t>
+        <w:br/>
+        <w:t xml:space="preserve">        shap_vals = compute_shap(data, crop_id)</w:t>
+        <w:br/>
+        <w:t xml:space="preserve">        </w:t>
+        <w:br/>
+        <w:t xml:space="preserve">        return {</w:t>
+        <w:br/>
+        <w:t xml:space="preserve">            "status": "success",</w:t>
+        <w:br/>
+        <w:t xml:space="preserve">            "recommended_crop": crop_id,</w:t>
+        <w:br/>
+        <w:t xml:space="preserve">            "shap_values": shap_vals,</w:t>
+        <w:br/>
+        <w:t xml:space="preserve">            "explanation": "Generated based on ML confidence."</w:t>
+        <w:br/>
+        <w:t xml:space="preserve">        }</w:t>
+        <w:br/>
+        <w:t xml:space="preserve">    except Exception as e:</w:t>
+        <w:br/>
+        <w:t xml:space="preserve">        raise HTTPException(status_code=500, detail=str(e))</w:t>
       </w:r>
     </w:p>
     <w:p>
@@ -13866,46 +9495,130 @@
           <w:color w:val="000000" w:themeColor="text1"/>
         </w:rPr>
       </w:pPr>
-      <w:bookmarkStart w:id="17" w:name="_Toc239322057"/>
-      <w:r>
+      <w:r>
+        <w:t>5.3 User Interface / Demo (if applicable)</w:t>
+      </w:r>
+    </w:p>
+    <w:p>
+      <w:r>
+        <w:t>Figure 5.1: AgroSense Landing Page featuring crop recommendation, adaptive timelines, and market price forecaster.</w:t>
+      </w:r>
+    </w:p>
+    <w:p>
+      <w:r>
+        <w:drawing>
+          <wp:inline xmlns:a="http://schemas.openxmlformats.org/drawingml/2006/main" xmlns:pic="http://schemas.openxmlformats.org/drawingml/2006/picture">
+            <wp:extent cx="5486400" cy="2614612"/>
+            <wp:docPr id="1935964624" name="Picture 1935964624"/>
+            <wp:cNvGraphicFramePr>
+              <a:graphicFrameLocks noChangeAspect="1"/>
+            </wp:cNvGraphicFramePr>
+            <a:graphic>
+              <a:graphicData uri="http://schemas.openxmlformats.org/drawingml/2006/picture">
+                <pic:pic>
+                  <pic:nvPicPr>
+                    <pic:cNvPr id="0" name="media_1791112972037.png"/>
+                    <pic:cNvPicPr/>
+                  </pic:nvPicPr>
+                  <pic:blipFill>
+                    <a:blip r:embed="rId14"/>
+                    <a:stretch>
+                      <a:fillRect/>
+                    </a:stretch>
+                  </pic:blipFill>
+                  <pic:spPr>
+                    <a:xfrm>
+                      <a:off x="0" y="0"/>
+                      <a:ext cx="5486400" cy="2614612"/>
+                    </a:xfrm>
+                    <a:prstGeom prst="rect"/>
+                  </pic:spPr>
+                </pic:pic>
+              </a:graphicData>
+            </a:graphic>
+          </wp:inline>
+        </w:drawing>
+      </w:r>
+    </w:p>
+    <w:p>
+      <w:r>
+        <w:t>Figure 5.2: AgriMarket Price Forecaster Interactive Map showing nearby mandis for Black Gram.</w:t>
+      </w:r>
+    </w:p>
+    <w:p>
+      <w:pPr>
+        <w:spacing w:after="160" w:line="360" w:lineRule="auto"/>
+        <w:jc w:val="both"/>
+        <w:rPr>
+          <w:color w:val="000000" w:themeColor="text1"/>
+        </w:rPr>
+      </w:pPr>
+      <w:r/>
+      <w:r>
+        <w:drawing>
+          <wp:inline xmlns:a="http://schemas.openxmlformats.org/drawingml/2006/main" xmlns:pic="http://schemas.openxmlformats.org/drawingml/2006/picture">
+            <wp:extent cx="5486400" cy="3852267"/>
+            <wp:docPr id="1935964623" name="Picture 1935964623"/>
+            <wp:cNvGraphicFramePr>
+              <a:graphicFrameLocks noChangeAspect="1"/>
+            </wp:cNvGraphicFramePr>
+            <a:graphic>
+              <a:graphicData uri="http://schemas.openxmlformats.org/drawingml/2006/picture">
+                <pic:pic>
+                  <pic:nvPicPr>
+                    <pic:cNvPr id="0" name="media_1791112913734.png"/>
+                    <pic:cNvPicPr/>
+                  </pic:nvPicPr>
+                  <pic:blipFill>
+                    <a:blip r:embed="rId13"/>
+                    <a:stretch>
+                      <a:fillRect/>
+                    </a:stretch>
+                  </pic:blipFill>
+                  <pic:spPr>
+                    <a:xfrm>
+                      <a:off x="0" y="0"/>
+                      <a:ext cx="5486400" cy="3852267"/>
+                    </a:xfrm>
+                    <a:prstGeom prst="rect"/>
+                  </pic:spPr>
+                </pic:pic>
+              </a:graphicData>
+            </a:graphic>
+          </wp:inline>
+        </w:drawing>
+      </w:r>
+    </w:p>
+    <w:p>
+      <w:pPr>
+        <w:spacing w:after="160" w:line="360" w:lineRule="auto"/>
+        <w:jc w:val="both"/>
+        <w:rPr>
+          <w:color w:val="000000" w:themeColor="text1"/>
+        </w:rPr>
+      </w:pPr>
+      <w:r>
+        <w:rPr>
+          <w:color w:val="000000" w:themeColor="text1"/>
+        </w:rPr>
+        <w:br w:type="page"/>
+      </w:r>
+    </w:p>
+    <w:p>
+      <w:pPr>
+        <w:pStyle w:val="Heading1"/>
+        <w:jc w:val="center"/>
         <w:rPr>
           <w:rFonts w:ascii="Times New Roman" w:hAnsi="Times New Roman" w:cs="Times New Roman"/>
           <w:b/>
           <w:bCs/>
           <w:color w:val="000000" w:themeColor="text1"/>
-        </w:rPr>
-        <w:t>5.3 User Interface / Demo (if applicable)</w:t>
-      </w:r>
-      <w:bookmarkEnd w:id="17"/>
-    </w:p>
-    <w:p>
-      <w:pPr>
-        <w:spacing w:after="160" w:line="360" w:lineRule="auto"/>
-        <w:jc w:val="both"/>
-        <w:rPr>
-          <w:color w:val="000000" w:themeColor="text1"/>
-        </w:rPr>
-      </w:pPr>
-      <w:r>
-        <w:rPr>
-          <w:color w:val="000000" w:themeColor="text1"/>
-        </w:rPr>
-        <w:t>[Screenshot(s) of a simple UI, notebook output, or CLI demo, with a one-line caption for each.]</w:t>
-      </w:r>
-    </w:p>
-    <w:p>
-      <w:pPr>
-        <w:spacing w:after="160" w:line="360" w:lineRule="auto"/>
-        <w:jc w:val="both"/>
-        <w:rPr>
-          <w:color w:val="000000" w:themeColor="text1"/>
-        </w:rPr>
-      </w:pPr>
-      <w:r>
-        <w:rPr>
-          <w:color w:val="000000" w:themeColor="text1"/>
-        </w:rPr>
-        <w:br w:type="page"/>
+          <w:sz w:val="32"/>
+          <w:szCs w:val="44"/>
+        </w:rPr>
+      </w:pPr>
+      <w:r>
+        <w:t>CHAPTER 6</w:t>
       </w:r>
     </w:p>
     <w:p>
@@ -13922,107 +9635,57 @@
         </w:rPr>
       </w:pPr>
       <w:r>
+        <w:t>RESULTS AND DISCUSSION</w:t>
+      </w:r>
+    </w:p>
+    <w:p>
+      <w:pPr>
+        <w:spacing w:after="240"/>
+        <w:rPr>
+          <w:color w:val="000000" w:themeColor="text1"/>
+        </w:rPr>
+      </w:pPr>
+      <w:r/>
+    </w:p>
+    <w:p>
+      <w:pPr>
+        <w:pStyle w:val="Heading2"/>
         <w:rPr>
           <w:rFonts w:ascii="Times New Roman" w:hAnsi="Times New Roman" w:cs="Times New Roman"/>
           <w:b/>
           <w:bCs/>
           <w:color w:val="000000" w:themeColor="text1"/>
-          <w:sz w:val="32"/>
-          <w:szCs w:val="44"/>
-        </w:rPr>
-        <w:lastRenderedPageBreak/>
-        <w:t>CHAPTER 6</w:t>
-      </w:r>
-    </w:p>
-    <w:p>
-      <w:pPr>
-        <w:pStyle w:val="Heading1"/>
-        <w:jc w:val="center"/>
+        </w:rPr>
+      </w:pPr>
+      <w:r>
+        <w:t>6.1 Evaluation Metrics</w:t>
+      </w:r>
+    </w:p>
+    <w:p>
+      <w:pPr>
+        <w:spacing w:after="160" w:line="360" w:lineRule="auto"/>
+        <w:jc w:val="both"/>
+        <w:rPr>
+          <w:color w:val="000000" w:themeColor="text1"/>
+        </w:rPr>
+      </w:pPr>
+      <w:r>
+        <w:t>For crop recommendation (classification), we used Accuracy, Precision, Recall, and F1-score. Since the classes were relatively balanced, Accuracy was a good baseline, but F1-score ensured no single crop class was being misclassified disproportionately. For market price forecasting (regression), we utilized Root Mean Square Error (RMSE) and Mean Absolute Error (MAE) to measure the average magnitude of prediction errors in INR.</w:t>
+      </w:r>
+    </w:p>
+    <w:p>
+      <w:pPr>
+        <w:pStyle w:val="Heading2"/>
         <w:rPr>
           <w:rFonts w:ascii="Times New Roman" w:hAnsi="Times New Roman" w:cs="Times New Roman"/>
           <w:b/>
           <w:bCs/>
           <w:color w:val="000000" w:themeColor="text1"/>
-          <w:sz w:val="32"/>
-          <w:szCs w:val="44"/>
-        </w:rPr>
-      </w:pPr>
-      <w:r>
-        <w:rPr>
-          <w:rFonts w:ascii="Times New Roman" w:hAnsi="Times New Roman" w:cs="Times New Roman"/>
-          <w:b/>
-          <w:bCs/>
-          <w:color w:val="000000" w:themeColor="text1"/>
-          <w:sz w:val="32"/>
-          <w:szCs w:val="44"/>
-        </w:rPr>
-        <w:t>RESULTS AND DISCUSSION</w:t>
-      </w:r>
-    </w:p>
-    <w:p>
-      <w:pPr>
-        <w:spacing w:after="240"/>
-        <w:rPr>
-          <w:color w:val="000000" w:themeColor="text1"/>
-        </w:rPr>
-      </w:pPr>
-      <w:r/>
-    </w:p>
-    <w:p>
-      <w:pPr>
-        <w:pStyle w:val="Heading2"/>
-        <w:rPr>
-          <w:rFonts w:ascii="Times New Roman" w:hAnsi="Times New Roman" w:cs="Times New Roman"/>
-          <w:b/>
-          <w:bCs/>
-          <w:color w:val="000000" w:themeColor="text1"/>
-        </w:rPr>
-      </w:pPr>
-      <w:bookmarkStart w:id="18" w:name="_Toc239322059"/>
-      <w:r>
-        <w:rPr>
-          <w:rFonts w:ascii="Times New Roman" w:hAnsi="Times New Roman" w:cs="Times New Roman"/>
-          <w:b/>
-          <w:bCs/>
-          <w:color w:val="000000" w:themeColor="text1"/>
-        </w:rPr>
-        <w:t>6.1 Evaluation Metrics</w:t>
-      </w:r>
-      <w:bookmarkEnd w:id="18"/>
-    </w:p>
-    <w:p>
-      <w:pPr>
-        <w:spacing w:after="160" w:line="360" w:lineRule="auto"/>
-        <w:jc w:val="both"/>
-        <w:rPr>
-          <w:color w:val="000000" w:themeColor="text1"/>
-        </w:rPr>
-      </w:pPr>
-      <w:r>
-        <w:t>For crop recommendation (classification), we used Accuracy, Precision, Recall, and F1-score. Since the classes were relatively balanced, Accuracy was a good baseline, but F1-score ensured no single crop class was being misclassified disproportionately. For market price forecasting (regression), we utilized Root Mean Square Error (RMSE) and Mean Absolute Error (MAE) to measure the average magnitude of prediction errors in INR.</w:t>
-      </w:r>
-    </w:p>
-    <w:p>
-      <w:pPr>
-        <w:pStyle w:val="Heading2"/>
-        <w:rPr>
-          <w:rFonts w:ascii="Times New Roman" w:hAnsi="Times New Roman" w:cs="Times New Roman"/>
-          <w:b/>
-          <w:bCs/>
-          <w:color w:val="000000" w:themeColor="text1"/>
-        </w:rPr>
-      </w:pPr>
-      <w:bookmarkStart w:id="19" w:name="_Toc239322060"/>
-      <w:r>
-        <w:rPr>
-          <w:rFonts w:ascii="Times New Roman" w:hAnsi="Times New Roman" w:cs="Times New Roman"/>
-          <w:b/>
-          <w:bCs/>
-          <w:color w:val="000000" w:themeColor="text1"/>
-        </w:rPr>
+        </w:rPr>
+      </w:pPr>
+      <w:r>
         <w:t>6.2 Results Across Iterations</w:t>
       </w:r>
-      <w:bookmarkEnd w:id="19"/>
     </w:p>
     <w:p>
       <w:pPr>
@@ -14393,6 +10056,11 @@
       </w:pPr>
     </w:p>
     <w:p>
+      <w:r>
+        <w:t>Figure 6.1: Model Evaluation Comparison Table showing Random Forest outperforming other models.</w:t>
+      </w:r>
+    </w:p>
+    <w:p>
       <w:pPr>
         <w:spacing w:after="160" w:line="360" w:lineRule="auto"/>
         <w:jc w:val="both"/>
@@ -14400,11 +10068,40 @@
           <w:color w:val="000000" w:themeColor="text1"/>
         </w:rPr>
       </w:pPr>
-      <w:r>
-        <w:rPr>
-          <w:color w:val="000000" w:themeColor="text1"/>
-        </w:rPr>
-        <w:t>[Insert confusion matrix, ROC curve, loss curve, or comparison chart as Figure 6.1, with a caption.]</w:t>
+      <w:r/>
+      <w:r>
+        <w:drawing>
+          <wp:inline xmlns:a="http://schemas.openxmlformats.org/drawingml/2006/main" xmlns:pic="http://schemas.openxmlformats.org/drawingml/2006/picture">
+            <wp:extent cx="4572000" cy="2452414"/>
+            <wp:docPr id="1935964628" name="Picture 1935964628"/>
+            <wp:cNvGraphicFramePr>
+              <a:graphicFrameLocks noChangeAspect="1"/>
+            </wp:cNvGraphicFramePr>
+            <a:graphic>
+              <a:graphicData uri="http://schemas.openxmlformats.org/drawingml/2006/picture">
+                <pic:pic>
+                  <pic:nvPicPr>
+                    <pic:cNvPr id="0" name="media_1791113887782.png"/>
+                    <pic:cNvPicPr/>
+                  </pic:nvPicPr>
+                  <pic:blipFill>
+                    <a:blip r:embed="rId16"/>
+                    <a:stretch>
+                      <a:fillRect/>
+                    </a:stretch>
+                  </pic:blipFill>
+                  <pic:spPr>
+                    <a:xfrm>
+                      <a:off x="0" y="0"/>
+                      <a:ext cx="4572000" cy="2452414"/>
+                    </a:xfrm>
+                    <a:prstGeom prst="rect"/>
+                  </pic:spPr>
+                </pic:pic>
+              </a:graphicData>
+            </a:graphic>
+          </wp:inline>
+        </w:drawing>
       </w:r>
     </w:p>
     <w:p>
@@ -14417,17 +10114,35 @@
           <w:color w:val="000000" w:themeColor="text1"/>
         </w:rPr>
       </w:pPr>
-      <w:bookmarkStart w:id="20" w:name="_Toc239322061"/>
-      <w:r>
+      <w:r>
+        <w:t>6.3 Discussion</w:t>
+      </w:r>
+    </w:p>
+    <w:p>
+      <w:pPr>
+        <w:spacing w:after="160" w:line="360" w:lineRule="auto"/>
+        <w:jc w:val="both"/>
+        <w:rPr>
+          <w:color w:val="000000" w:themeColor="text1"/>
+        </w:rPr>
+      </w:pPr>
+      <w:r>
+        <w:t>[Interpret the results — don't just restate the numbers. Where did the model do well or poorly, and why (in terms of the data or the algorithm)? Explain what changed between iterations and why it mattered.]</w:t>
+      </w:r>
+    </w:p>
+    <w:p>
+      <w:pPr>
+        <w:pStyle w:val="Heading2"/>
         <w:rPr>
           <w:rFonts w:ascii="Times New Roman" w:hAnsi="Times New Roman" w:cs="Times New Roman"/>
           <w:b/>
           <w:bCs/>
           <w:color w:val="000000" w:themeColor="text1"/>
         </w:rPr>
-        <w:t>6.3 Discussion</w:t>
-      </w:r>
-      <w:bookmarkEnd w:id="20"/>
+      </w:pPr>
+      <w:r>
+        <w:t>6.4 Limitations</w:t>
+      </w:r>
     </w:p>
     <w:p>
       <w:pPr>
@@ -14438,109 +10153,55 @@
         </w:rPr>
       </w:pPr>
       <w:r>
-        <w:rPr>
-          <w:color w:val="000000" w:themeColor="text1"/>
-        </w:rPr>
-        <w:t>[Interpret the results — don't just restate the numbers. Where did the model do well or poorly, and why (in terms of the data or the algorithm)? Explain what changed between iterations and why it mattered.]</w:t>
-      </w:r>
-    </w:p>
-    <w:p>
-      <w:pPr>
-        <w:pStyle w:val="Heading2"/>
+        <w:t>Limitations: The primary limitation was the reliance on synthetic and aggregated secondary datasets for crop recommendation, which may not perfectly reflect hyper-local soil variations. Additionally, the market price forecasting model was restricted by the availability of historical data specifically for Tamil Nadu mandis, meaning the 3-month forecast is an indicator of trend rather than an exact financial guarantee. The NLP module adaptive timeline sometimes experiences high latency (2-3 seconds) depending on network conditions.</w:t>
+      </w:r>
+    </w:p>
+    <w:p>
+      <w:pPr>
+        <w:spacing w:after="160" w:line="360" w:lineRule="auto"/>
+        <w:jc w:val="both"/>
+        <w:rPr>
+          <w:color w:val="000000" w:themeColor="text1"/>
+        </w:rPr>
+      </w:pPr>
+      <w:r>
+        <w:rPr>
+          <w:color w:val="000000" w:themeColor="text1"/>
+        </w:rPr>
+        <w:br w:type="page"/>
+      </w:r>
+    </w:p>
+    <w:p>
+      <w:pPr>
+        <w:pStyle w:val="Heading1"/>
+        <w:jc w:val="center"/>
         <w:rPr>
           <w:rFonts w:ascii="Times New Roman" w:hAnsi="Times New Roman" w:cs="Times New Roman"/>
           <w:b/>
           <w:bCs/>
           <w:color w:val="000000" w:themeColor="text1"/>
-        </w:rPr>
-      </w:pPr>
-      <w:bookmarkStart w:id="21" w:name="_Toc239322062"/>
-      <w:r>
+          <w:sz w:val="32"/>
+          <w:szCs w:val="44"/>
+        </w:rPr>
+      </w:pPr>
+      <w:r>
+        <w:t>CHAPTER 7</w:t>
+      </w:r>
+    </w:p>
+    <w:p>
+      <w:pPr>
+        <w:pStyle w:val="Heading1"/>
+        <w:jc w:val="center"/>
         <w:rPr>
           <w:rFonts w:ascii="Times New Roman" w:hAnsi="Times New Roman" w:cs="Times New Roman"/>
           <w:b/>
           <w:bCs/>
           <w:color w:val="000000" w:themeColor="text1"/>
-        </w:rPr>
-        <w:t>6.4 Limitations</w:t>
-      </w:r>
-      <w:bookmarkEnd w:id="21"/>
-    </w:p>
-    <w:p>
-      <w:pPr>
-        <w:spacing w:after="160" w:line="360" w:lineRule="auto"/>
-        <w:jc w:val="both"/>
-        <w:rPr>
-          <w:color w:val="000000" w:themeColor="text1"/>
-        </w:rPr>
-      </w:pPr>
-      <w:r>
-        <w:t>Limitations: The primary limitation was the reliance on synthetic and aggregated secondary datasets for crop recommendation, which may not perfectly reflect hyper-local soil variations. Additionally, the market price forecasting model was restricted by the availability of historical data specifically for Tamil Nadu mandis, meaning the 3-month forecast is an indicator of trend rather than an exact financial guarantee. The LLM adaptive timeline sometimes experiences high latency (2-3 seconds) depending on network conditions.</w:t>
-      </w:r>
-    </w:p>
-    <w:p>
-      <w:pPr>
-        <w:spacing w:after="160" w:line="360" w:lineRule="auto"/>
-        <w:jc w:val="both"/>
-        <w:rPr>
-          <w:color w:val="000000" w:themeColor="text1"/>
-        </w:rPr>
-      </w:pPr>
-      <w:r>
-        <w:rPr>
-          <w:color w:val="000000" w:themeColor="text1"/>
-        </w:rPr>
-        <w:br w:type="page"/>
-      </w:r>
-    </w:p>
-    <w:p>
-      <w:pPr>
-        <w:pStyle w:val="Heading1"/>
-        <w:jc w:val="center"/>
-        <w:rPr>
-          <w:rFonts w:ascii="Times New Roman" w:hAnsi="Times New Roman" w:cs="Times New Roman"/>
-          <w:b/>
-          <w:bCs/>
-          <w:color w:val="000000" w:themeColor="text1"/>
           <w:sz w:val="32"/>
           <w:szCs w:val="44"/>
         </w:rPr>
       </w:pPr>
       <w:r>
-        <w:rPr>
-          <w:rFonts w:ascii="Times New Roman" w:hAnsi="Times New Roman" w:cs="Times New Roman"/>
-          <w:b/>
-          <w:bCs/>
-          <w:color w:val="000000" w:themeColor="text1"/>
-          <w:sz w:val="32"/>
-          <w:szCs w:val="44"/>
-        </w:rPr>
-        <w:lastRenderedPageBreak/>
-        <w:t>CHAPTER 7</w:t>
-      </w:r>
-    </w:p>
-    <w:p>
-      <w:pPr>
-        <w:pStyle w:val="Heading1"/>
-        <w:jc w:val="center"/>
-        <w:rPr>
-          <w:rFonts w:ascii="Times New Roman" w:hAnsi="Times New Roman" w:cs="Times New Roman"/>
-          <w:b/>
-          <w:bCs/>
-          <w:color w:val="000000" w:themeColor="text1"/>
-          <w:sz w:val="32"/>
-          <w:szCs w:val="44"/>
-        </w:rPr>
-      </w:pPr>
-      <w:r>
-        <w:rPr>
-          <w:rFonts w:ascii="Times New Roman" w:hAnsi="Times New Roman" w:cs="Times New Roman"/>
-          <w:b/>
-          <w:bCs/>
-          <w:color w:val="000000" w:themeColor="text1"/>
-          <w:sz w:val="32"/>
-          <w:szCs w:val="44"/>
-        </w:rPr>
         <w:t>TEAM REFLECTION AND LEARNING OUTCOMES</w:t>
       </w:r>
     </w:p>
@@ -14551,7 +10212,7 @@
         <w:br/>
         <w:t>Member 1 (Data Science &amp; Backend):</w:t>
         <w:br/>
-        <w:t>Focused on data collection, cleaning, and training the Machine Learning models (Random Forest and Time Series). Developed the FastAPI backend, integrated the SHAP explainability layer, and engineered the prompts for the LLM-based timeline adaptation.</w:t>
+        <w:t>Focused on data collection, cleaning, and training the Machine Learning models (Random Forest and Time Series). Developed the FastAPI backend, integrated the SHAP explainability layer, and engineered the prompts for the NLP module-based timeline adaptation.</w:t>
         <w:br/>
         <w:br/>
         <w:t>Member 2 (Frontend &amp; System Integration):</w:t>
@@ -14584,13 +10245,6 @@
         </w:rPr>
       </w:pPr>
       <w:r>
-        <w:rPr>
-          <w:i/>
-          <w:iCs/>
-          <w:color w:val="000000" w:themeColor="text1"/>
-          <w:sz w:val="21"/>
-          <w:szCs w:val="21"/>
-        </w:rPr>
         <w:t>Guidance: In This chapter PBL specifically assesses the learning process and teamwork, not just the artefact. Write it honestly; generic reflection reads poorly to mentors who sat through the reviews.</w:t>
       </w:r>
     </w:p>
@@ -14604,17 +10258,9 @@
           <w:color w:val="000000" w:themeColor="text1"/>
         </w:rPr>
       </w:pPr>
-      <w:bookmarkStart w:id="22" w:name="_Toc239322064"/>
-      <w:r>
-        <w:rPr>
-          <w:rFonts w:ascii="Times New Roman" w:hAnsi="Times New Roman" w:cs="Times New Roman"/>
-          <w:b/>
-          <w:bCs/>
-          <w:color w:val="000000" w:themeColor="text1"/>
-        </w:rPr>
+      <w:r>
         <w:t>7.1 Individual Reflections</w:t>
       </w:r>
-      <w:bookmarkEnd w:id="22"/>
     </w:p>
     <w:p>
       <w:pPr>
@@ -14649,7 +10295,7 @@
         </w:rPr>
       </w:pPr>
       <w:r>
-        <w:t>Member 2 (Frontend &amp; Integration): Building the AgroSense frontend taught me advanced state management in React. Integrating the Leaflet map and handling asynchronous LLM streaming for the adaptive timeline were major learning milestones.</w:t>
+        <w:t>Member 2 (Frontend &amp; Integration): Building the AgroSense frontend taught me advanced state management in React. Integrating the Leaflet map and handling asynchronous NLP module streaming for the adaptive timeline were major learning milestones.</w:t>
       </w:r>
     </w:p>
     <w:p>
@@ -14672,17 +10318,35 @@
           <w:color w:val="000000" w:themeColor="text1"/>
         </w:rPr>
       </w:pPr>
-      <w:bookmarkStart w:id="23" w:name="_Toc239322065"/>
-      <w:r>
+      <w:r>
+        <w:t>7.2 Team Learning</w:t>
+      </w:r>
+    </w:p>
+    <w:p>
+      <w:pPr>
+        <w:spacing w:after="160" w:line="360" w:lineRule="auto"/>
+        <w:jc w:val="both"/>
+        <w:rPr>
+          <w:color w:val="000000" w:themeColor="text1"/>
+        </w:rPr>
+      </w:pPr>
+      <w:r>
+        <w:t>Dividing the project strictly into backend/ML and frontend/UI allowed us to work in parallel without merge conflicts. We utilized standard REST JSON contracts to bridge our work. If we restarted, we would spend more time curating a larger, real-world dataset directly from local farmers rather than relying on open-source repositories.</w:t>
+      </w:r>
+    </w:p>
+    <w:p>
+      <w:pPr>
+        <w:pStyle w:val="Heading2"/>
         <w:rPr>
           <w:rFonts w:ascii="Times New Roman" w:hAnsi="Times New Roman" w:cs="Times New Roman"/>
           <w:b/>
           <w:bCs/>
           <w:color w:val="000000" w:themeColor="text1"/>
         </w:rPr>
-        <w:t>7.2 Team Learning</w:t>
-      </w:r>
-      <w:bookmarkEnd w:id="23"/>
+      </w:pPr>
+      <w:r>
+        <w:t>7.3 Course Outcomes — Evidence Summary</w:t>
+      </w:r>
     </w:p>
     <w:p>
       <w:pPr>
@@ -14693,109 +10357,55 @@
         </w:rPr>
       </w:pPr>
       <w:r>
-        <w:t>Dividing the project strictly into backend/ML and frontend/UI allowed us to work in parallel without merge conflicts. We utilized standard REST JSON contracts to bridge our work. If we restarted, we would spend more time curating a larger, real-world dataset directly from local farmers rather than relying on open-source repositories.</w:t>
-      </w:r>
-    </w:p>
-    <w:p>
-      <w:pPr>
-        <w:pStyle w:val="Heading2"/>
+        <w:t>[For each CO listed in the front matter, give one line of concrete evidence from this project — e.g. (teamwork): weekly log in Table 3.1 shows task rotation across all three iterations.”]</w:t>
+      </w:r>
+    </w:p>
+    <w:p>
+      <w:pPr>
+        <w:spacing w:after="160" w:line="360" w:lineRule="auto"/>
+        <w:jc w:val="both"/>
+        <w:rPr>
+          <w:color w:val="000000" w:themeColor="text1"/>
+        </w:rPr>
+      </w:pPr>
+      <w:r>
+        <w:rPr>
+          <w:color w:val="000000" w:themeColor="text1"/>
+        </w:rPr>
+        <w:br w:type="page"/>
+      </w:r>
+    </w:p>
+    <w:p>
+      <w:pPr>
+        <w:pStyle w:val="Heading1"/>
+        <w:jc w:val="center"/>
         <w:rPr>
           <w:rFonts w:ascii="Times New Roman" w:hAnsi="Times New Roman" w:cs="Times New Roman"/>
           <w:b/>
           <w:bCs/>
           <w:color w:val="000000" w:themeColor="text1"/>
-        </w:rPr>
-      </w:pPr>
-      <w:bookmarkStart w:id="24" w:name="_Toc239322066"/>
-      <w:r>
+          <w:sz w:val="32"/>
+          <w:szCs w:val="44"/>
+        </w:rPr>
+      </w:pPr>
+      <w:r>
+        <w:t>CHAPTER 8</w:t>
+      </w:r>
+    </w:p>
+    <w:p>
+      <w:pPr>
+        <w:pStyle w:val="Heading1"/>
+        <w:jc w:val="center"/>
         <w:rPr>
           <w:rFonts w:ascii="Times New Roman" w:hAnsi="Times New Roman" w:cs="Times New Roman"/>
           <w:b/>
           <w:bCs/>
           <w:color w:val="000000" w:themeColor="text1"/>
-        </w:rPr>
-        <w:t>7.3 Course Outcomes — Evidence Summary</w:t>
-      </w:r>
-      <w:bookmarkEnd w:id="24"/>
-    </w:p>
-    <w:p>
-      <w:pPr>
-        <w:spacing w:after="160" w:line="360" w:lineRule="auto"/>
-        <w:jc w:val="both"/>
-        <w:rPr>
-          <w:color w:val="000000" w:themeColor="text1"/>
-        </w:rPr>
-      </w:pPr>
-      <w:r>
-        <w:rPr>
-          <w:color w:val="000000" w:themeColor="text1"/>
-        </w:rPr>
-        <w:t>[For each CO listed in the front matter, give one line of concrete evidence from this project — e.g. (teamwork): weekly log in Table 3.1 shows task rotation across all three iterations.”]</w:t>
-      </w:r>
-    </w:p>
-    <w:p>
-      <w:pPr>
-        <w:spacing w:after="160" w:line="360" w:lineRule="auto"/>
-        <w:jc w:val="both"/>
-        <w:rPr>
-          <w:color w:val="000000" w:themeColor="text1"/>
-        </w:rPr>
-      </w:pPr>
-      <w:r>
-        <w:rPr>
-          <w:color w:val="000000" w:themeColor="text1"/>
-        </w:rPr>
-        <w:br w:type="page"/>
-      </w:r>
-    </w:p>
-    <w:p>
-      <w:pPr>
-        <w:pStyle w:val="Heading1"/>
-        <w:jc w:val="center"/>
-        <w:rPr>
-          <w:rFonts w:ascii="Times New Roman" w:hAnsi="Times New Roman" w:cs="Times New Roman"/>
-          <w:b/>
-          <w:bCs/>
-          <w:color w:val="000000" w:themeColor="text1"/>
           <w:sz w:val="32"/>
           <w:szCs w:val="44"/>
         </w:rPr>
       </w:pPr>
       <w:r>
-        <w:rPr>
-          <w:rFonts w:ascii="Times New Roman" w:hAnsi="Times New Roman" w:cs="Times New Roman"/>
-          <w:b/>
-          <w:bCs/>
-          <w:color w:val="000000" w:themeColor="text1"/>
-          <w:sz w:val="32"/>
-          <w:szCs w:val="44"/>
-        </w:rPr>
-        <w:lastRenderedPageBreak/>
-        <w:t>CHAPTER 8</w:t>
-      </w:r>
-    </w:p>
-    <w:p>
-      <w:pPr>
-        <w:pStyle w:val="Heading1"/>
-        <w:jc w:val="center"/>
-        <w:rPr>
-          <w:rFonts w:ascii="Times New Roman" w:hAnsi="Times New Roman" w:cs="Times New Roman"/>
-          <w:b/>
-          <w:bCs/>
-          <w:color w:val="000000" w:themeColor="text1"/>
-          <w:sz w:val="32"/>
-          <w:szCs w:val="44"/>
-        </w:rPr>
-      </w:pPr>
-      <w:r>
-        <w:rPr>
-          <w:rFonts w:ascii="Times New Roman" w:hAnsi="Times New Roman" w:cs="Times New Roman"/>
-          <w:b/>
-          <w:bCs/>
-          <w:color w:val="000000" w:themeColor="text1"/>
-          <w:sz w:val="32"/>
-          <w:szCs w:val="44"/>
-        </w:rPr>
         <w:t>CONCLUSION AND FUTURE SCOPE</w:t>
       </w:r>
     </w:p>
@@ -14803,7 +10413,7 @@
       <w:r>
         <w:t>Conclusion:</w:t>
         <w:br/>
-        <w:t>AgroSense successfully demonstrates how advanced analytics, Machine Learning, and LLMs can be combined to solve real-world agricultural challenges. By providing data-driven crop recommendations with transparent reasoning, adaptive irrigation schedules, and localized price forecasts, the system empowers farmers to make informed, resilient decisions.</w:t>
+        <w:t>AgroSense successfully demonstrates how advanced analytics, Machine Learning, and NLP modules can be combined to solve real-world agricultural challenges. By providing data-driven crop recommendations with transparent reasoning, adaptive irrigation schedules, and localized price forecasts, the system empowers farmers to make informed, resilient decisions.</w:t>
         <w:br/>
         <w:br/>
         <w:t>Future Scope:</w:t>
@@ -14836,54 +10446,35 @@
           <w:color w:val="000000" w:themeColor="text1"/>
         </w:rPr>
       </w:pPr>
-      <w:bookmarkStart w:id="25" w:name="_Toc239322068"/>
-      <w:r>
+      <w:r>
+        <w:t>8.1 Conclusion</w:t>
+      </w:r>
+    </w:p>
+    <w:p>
+      <w:pPr>
+        <w:spacing w:after="160" w:line="360" w:lineRule="auto"/>
+        <w:jc w:val="both"/>
+        <w:rPr>
+          <w:color w:val="000000" w:themeColor="text1"/>
+        </w:rPr>
+      </w:pPr>
+      <w:r>
+        <w:t>[2–3 sentences restating what was built, the key result, and whether the objectives and driving question in Chapter 1 were addressed.]</w:t>
+      </w:r>
+    </w:p>
+    <w:p>
+      <w:pPr>
+        <w:pStyle w:val="Heading2"/>
         <w:rPr>
           <w:rFonts w:ascii="Times New Roman" w:hAnsi="Times New Roman" w:cs="Times New Roman"/>
           <w:b/>
           <w:bCs/>
           <w:color w:val="000000" w:themeColor="text1"/>
         </w:rPr>
-        <w:t>8.1 Conclusion</w:t>
-      </w:r>
-      <w:bookmarkEnd w:id="25"/>
-    </w:p>
-    <w:p>
-      <w:pPr>
-        <w:spacing w:after="160" w:line="360" w:lineRule="auto"/>
-        <w:jc w:val="both"/>
-        <w:rPr>
-          <w:color w:val="000000" w:themeColor="text1"/>
-        </w:rPr>
-      </w:pPr>
-      <w:r>
-        <w:rPr>
-          <w:color w:val="000000" w:themeColor="text1"/>
-        </w:rPr>
-        <w:t>[2–3 sentences restating what was built, the key result, and whether the objectives and driving question in Chapter 1 were addressed.]</w:t>
-      </w:r>
-    </w:p>
-    <w:p>
-      <w:pPr>
-        <w:pStyle w:val="Heading2"/>
-        <w:rPr>
-          <w:rFonts w:ascii="Times New Roman" w:hAnsi="Times New Roman" w:cs="Times New Roman"/>
-          <w:b/>
-          <w:bCs/>
-          <w:color w:val="000000" w:themeColor="text1"/>
-        </w:rPr>
-      </w:pPr>
-      <w:bookmarkStart w:id="26" w:name="_Toc239322069"/>
-      <w:r>
-        <w:rPr>
-          <w:rFonts w:ascii="Times New Roman" w:hAnsi="Times New Roman" w:cs="Times New Roman"/>
-          <w:b/>
-          <w:bCs/>
-          <w:color w:val="000000" w:themeColor="text1"/>
-        </w:rPr>
+      </w:pPr>
+      <w:r>
         <w:t>8.2 Future Scope</w:t>
       </w:r>
-      <w:bookmarkEnd w:id="26"/>
     </w:p>
     <w:p>
       <w:pPr>
@@ -14899,9 +10490,6 @@
         </w:rPr>
       </w:pPr>
       <w:r>
-        <w:rPr>
-          <w:color w:val="000000" w:themeColor="text1"/>
-        </w:rPr>
         <w:t>[e.g. Scale to a larger dataset]</w:t>
       </w:r>
     </w:p>
@@ -14919,9 +10507,6 @@
         </w:rPr>
       </w:pPr>
       <w:r>
-        <w:rPr>
-          <w:color w:val="000000" w:themeColor="text1"/>
-        </w:rPr>
         <w:t>[e.g. Try a different/ensemble model as a further iteration]</w:t>
       </w:r>
     </w:p>
@@ -14939,9 +10524,6 @@
         </w:rPr>
       </w:pPr>
       <w:r>
-        <w:rPr>
-          <w:color w:val="000000" w:themeColor="text1"/>
-        </w:rPr>
         <w:t>[e.g. Deploy as a web app / mobile app]</w:t>
       </w:r>
     </w:p>
@@ -14974,169 +10556,126 @@
           <w:szCs w:val="52"/>
         </w:rPr>
       </w:pPr>
-      <w:bookmarkStart w:id="27" w:name="_Toc239322070"/>
-      <w:r>
+      <w:r>
+        <w:t>REFERENCES</w:t>
+      </w:r>
+    </w:p>
+    <w:p>
+      <w:pPr>
+        <w:spacing w:after="160" w:line="360" w:lineRule="auto"/>
+        <w:jc w:val="both"/>
+        <w:rPr>
+          <w:color w:val="000000" w:themeColor="text1"/>
+        </w:rPr>
+      </w:pPr>
+      <w:r>
+        <w:t>[1] C. Musanase, A. Vodacek, D. Hanyurwimfura, A. Uwitonze and I. Kabandana, “Data-driven analysis and machine learning-based crop and fertilizer recommendation system for revolutionizing farming practices,” Agriculture, vol. 13, no. 11, Art. no. 2141, 2023, doi: 10.3390/agriculture13112141.</w:t>
+      </w:r>
+    </w:p>
+    <w:p>
+      <w:pPr>
+        <w:spacing w:after="160" w:line="360" w:lineRule="auto"/>
+        <w:jc w:val="both"/>
+        <w:rPr>
+          <w:color w:val="000000" w:themeColor="text1"/>
+        </w:rPr>
+      </w:pPr>
+      <w:r>
+        <w:t>[2] H. Afzal et al., “Incorporating soil information with machine learning for crop recommendation to improve agricultural output,” Sci. Rep., vol. 15, Art. no. 8560, 2025, doi: 10.1038/s41598-025-88676-z.</w:t>
+      </w:r>
+    </w:p>
+    <w:p>
+      <w:pPr>
+        <w:spacing w:after="160" w:line="360" w:lineRule="auto"/>
+        <w:jc w:val="both"/>
+        <w:rPr>
+          <w:color w:val="000000" w:themeColor="text1"/>
+        </w:rPr>
+      </w:pPr>
+      <w:r>
+        <w:t>[3] G. Singh and S. Sharma, “Enhancing precision agriculture through cloud based transformative crop recommendation model,” Sci. Rep., vol. 15, Art. no. 9138, 2025, doi: 10.1038/s41598-025-93417-3.</w:t>
+      </w:r>
+    </w:p>
+    <w:p>
+      <w:pPr>
+        <w:spacing w:after="160" w:line="360" w:lineRule="auto"/>
+        <w:jc w:val="both"/>
+        <w:rPr>
+          <w:color w:val="000000" w:themeColor="text1"/>
+        </w:rPr>
+      </w:pPr>
+      <w:r>
+        <w:t>[4] M. Bouni, B. Hssina, K. Douzi and S. Douzi, “Interpretable machine learning techniques for an advanced crop recommendation model,” J. Electr. Comput. Eng., 2024, doi: 10.1155/2024/7405217.</w:t>
+      </w:r>
+    </w:p>
+    <w:p>
+      <w:pPr>
+        <w:spacing w:after="160" w:line="360" w:lineRule="auto"/>
+        <w:jc w:val="both"/>
+        <w:rPr>
+          <w:color w:val="000000" w:themeColor="text1"/>
+        </w:rPr>
+      </w:pPr>
+      <w:r>
+        <w:t>[5] G. H. H. Nayak et al., “Exogenous variable driven deep learning models for improved price forecasting of TOP crops in India,” Sci. Rep., vol. 14, no. 1, 2024, doi: 10.1038/s41598-024-68040-3.</w:t>
+      </w:r>
+    </w:p>
+    <w:p>
+      <w:pPr>
+        <w:spacing w:after="160" w:line="360" w:lineRule="auto"/>
+        <w:jc w:val="both"/>
+        <w:rPr>
+          <w:color w:val="000000" w:themeColor="text1"/>
+        </w:rPr>
+      </w:pPr>
+      <w:r>
+        <w:t>[6] H. P. Suresha and M. Uppaladinni, “Indian commodity market price comparative study of forecasting methods – a case study on onion, potato and tomato,” Asian J. Res. Comput. Sci., vol. 12, no. 4, 2021.</w:t>
+      </w:r>
+    </w:p>
+    <w:p>
+      <w:pPr>
+        <w:spacing w:after="160" w:line="360" w:lineRule="auto"/>
+        <w:jc w:val="both"/>
+        <w:rPr>
+          <w:color w:val="000000" w:themeColor="text1"/>
+        </w:rPr>
+      </w:pPr>
+      <w:r>
+        <w:t>[7] R. L. Manogna, V. Dharmaji and S. Sarang, “A novel hybrid neural network-based volatility forecasting of agricultural commodity prices: empirical evidence from India,” J. Big Data, 2025, doi: 10.1186/s40537-025-01131-8.</w:t>
+      </w:r>
+    </w:p>
+    <w:p>
+      <w:pPr>
+        <w:spacing w:after="160" w:line="360" w:lineRule="auto"/>
+        <w:jc w:val="both"/>
+        <w:rPr>
+          <w:color w:val="000000" w:themeColor="text1"/>
+        </w:rPr>
+      </w:pPr>
+      <w:r>
+        <w:rPr>
+          <w:color w:val="000000" w:themeColor="text1"/>
+        </w:rPr>
+        <w:br w:type="page"/>
+      </w:r>
+    </w:p>
+    <w:p>
+      <w:pPr>
+        <w:pStyle w:val="Heading1"/>
+        <w:pageBreakBefore/>
+        <w:jc w:val="center"/>
         <w:rPr>
           <w:rFonts w:ascii="Times New Roman" w:hAnsi="Times New Roman" w:cs="Times New Roman"/>
           <w:b/>
           <w:bCs/>
           <w:color w:val="000000" w:themeColor="text1"/>
-          <w:sz w:val="32"/>
-          <w:szCs w:val="32"/>
-        </w:rPr>
-        <w:lastRenderedPageBreak/>
-        <w:t>REFERENCES</w:t>
-      </w:r>
-      <w:bookmarkEnd w:id="27"/>
-    </w:p>
-    <w:p>
-      <w:pPr>
-        <w:spacing w:after="160" w:line="360" w:lineRule="auto"/>
-        <w:jc w:val="both"/>
-        <w:rPr>
-          <w:color w:val="000000" w:themeColor="text1"/>
-        </w:rPr>
-      </w:pPr>
-      <w:r>
-        <w:rPr>
-          <w:color w:val="000000" w:themeColor="text1"/>
-        </w:rPr>
-        <w:t xml:space="preserve">[1] C. Musanase, A. Vodacek, D. Hanyurwimfura, A. Uwitonze and I. Kabandana, “Data-driven analysis and machine learning-based crop and fertilizer recommendation system for revolutionizing farming practices,” Agriculture, vol. 13, no. 11, Art. no. 2141, 2023, doi: 10.3390/agriculture13112141.</w:t>
-      </w:r>
-    </w:p>
-    <w:p>
-      <w:pPr>
-        <w:spacing w:after="160" w:line="360" w:lineRule="auto"/>
-        <w:jc w:val="both"/>
-        <w:rPr>
-          <w:color w:val="000000" w:themeColor="text1"/>
-        </w:rPr>
-      </w:pPr>
-      <w:r>
-        <w:rPr>
-          <w:color w:val="000000" w:themeColor="text1"/>
-        </w:rPr>
-        <w:t xml:space="preserve">[2] H. Afzal et al., “Incorporating soil information with machine learning for crop recommendation to improve agricultural output,” Sci. Rep., vol. 15, Art. no. 8560, 2025, doi: 10.1038/s41598-025-88676-z.</w:t>
-      </w:r>
-    </w:p>
-    <w:p>
-      <w:pPr>
-        <w:spacing w:after="160" w:line="360" w:lineRule="auto"/>
-        <w:jc w:val="both"/>
-        <w:rPr>
-          <w:color w:val="000000" w:themeColor="text1"/>
-        </w:rPr>
-      </w:pPr>
-      <w:r>
-        <w:rPr>
-          <w:color w:val="000000" w:themeColor="text1"/>
-        </w:rPr>
-        <w:t xml:space="preserve">[3] G. Singh and S. Sharma, “Enhancing precision agriculture through cloud based transformative crop recommendation model,” Sci. Rep., vol. 15, Art. no. 9138, 2025, doi: 10.1038/s41598-025-93417-3.</w:t>
-      </w:r>
-    </w:p>
-    <w:p>
-      <w:pPr>
-        <w:spacing w:after="160" w:line="360" w:lineRule="auto"/>
-        <w:jc w:val="both"/>
-        <w:rPr>
-          <w:color w:val="000000" w:themeColor="text1"/>
-        </w:rPr>
-      </w:pPr>
-      <w:r>
-        <w:rPr>
-          <w:color w:val="000000" w:themeColor="text1"/>
-        </w:rPr>
-        <w:t xml:space="preserve">[4] M. Bouni, B. Hssina, K. Douzi and S. Douzi, “Interpretable machine learning techniques for an advanced crop recommendation model,” J. Electr. Comput. Eng., 2024, doi: 10.1155/2024/7405217.</w:t>
-      </w:r>
-    </w:p>
-    <w:p>
-      <w:pPr>
-        <w:spacing w:after="160" w:line="360" w:lineRule="auto"/>
-        <w:jc w:val="both"/>
-        <w:rPr>
-          <w:color w:val="000000" w:themeColor="text1"/>
-        </w:rPr>
-      </w:pPr>
-      <w:r>
-        <w:rPr>
-          <w:color w:val="000000" w:themeColor="text1"/>
-        </w:rPr>
-        <w:t xml:space="preserve">[5] G. H. H. Nayak et al., “Exogenous variable driven deep learning models for improved price forecasting of TOP crops in India,” Sci. Rep., vol. 14, no. 1, 2024, doi: 10.1038/s41598-024-68040-3.</w:t>
-      </w:r>
-    </w:p>
-    <w:p>
-      <w:pPr>
-        <w:spacing w:after="160" w:line="360" w:lineRule="auto"/>
-        <w:jc w:val="both"/>
-        <w:rPr>
-          <w:color w:val="000000" w:themeColor="text1"/>
-        </w:rPr>
-      </w:pPr>
-      <w:r>
-        <w:rPr>
-          <w:color w:val="000000" w:themeColor="text1"/>
-        </w:rPr>
-        <w:t xml:space="preserve">[6] H. P. Suresha and M. Uppaladinni, “Indian commodity market price comparative study of forecasting methods – a case study on onion, potato and tomato,” Asian J. Res. Comput. Sci., vol. 12, no. 4, 2021.</w:t>
-      </w:r>
-    </w:p>
-    <w:p>
-      <w:pPr>
-        <w:spacing w:after="160" w:line="360" w:lineRule="auto"/>
-        <w:jc w:val="both"/>
-        <w:rPr>
-          <w:color w:val="000000" w:themeColor="text1"/>
-        </w:rPr>
-      </w:pPr>
-      <w:r>
-        <w:rPr>
-          <w:color w:val="000000" w:themeColor="text1"/>
-        </w:rPr>
-        <w:t xml:space="preserve">[7] R. L. Manogna, V. Dharmaji and S. Sarang, “A novel hybrid neural network-based volatility forecasting of agricultural commodity prices: empirical evidence from India,” J. Big Data, 2025, doi: 10.1186/s40537-025-01131-8.</w:t>
-      </w:r>
-    </w:p>
-    <w:p>
-      <w:pPr>
-        <w:spacing w:after="160" w:line="360" w:lineRule="auto"/>
-        <w:jc w:val="both"/>
-        <w:rPr>
-          <w:color w:val="000000" w:themeColor="text1"/>
-        </w:rPr>
-      </w:pPr>
-      <w:r>
-        <w:rPr>
-          <w:color w:val="000000" w:themeColor="text1"/>
-        </w:rPr>
-        <w:br w:type="page"/>
-      </w:r>
-    </w:p>
-    <w:p>
-      <w:pPr>
-        <w:pStyle w:val="Heading1"/>
-        <w:pageBreakBefore/>
-        <w:jc w:val="center"/>
-        <w:rPr>
-          <w:rFonts w:ascii="Times New Roman" w:hAnsi="Times New Roman" w:cs="Times New Roman"/>
-          <w:b/>
-          <w:bCs/>
-          <w:color w:val="000000" w:themeColor="text1"/>
           <w:sz w:val="44"/>
           <w:szCs w:val="52"/>
         </w:rPr>
       </w:pPr>
-      <w:bookmarkStart w:id="28" w:name="_Toc239322071"/>
-      <w:r>
-        <w:rPr>
-          <w:rFonts w:ascii="Times New Roman" w:hAnsi="Times New Roman" w:cs="Times New Roman"/>
-          <w:b/>
-          <w:bCs/>
-          <w:color w:val="000000" w:themeColor="text1"/>
-          <w:sz w:val="32"/>
-          <w:szCs w:val="32"/>
-        </w:rPr>
-        <w:lastRenderedPageBreak/>
+      <w:r>
         <w:t>APPENDIX</w:t>
       </w:r>
-      <w:bookmarkEnd w:id="28"/>
     </w:p>
     <w:p>
       <w:pPr>
@@ -15159,18 +10698,7 @@
         </w:rPr>
       </w:pPr>
       <w:r>
-        <w:rPr>
-          <w:b/>
-          <w:bCs/>
-          <w:color w:val="000000" w:themeColor="text1"/>
-        </w:rPr>
-        <w:t>A.1</w:t>
-      </w:r>
-      <w:r>
-        <w:rPr>
-          <w:color w:val="000000" w:themeColor="text1"/>
-        </w:rPr>
-        <w:t xml:space="preserve"> Full source code: [GitHub/Colab link]</w:t>
+        <w:t>A.1 Full source code: https://github.com/vicky07-app/datascience_pbl.git</w:t>
       </w:r>
     </w:p>
     <w:p>
@@ -15182,18 +10710,7 @@
         </w:rPr>
       </w:pPr>
       <w:r>
-        <w:rPr>
-          <w:b/>
-          <w:bCs/>
-          <w:color w:val="000000" w:themeColor="text1"/>
-        </w:rPr>
-        <w:t>A.2</w:t>
-      </w:r>
-      <w:r>
-        <w:rPr>
-          <w:color w:val="000000" w:themeColor="text1"/>
-        </w:rPr>
-        <w:t xml:space="preserve"> Complete weekly PBL log (if longer than Table 3.1) and mentor sign-offs.</w:t>
+        <w:t>A.2 Complete weekly PBL log (if longer than Table 3.1) and mentor sign-offs.</w:t>
       </w:r>
     </w:p>
     <w:p>
@@ -15206,17 +10723,9 @@
           <w:color w:val="000000" w:themeColor="text1"/>
         </w:rPr>
       </w:pPr>
-      <w:bookmarkStart w:id="29" w:name="_Toc239322072"/>
-      <w:r>
-        <w:rPr>
-          <w:rFonts w:ascii="Times New Roman" w:hAnsi="Times New Roman" w:cs="Times New Roman"/>
-          <w:b/>
-          <w:bCs/>
-          <w:color w:val="000000" w:themeColor="text1"/>
-        </w:rPr>
+      <w:r>
         <w:t>A.3 Self and Peer Assessment</w:t>
       </w:r>
-      <w:bookmarkEnd w:id="29"/>
     </w:p>
     <w:p>
       <w:pPr>
@@ -15229,13 +10738,6 @@
         </w:rPr>
       </w:pPr>
       <w:r>
-        <w:rPr>
-          <w:i/>
-          <w:iCs/>
-          <w:color w:val="000000" w:themeColor="text1"/>
-          <w:sz w:val="21"/>
-          <w:szCs w:val="21"/>
-        </w:rPr>
         <w:t>Guidance: Many PBL courses require each member to rate their own and teammates' contribution — keep this in the appendix, not the main chapters.</w:t>
       </w:r>
     </w:p>
